--- a/Final Project/Neural_Engineering_Sp26_Team3_Final_Report.docx
+++ b/Final Project/Neural_Engineering_Sp26_Team3_Final_Report.docx
@@ -48,7 +48,7 @@
       <w:bookmarkEnd w:id="0"/>
       <w:r>
         <w:rPr>
-          <w:color w:val="000000"/>
+          <w:color w:val="000000" w:themeColor="text1"/>
           <w:sz w:val="22"/>
           <w:szCs w:val="22"/>
         </w:rPr>
@@ -56,7 +56,7 @@
       </w:r>
       <w:r>
         <w:rPr>
-          <w:color w:val="000000"/>
+          <w:color w:val="000000" w:themeColor="text1"/>
           <w:sz w:val="22"/>
           <w:szCs w:val="22"/>
         </w:rPr>
@@ -65,7 +65,8 @@
       <w:r>
         <w:rPr>
           <w:i/>
-          <w:color w:val="000000"/>
+          <w:iCs/>
+          <w:color w:val="000000" w:themeColor="text1"/>
           <w:sz w:val="22"/>
           <w:szCs w:val="22"/>
         </w:rPr>
@@ -73,7 +74,7 @@
       </w:r>
       <w:r>
         <w:rPr>
-          <w:color w:val="000000"/>
+          <w:color w:val="000000" w:themeColor="text1"/>
           <w:sz w:val="22"/>
           <w:szCs w:val="22"/>
         </w:rPr>
@@ -81,76 +82,137 @@
       </w:r>
       <w:r>
         <w:rPr>
-          <w:color w:val="000000"/>
+          <w:color w:val="000000" w:themeColor="text1"/>
           <w:sz w:val="22"/>
           <w:szCs w:val="22"/>
         </w:rPr>
-        <w:t xml:space="preserve">Kailash Boggaram, </w:t>
-      </w:r>
-      <w:r>
-        <w:rPr>
-          <w:i/>
-          <w:color w:val="000000"/>
+        <w:t>Kailas</w:t>
+      </w:r>
+      <w:r>
+        <w:rPr>
+          <w:color w:val="000000" w:themeColor="text1"/>
           <w:sz w:val="22"/>
           <w:szCs w:val="22"/>
         </w:rPr>
-        <w:t xml:space="preserve">BSECE, UT Austin, </w:t>
-      </w:r>
-      <w:r>
-        <w:rPr>
-          <w:color w:val="000000"/>
+        <w:t>adatta</w:t>
+      </w:r>
+      <w:r>
+        <w:rPr>
+          <w:color w:val="000000" w:themeColor="text1"/>
           <w:sz w:val="22"/>
           <w:szCs w:val="22"/>
         </w:rPr>
-        <w:t xml:space="preserve">Sean Omodon, </w:t>
+        <w:t xml:space="preserve"> Boggaram, </w:t>
       </w:r>
       <w:r>
         <w:rPr>
           <w:i/>
-          <w:color w:val="000000"/>
+          <w:iCs/>
+          <w:color w:val="000000" w:themeColor="text1"/>
           <w:sz w:val="22"/>
           <w:szCs w:val="22"/>
         </w:rPr>
-        <w:t>BSBME, UT Austin, Leelai Teshome</w:t>
-      </w:r>
-      <w:r>
-        <w:rPr>
-          <w:color w:val="000000"/>
+        <w:t>BSECE</w:t>
+      </w:r>
+      <w:r>
+        <w:rPr>
+          <w:i/>
+          <w:iCs/>
+          <w:color w:val="000000" w:themeColor="text1"/>
           <w:sz w:val="22"/>
           <w:szCs w:val="22"/>
         </w:rPr>
-        <w:t xml:space="preserve">, </w:t>
+        <w:t xml:space="preserve"> +</w:t>
       </w:r>
       <w:r>
         <w:rPr>
           <w:i/>
-          <w:color w:val="000000"/>
+          <w:iCs/>
+          <w:color w:val="000000" w:themeColor="text1"/>
           <w:sz w:val="22"/>
           <w:szCs w:val="22"/>
         </w:rPr>
+        <w:t xml:space="preserve"> </w:t>
+      </w:r>
+      <w:r>
+        <w:rPr>
+          <w:i/>
+          <w:iCs/>
+          <w:color w:val="000000" w:themeColor="text1"/>
+          <w:sz w:val="22"/>
+          <w:szCs w:val="22"/>
+        </w:rPr>
+        <w:t>BS</w:t>
+      </w:r>
+      <w:r>
+        <w:rPr>
+          <w:i/>
+          <w:iCs/>
+          <w:color w:val="000000" w:themeColor="text1"/>
+          <w:sz w:val="22"/>
+          <w:szCs w:val="22"/>
+        </w:rPr>
+        <w:t>N</w:t>
+      </w:r>
+      <w:r>
+        <w:rPr>
+          <w:i/>
+          <w:iCs/>
+          <w:color w:val="000000" w:themeColor="text1"/>
+          <w:sz w:val="22"/>
+          <w:szCs w:val="22"/>
+        </w:rPr>
+        <w:t>euroscience</w:t>
+      </w:r>
+      <w:r>
+        <w:rPr>
+          <w:i/>
+          <w:iCs/>
+          <w:color w:val="000000" w:themeColor="text1"/>
+          <w:sz w:val="22"/>
+          <w:szCs w:val="22"/>
+        </w:rPr>
+        <w:t xml:space="preserve">, UT Austin, </w:t>
+      </w:r>
+      <w:r>
+        <w:rPr>
+          <w:color w:val="000000" w:themeColor="text1"/>
+          <w:sz w:val="22"/>
+          <w:szCs w:val="22"/>
+        </w:rPr>
+        <w:t xml:space="preserve">Sean Omodon, </w:t>
+      </w:r>
+      <w:r>
+        <w:rPr>
+          <w:i/>
+          <w:iCs/>
+          <w:color w:val="000000" w:themeColor="text1"/>
+          <w:sz w:val="22"/>
+          <w:szCs w:val="22"/>
+        </w:rPr>
+        <w:t>BSBME, UT Austin, Leelai Teshome</w:t>
+      </w:r>
+      <w:r>
+        <w:rPr>
+          <w:color w:val="000000" w:themeColor="text1"/>
+          <w:sz w:val="22"/>
+          <w:szCs w:val="22"/>
+        </w:rPr>
+        <w:t xml:space="preserve">, </w:t>
+      </w:r>
+      <w:r>
+        <w:rPr>
+          <w:i/>
+          <w:iCs/>
+          <w:color w:val="000000" w:themeColor="text1"/>
+          <w:sz w:val="22"/>
+          <w:szCs w:val="22"/>
+        </w:rPr>
         <w:t>BSECE, UT Austin</w:t>
       </w:r>
-    </w:p>
-    <w:p>
-      <w:pPr>
-        <w:pBdr>
-          <w:top w:val="nil"/>
-          <w:left w:val="nil"/>
-          <w:bottom w:val="nil"/>
-          <w:right w:val="nil"/>
-          <w:between w:val="nil"/>
-        </w:pBdr>
-        <w:spacing w:after="320"/>
-        <w:ind w:firstLine="202"/>
-        <w:jc w:val="both"/>
-        <w:rPr>
-          <w:b/>
-          <w:i/>
-          <w:color w:val="000000"/>
-          <w:sz w:val="18"/>
-          <w:szCs w:val="18"/>
-        </w:rPr>
-      </w:pPr>
+      <w:r>
+        <w:tab/>
+      </w:r>
     </w:p>
     <w:p>
       <w:pPr>
@@ -162,7 +224,6 @@
           <w:between w:val="nil"/>
         </w:pBdr>
         <w:spacing w:before="20" w:after="320"/>
-        <w:ind w:firstLine="202"/>
         <w:jc w:val="both"/>
         <w:rPr>
           <w:b/>
@@ -192,15 +253,6 @@
           <w:szCs w:val="18"/>
         </w:rPr>
       </w:pPr>
-      <w:r>
-        <w:rPr>
-          <w:rFonts w:ascii="Times" w:hAnsi="Times"/>
-          <w:sz w:val="18"/>
-          <w:szCs w:val="18"/>
-        </w:rPr>
-        <w:footnoteReference w:customMarkFollows="1" w:id="1"/>
-        <w:sym w:font="Symbol" w:char="F020"/>
-      </w:r>
     </w:p>
     <w:p>
       <w:pPr>
@@ -213,9 +265,9 @@
         </w:pBdr>
         <w:spacing w:before="20"/>
         <w:ind w:firstLine="202"/>
-        <w:jc w:val="both"/>
-        <w:rPr>
-          <w:b/>
+        <w:rPr>
+          <w:b/>
+          <w:bCs/>
           <w:color w:val="000000"/>
           <w:sz w:val="18"/>
           <w:szCs w:val="18"/>
@@ -224,8 +276,10 @@
       <w:r>
         <w:rPr>
           <w:b/>
+          <w:bCs/>
           <w:i/>
-          <w:color w:val="000000"/>
+          <w:iCs/>
+          <w:color w:val="000000" w:themeColor="text1"/>
           <w:sz w:val="18"/>
           <w:szCs w:val="18"/>
         </w:rPr>
@@ -234,7 +288,8 @@
       <w:r>
         <w:rPr>
           <w:b/>
-          <w:color w:val="000000"/>
+          <w:bCs/>
+          <w:color w:val="000000" w:themeColor="text1"/>
           <w:sz w:val="18"/>
           <w:szCs w:val="18"/>
         </w:rPr>
@@ -243,6 +298,7 @@
       <w:r>
         <w:rPr>
           <w:b/>
+          <w:bCs/>
           <w:sz w:val="18"/>
           <w:szCs w:val="18"/>
         </w:rPr>
@@ -251,6 +307,7 @@
       <w:r>
         <w:rPr>
           <w:b/>
+          <w:bCs/>
           <w:sz w:val="18"/>
           <w:szCs w:val="18"/>
         </w:rPr>
@@ -259,6 +316,7 @@
       <w:r>
         <w:rPr>
           <w:b/>
+          <w:bCs/>
           <w:sz w:val="18"/>
           <w:szCs w:val="18"/>
         </w:rPr>
@@ -267,6 +325,7 @@
       <w:r>
         <w:rPr>
           <w:b/>
+          <w:bCs/>
           <w:sz w:val="18"/>
           <w:szCs w:val="18"/>
         </w:rPr>
@@ -275,6 +334,7 @@
       <w:r>
         <w:rPr>
           <w:b/>
+          <w:bCs/>
           <w:sz w:val="18"/>
           <w:szCs w:val="18"/>
         </w:rPr>
@@ -283,6 +343,7 @@
       <w:r>
         <w:rPr>
           <w:b/>
+          <w:bCs/>
           <w:sz w:val="18"/>
           <w:szCs w:val="18"/>
         </w:rPr>
@@ -291,6 +352,7 @@
       <w:r>
         <w:rPr>
           <w:b/>
+          <w:bCs/>
           <w:sz w:val="18"/>
           <w:szCs w:val="18"/>
         </w:rPr>
@@ -299,6 +361,7 @@
       <w:r>
         <w:rPr>
           <w:b/>
+          <w:bCs/>
           <w:sz w:val="18"/>
           <w:szCs w:val="18"/>
         </w:rPr>
@@ -307,6 +370,7 @@
       <w:r>
         <w:rPr>
           <w:b/>
+          <w:bCs/>
           <w:sz w:val="18"/>
           <w:szCs w:val="18"/>
         </w:rPr>
@@ -315,6 +379,7 @@
       <w:r>
         <w:rPr>
           <w:b/>
+          <w:bCs/>
           <w:sz w:val="18"/>
           <w:szCs w:val="18"/>
         </w:rPr>
@@ -323,6 +388,7 @@
       <w:r>
         <w:rPr>
           <w:b/>
+          <w:bCs/>
           <w:sz w:val="18"/>
           <w:szCs w:val="18"/>
         </w:rPr>
@@ -331,6 +397,7 @@
       <w:r>
         <w:rPr>
           <w:b/>
+          <w:bCs/>
           <w:sz w:val="18"/>
           <w:szCs w:val="18"/>
         </w:rPr>
@@ -339,6 +406,7 @@
       <w:r>
         <w:rPr>
           <w:b/>
+          <w:bCs/>
           <w:sz w:val="18"/>
           <w:szCs w:val="18"/>
         </w:rPr>
@@ -347,6 +415,7 @@
       <w:r>
         <w:rPr>
           <w:b/>
+          <w:bCs/>
           <w:sz w:val="18"/>
           <w:szCs w:val="18"/>
         </w:rPr>
@@ -355,6 +424,7 @@
       <w:r>
         <w:rPr>
           <w:b/>
+          <w:bCs/>
           <w:sz w:val="18"/>
           <w:szCs w:val="18"/>
         </w:rPr>
@@ -363,6 +433,7 @@
       <w:r>
         <w:rPr>
           <w:b/>
+          <w:bCs/>
           <w:sz w:val="18"/>
           <w:szCs w:val="18"/>
         </w:rPr>
@@ -371,6 +442,7 @@
       <w:r>
         <w:rPr>
           <w:b/>
+          <w:bCs/>
           <w:sz w:val="18"/>
           <w:szCs w:val="18"/>
         </w:rPr>
@@ -379,6 +451,7 @@
       <w:r>
         <w:rPr>
           <w:b/>
+          <w:bCs/>
           <w:sz w:val="18"/>
           <w:szCs w:val="18"/>
         </w:rPr>
@@ -387,6 +460,7 @@
       <w:r>
         <w:rPr>
           <w:b/>
+          <w:bCs/>
           <w:sz w:val="18"/>
           <w:szCs w:val="18"/>
         </w:rPr>
@@ -395,6 +469,7 @@
       <w:r>
         <w:rPr>
           <w:b/>
+          <w:bCs/>
           <w:sz w:val="18"/>
           <w:szCs w:val="18"/>
         </w:rPr>
@@ -403,6 +478,7 @@
       <w:r>
         <w:rPr>
           <w:b/>
+          <w:bCs/>
           <w:sz w:val="18"/>
           <w:szCs w:val="18"/>
         </w:rPr>
@@ -411,6 +487,7 @@
       <w:r>
         <w:rPr>
           <w:b/>
+          <w:bCs/>
           <w:sz w:val="18"/>
           <w:szCs w:val="18"/>
         </w:rPr>
@@ -419,6 +496,7 @@
       <w:r>
         <w:rPr>
           <w:b/>
+          <w:bCs/>
           <w:sz w:val="18"/>
           <w:szCs w:val="18"/>
         </w:rPr>
@@ -427,6 +505,7 @@
       <w:r>
         <w:rPr>
           <w:b/>
+          <w:bCs/>
           <w:sz w:val="18"/>
           <w:szCs w:val="18"/>
         </w:rPr>
@@ -435,6 +514,7 @@
       <w:r>
         <w:rPr>
           <w:b/>
+          <w:bCs/>
           <w:sz w:val="18"/>
           <w:szCs w:val="18"/>
         </w:rPr>
@@ -443,6 +523,7 @@
       <w:r>
         <w:rPr>
           <w:b/>
+          <w:bCs/>
           <w:sz w:val="18"/>
           <w:szCs w:val="18"/>
         </w:rPr>
@@ -451,6 +532,7 @@
       <w:r>
         <w:rPr>
           <w:b/>
+          <w:bCs/>
           <w:sz w:val="18"/>
           <w:szCs w:val="18"/>
         </w:rPr>
@@ -459,22 +541,79 @@
       <w:r>
         <w:rPr>
           <w:b/>
-          <w:sz w:val="18"/>
-          <w:szCs w:val="18"/>
-        </w:rPr>
-        <w:t xml:space="preserve">overall classification performance using FES versus no-FES while keeping the setup the exact same </w:t>
-      </w:r>
-      <w:r>
-        <w:rPr>
-          <w:b/>
-          <w:sz w:val="18"/>
-          <w:szCs w:val="18"/>
-        </w:rPr>
-        <w:t>for calibration and all online trials</w:t>
-      </w:r>
-      <w:r>
-        <w:rPr>
-          <w:b/>
+          <w:bCs/>
+          <w:sz w:val="18"/>
+          <w:szCs w:val="18"/>
+        </w:rPr>
+        <w:t xml:space="preserve">overall classification performance using FES </w:t>
+      </w:r>
+      <w:r>
+        <w:rPr>
+          <w:b/>
+          <w:bCs/>
+          <w:sz w:val="18"/>
+          <w:szCs w:val="18"/>
+        </w:rPr>
+        <w:t xml:space="preserve">as opposed to </w:t>
+      </w:r>
+      <w:r>
+        <w:rPr>
+          <w:b/>
+          <w:bCs/>
+          <w:sz w:val="18"/>
+          <w:szCs w:val="18"/>
+        </w:rPr>
+        <w:t>no</w:t>
+      </w:r>
+      <w:r>
+        <w:rPr>
+          <w:b/>
+          <w:bCs/>
+          <w:sz w:val="18"/>
+          <w:szCs w:val="18"/>
+        </w:rPr>
+        <w:t xml:space="preserve">t using </w:t>
+      </w:r>
+      <w:r>
+        <w:rPr>
+          <w:b/>
+          <w:bCs/>
+          <w:sz w:val="18"/>
+          <w:szCs w:val="18"/>
+        </w:rPr>
+        <w:t xml:space="preserve">FES while keeping the setup the exact same </w:t>
+      </w:r>
+      <w:r>
+        <w:rPr>
+          <w:b/>
+          <w:bCs/>
+          <w:sz w:val="18"/>
+          <w:szCs w:val="18"/>
+        </w:rPr>
+        <w:t xml:space="preserve">for calibration and </w:t>
+      </w:r>
+      <w:r>
+        <w:rPr>
+          <w:b/>
+          <w:bCs/>
+          <w:sz w:val="18"/>
+          <w:szCs w:val="18"/>
+        </w:rPr>
+        <w:t>subsequent</w:t>
+      </w:r>
+      <w:r>
+        <w:rPr>
+          <w:b/>
+          <w:bCs/>
+          <w:sz w:val="18"/>
+          <w:szCs w:val="18"/>
+        </w:rPr>
+        <w:t xml:space="preserve"> online trials</w:t>
+      </w:r>
+      <w:r>
+        <w:rPr>
+          <w:b/>
+          <w:bCs/>
           <w:sz w:val="18"/>
           <w:szCs w:val="18"/>
         </w:rPr>
@@ -483,6 +622,7 @@
       <w:r>
         <w:rPr>
           <w:b/>
+          <w:bCs/>
           <w:sz w:val="18"/>
           <w:szCs w:val="18"/>
         </w:rPr>
@@ -491,6 +631,7 @@
       <w:r>
         <w:rPr>
           <w:b/>
+          <w:bCs/>
           <w:sz w:val="18"/>
           <w:szCs w:val="18"/>
         </w:rPr>
@@ -499,6 +640,7 @@
       <w:r>
         <w:rPr>
           <w:b/>
+          <w:bCs/>
           <w:sz w:val="18"/>
           <w:szCs w:val="18"/>
         </w:rPr>
@@ -507,14 +649,34 @@
       <w:r>
         <w:rPr>
           <w:b/>
-          <w:sz w:val="18"/>
-          <w:szCs w:val="18"/>
-        </w:rPr>
-        <w:t>regardless of whether it was used during offline calibration.</w:t>
-      </w:r>
-      <w:r>
-        <w:rPr>
-          <w:b/>
+          <w:bCs/>
+          <w:sz w:val="18"/>
+          <w:szCs w:val="18"/>
+        </w:rPr>
+        <w:t xml:space="preserve">regardless of whether it was </w:t>
+      </w:r>
+      <w:r>
+        <w:rPr>
+          <w:b/>
+          <w:bCs/>
+          <w:sz w:val="18"/>
+          <w:szCs w:val="18"/>
+        </w:rPr>
+        <w:t>applied</w:t>
+      </w:r>
+      <w:r>
+        <w:rPr>
+          <w:b/>
+          <w:bCs/>
+          <w:sz w:val="18"/>
+          <w:szCs w:val="18"/>
+        </w:rPr>
+        <w:t xml:space="preserve"> during offline calibration.</w:t>
+      </w:r>
+      <w:r>
+        <w:rPr>
+          <w:b/>
+          <w:bCs/>
           <w:sz w:val="18"/>
           <w:szCs w:val="18"/>
         </w:rPr>
@@ -523,6 +685,7 @@
       <w:r>
         <w:rPr>
           <w:b/>
+          <w:bCs/>
           <w:sz w:val="18"/>
           <w:szCs w:val="18"/>
         </w:rPr>
@@ -531,6 +694,7 @@
       <w:r>
         <w:rPr>
           <w:b/>
+          <w:bCs/>
           <w:sz w:val="18"/>
           <w:szCs w:val="18"/>
         </w:rPr>
@@ -539,6 +703,7 @@
       <w:r>
         <w:rPr>
           <w:b/>
+          <w:bCs/>
           <w:sz w:val="18"/>
           <w:szCs w:val="18"/>
         </w:rPr>
@@ -547,6 +712,7 @@
       <w:r>
         <w:rPr>
           <w:b/>
+          <w:bCs/>
           <w:sz w:val="18"/>
           <w:szCs w:val="18"/>
         </w:rPr>
@@ -555,6 +721,7 @@
       <w:r>
         <w:rPr>
           <w:b/>
+          <w:bCs/>
           <w:sz w:val="18"/>
           <w:szCs w:val="18"/>
         </w:rPr>
@@ -563,6 +730,7 @@
       <w:r>
         <w:rPr>
           <w:b/>
+          <w:bCs/>
           <w:sz w:val="18"/>
           <w:szCs w:val="18"/>
         </w:rPr>
@@ -571,6 +739,7 @@
       <w:r>
         <w:rPr>
           <w:b/>
+          <w:bCs/>
           <w:sz w:val="18"/>
           <w:szCs w:val="18"/>
         </w:rPr>
@@ -579,6 +748,7 @@
       <w:r>
         <w:rPr>
           <w:b/>
+          <w:bCs/>
           <w:sz w:val="18"/>
           <w:szCs w:val="18"/>
         </w:rPr>
@@ -587,6 +757,7 @@
       <w:r>
         <w:rPr>
           <w:b/>
+          <w:bCs/>
           <w:sz w:val="18"/>
           <w:szCs w:val="18"/>
         </w:rPr>
@@ -595,6 +766,7 @@
       <w:r>
         <w:rPr>
           <w:b/>
+          <w:bCs/>
           <w:sz w:val="18"/>
           <w:szCs w:val="18"/>
         </w:rPr>
@@ -603,6 +775,7 @@
       <w:r>
         <w:rPr>
           <w:b/>
+          <w:bCs/>
           <w:sz w:val="18"/>
           <w:szCs w:val="18"/>
         </w:rPr>
@@ -611,6 +784,7 @@
       <w:r>
         <w:rPr>
           <w:b/>
+          <w:bCs/>
           <w:sz w:val="18"/>
           <w:szCs w:val="18"/>
         </w:rPr>
@@ -619,6 +793,7 @@
       <w:r>
         <w:rPr>
           <w:b/>
+          <w:bCs/>
           <w:sz w:val="18"/>
           <w:szCs w:val="18"/>
         </w:rPr>
@@ -627,6 +802,7 @@
       <w:r>
         <w:rPr>
           <w:b/>
+          <w:bCs/>
           <w:sz w:val="18"/>
           <w:szCs w:val="18"/>
         </w:rPr>
@@ -635,6 +811,7 @@
       <w:r>
         <w:rPr>
           <w:b/>
+          <w:bCs/>
           <w:sz w:val="18"/>
           <w:szCs w:val="18"/>
         </w:rPr>
@@ -643,6 +820,7 @@
       <w:r>
         <w:rPr>
           <w:b/>
+          <w:bCs/>
           <w:sz w:val="18"/>
           <w:szCs w:val="18"/>
         </w:rPr>
@@ -651,6 +829,7 @@
       <w:r>
         <w:rPr>
           <w:b/>
+          <w:bCs/>
           <w:sz w:val="18"/>
           <w:szCs w:val="18"/>
         </w:rPr>
@@ -659,6 +838,7 @@
       <w:r>
         <w:rPr>
           <w:b/>
+          <w:bCs/>
           <w:sz w:val="18"/>
           <w:szCs w:val="18"/>
         </w:rPr>
@@ -667,6 +847,7 @@
       <w:r>
         <w:rPr>
           <w:b/>
+          <w:bCs/>
           <w:sz w:val="18"/>
           <w:szCs w:val="18"/>
         </w:rPr>
@@ -675,6 +856,7 @@
       <w:r>
         <w:rPr>
           <w:b/>
+          <w:bCs/>
           <w:sz w:val="18"/>
           <w:szCs w:val="18"/>
         </w:rPr>
@@ -683,6 +865,7 @@
       <w:r>
         <w:rPr>
           <w:b/>
+          <w:bCs/>
           <w:sz w:val="18"/>
           <w:szCs w:val="18"/>
         </w:rPr>
@@ -691,6 +874,7 @@
       <w:r>
         <w:rPr>
           <w:b/>
+          <w:bCs/>
           <w:sz w:val="18"/>
           <w:szCs w:val="18"/>
         </w:rPr>
@@ -699,6 +883,7 @@
       <w:r>
         <w:rPr>
           <w:b/>
+          <w:bCs/>
           <w:sz w:val="18"/>
           <w:szCs w:val="18"/>
         </w:rPr>
@@ -707,6 +892,7 @@
       <w:r>
         <w:rPr>
           <w:b/>
+          <w:bCs/>
           <w:sz w:val="18"/>
           <w:szCs w:val="18"/>
         </w:rPr>
@@ -715,6 +901,7 @@
       <w:r>
         <w:rPr>
           <w:b/>
+          <w:bCs/>
           <w:sz w:val="18"/>
           <w:szCs w:val="18"/>
         </w:rPr>
@@ -723,6 +910,7 @@
       <w:r>
         <w:rPr>
           <w:b/>
+          <w:bCs/>
           <w:sz w:val="18"/>
           <w:szCs w:val="18"/>
         </w:rPr>
@@ -731,6 +919,7 @@
       <w:r>
         <w:rPr>
           <w:b/>
+          <w:bCs/>
           <w:sz w:val="18"/>
           <w:szCs w:val="18"/>
         </w:rPr>
@@ -739,6 +928,7 @@
       <w:r>
         <w:rPr>
           <w:b/>
+          <w:bCs/>
           <w:sz w:val="18"/>
           <w:szCs w:val="18"/>
         </w:rPr>
@@ -747,6 +937,7 @@
       <w:r>
         <w:rPr>
           <w:b/>
+          <w:bCs/>
           <w:sz w:val="18"/>
           <w:szCs w:val="18"/>
         </w:rPr>
@@ -755,6 +946,7 @@
       <w:r>
         <w:rPr>
           <w:b/>
+          <w:bCs/>
           <w:sz w:val="18"/>
           <w:szCs w:val="18"/>
         </w:rPr>
@@ -763,6 +955,7 @@
       <w:r>
         <w:rPr>
           <w:b/>
+          <w:bCs/>
           <w:sz w:val="18"/>
           <w:szCs w:val="18"/>
         </w:rPr>
@@ -771,6 +964,7 @@
       <w:r>
         <w:rPr>
           <w:b/>
+          <w:bCs/>
           <w:sz w:val="18"/>
           <w:szCs w:val="18"/>
         </w:rPr>
@@ -779,14 +973,7 @@
       <w:r>
         <w:rPr>
           <w:b/>
-          <w:sz w:val="18"/>
-          <w:szCs w:val="18"/>
-        </w:rPr>
-        <w:t xml:space="preserve">, which </w:t>
-      </w:r>
-      <w:r>
-        <w:rPr>
-          <w:b/>
+          <w:bCs/>
           <w:sz w:val="18"/>
           <w:szCs w:val="18"/>
         </w:rPr>
@@ -795,6 +982,7 @@
       <w:r>
         <w:rPr>
           <w:b/>
+          <w:bCs/>
           <w:sz w:val="18"/>
           <w:szCs w:val="18"/>
         </w:rPr>
@@ -803,6 +991,7 @@
       <w:r>
         <w:rPr>
           <w:b/>
+          <w:bCs/>
           <w:sz w:val="18"/>
           <w:szCs w:val="18"/>
         </w:rPr>
@@ -811,6 +1000,7 @@
       <w:r>
         <w:rPr>
           <w:b/>
+          <w:bCs/>
           <w:sz w:val="18"/>
           <w:szCs w:val="18"/>
         </w:rPr>
@@ -819,6 +1009,7 @@
       <w:r>
         <w:rPr>
           <w:b/>
+          <w:bCs/>
           <w:sz w:val="18"/>
           <w:szCs w:val="18"/>
         </w:rPr>
@@ -827,6 +1018,7 @@
       <w:r>
         <w:rPr>
           <w:b/>
+          <w:bCs/>
           <w:sz w:val="18"/>
           <w:szCs w:val="18"/>
         </w:rPr>
@@ -835,6 +1027,7 @@
       <w:r>
         <w:rPr>
           <w:b/>
+          <w:bCs/>
           <w:sz w:val="18"/>
           <w:szCs w:val="18"/>
         </w:rPr>
@@ -843,6 +1036,7 @@
       <w:r>
         <w:rPr>
           <w:b/>
+          <w:bCs/>
           <w:sz w:val="18"/>
           <w:szCs w:val="18"/>
         </w:rPr>
@@ -851,6 +1045,7 @@
       <w:r>
         <w:rPr>
           <w:b/>
+          <w:bCs/>
           <w:sz w:val="18"/>
           <w:szCs w:val="18"/>
         </w:rPr>
@@ -859,6 +1054,7 @@
       <w:r>
         <w:rPr>
           <w:b/>
+          <w:bCs/>
           <w:sz w:val="18"/>
           <w:szCs w:val="18"/>
         </w:rPr>
@@ -867,6 +1063,7 @@
       <w:r>
         <w:rPr>
           <w:b/>
+          <w:bCs/>
           <w:sz w:val="18"/>
           <w:szCs w:val="18"/>
         </w:rPr>
@@ -875,6 +1072,7 @@
       <w:r>
         <w:rPr>
           <w:b/>
+          <w:bCs/>
           <w:sz w:val="18"/>
           <w:szCs w:val="18"/>
         </w:rPr>
@@ -883,6 +1081,7 @@
       <w:r>
         <w:rPr>
           <w:b/>
+          <w:bCs/>
           <w:sz w:val="18"/>
           <w:szCs w:val="18"/>
         </w:rPr>
@@ -891,6 +1090,7 @@
       <w:r>
         <w:rPr>
           <w:b/>
+          <w:bCs/>
           <w:sz w:val="18"/>
           <w:szCs w:val="18"/>
         </w:rPr>
@@ -899,6 +1099,7 @@
       <w:r>
         <w:rPr>
           <w:b/>
+          <w:bCs/>
           <w:sz w:val="18"/>
           <w:szCs w:val="18"/>
         </w:rPr>
@@ -907,6 +1108,7 @@
       <w:r>
         <w:rPr>
           <w:b/>
+          <w:bCs/>
           <w:sz w:val="18"/>
           <w:szCs w:val="18"/>
         </w:rPr>
@@ -915,6 +1117,7 @@
       <w:r>
         <w:rPr>
           <w:b/>
+          <w:bCs/>
           <w:sz w:val="18"/>
           <w:szCs w:val="18"/>
         </w:rPr>
@@ -923,6 +1126,7 @@
       <w:r>
         <w:rPr>
           <w:b/>
+          <w:bCs/>
           <w:sz w:val="18"/>
           <w:szCs w:val="18"/>
         </w:rPr>
@@ -931,6 +1135,7 @@
       <w:r>
         <w:rPr>
           <w:b/>
+          <w:bCs/>
           <w:sz w:val="18"/>
           <w:szCs w:val="18"/>
         </w:rPr>
@@ -939,6 +1144,7 @@
       <w:r>
         <w:rPr>
           <w:b/>
+          <w:bCs/>
           <w:sz w:val="18"/>
           <w:szCs w:val="18"/>
         </w:rPr>
@@ -947,6 +1153,7 @@
       <w:r>
         <w:rPr>
           <w:b/>
+          <w:bCs/>
           <w:sz w:val="18"/>
           <w:szCs w:val="18"/>
         </w:rPr>
@@ -955,6 +1162,7 @@
       <w:r>
         <w:rPr>
           <w:b/>
+          <w:bCs/>
           <w:sz w:val="18"/>
           <w:szCs w:val="18"/>
         </w:rPr>
@@ -963,6 +1171,7 @@
       <w:r>
         <w:rPr>
           <w:b/>
+          <w:bCs/>
           <w:sz w:val="18"/>
           <w:szCs w:val="18"/>
         </w:rPr>
@@ -1169,15 +1378,214 @@
     </w:p>
     <w:p>
       <w:pPr>
+        <w:jc w:val="both"/>
+        <w:rPr>
+          <w:b/>
+          <w:bCs/>
+          <w:sz w:val="18"/>
+          <w:szCs w:val="18"/>
+        </w:rPr>
+      </w:pPr>
+    </w:p>
+    <w:p>
+      <w:pPr>
+        <w:ind w:firstLine="202"/>
+        <w:jc w:val="both"/>
+      </w:pPr>
+      <w:r>
+        <w:rPr>
+          <w:color w:val="000000" w:themeColor="text1"/>
+          <w:sz w:val="16"/>
+          <w:szCs w:val="16"/>
+        </w:rPr>
+        <w:t>This work was supported by Dr. José del R. Millán, Arman Paydarfar, and the CNBI Lab.</w:t>
+      </w:r>
+    </w:p>
+    <w:p>
+      <w:pPr>
+        <w:ind w:firstLine="202"/>
+        <w:jc w:val="both"/>
+      </w:pPr>
+      <w:r>
+        <w:rPr>
+          <w:color w:val="000000" w:themeColor="text1"/>
+          <w:sz w:val="16"/>
+          <w:szCs w:val="16"/>
+        </w:rPr>
+        <w:t xml:space="preserve">Aditya S. Pulipaka is with the Department of Electrical and Computer Engineering, The University of Texas at Austin, Austin, TX 78712 USA (e-mail: </w:t>
+      </w:r>
+      <w:hyperlink r:id="rId13">
+        <w:r>
+          <w:rPr>
+            <w:rStyle w:val="Hyperlink"/>
+            <w:sz w:val="16"/>
+            <w:szCs w:val="16"/>
+          </w:rPr>
+          <w:t>adipu@utexas.edu</w:t>
+        </w:r>
+      </w:hyperlink>
+      <w:r>
+        <w:rPr>
+          <w:color w:val="000000" w:themeColor="text1"/>
+          <w:sz w:val="16"/>
+          <w:szCs w:val="16"/>
+        </w:rPr>
+        <w:t>).</w:t>
+      </w:r>
+    </w:p>
+    <w:p>
+      <w:pPr>
+        <w:ind w:firstLine="202"/>
+        <w:jc w:val="both"/>
+      </w:pPr>
+      <w:r>
+        <w:rPr>
+          <w:color w:val="000000" w:themeColor="text1"/>
+          <w:sz w:val="16"/>
+          <w:szCs w:val="16"/>
+        </w:rPr>
+        <w:t>Kailas</w:t>
+      </w:r>
+      <w:r>
+        <w:rPr>
+          <w:color w:val="000000" w:themeColor="text1"/>
+          <w:sz w:val="16"/>
+          <w:szCs w:val="16"/>
+        </w:rPr>
+        <w:t>adatta</w:t>
+      </w:r>
+      <w:r>
+        <w:rPr>
+          <w:color w:val="000000" w:themeColor="text1"/>
+          <w:sz w:val="16"/>
+          <w:szCs w:val="16"/>
+        </w:rPr>
+        <w:t xml:space="preserve"> Boggaram is with the Department of Electrical and Computer Engineering, The University of Texas at Austin, Austin, TX 78712 USA (e-mail: </w:t>
+      </w:r>
+      <w:hyperlink r:id="rId14" w:history="1">
+        <w:r>
+          <w:rPr>
+            <w:rStyle w:val="Hyperlink"/>
+            <w:sz w:val="16"/>
+            <w:szCs w:val="16"/>
+          </w:rPr>
+          <w:t>kb46242@eid.utexas.edu</w:t>
+        </w:r>
+      </w:hyperlink>
+      <w:r>
+        <w:rPr>
+          <w:color w:val="000000" w:themeColor="text1"/>
+          <w:sz w:val="16"/>
+          <w:szCs w:val="16"/>
+        </w:rPr>
+        <w:t>).</w:t>
+      </w:r>
+    </w:p>
+    <w:p>
+      <w:pPr>
+        <w:ind w:firstLine="202"/>
+        <w:jc w:val="both"/>
+      </w:pPr>
+      <w:r>
+        <w:rPr>
+          <w:color w:val="000000" w:themeColor="text1"/>
+          <w:sz w:val="16"/>
+          <w:szCs w:val="16"/>
+        </w:rPr>
+        <w:t>Leelai Teshome is with the Department of Electrical and Computer Engineering, The University of Texas at Austin, Austin, TX 78712 USA (e-mail</w:t>
+      </w:r>
+      <w:r>
+        <w:rPr>
+          <w:color w:val="000000" w:themeColor="text1"/>
+          <w:sz w:val="16"/>
+          <w:szCs w:val="16"/>
+        </w:rPr>
+        <w:t>:</w:t>
+      </w:r>
+      <w:r>
+        <w:rPr>
+          <w:color w:val="000000" w:themeColor="text1"/>
+          <w:sz w:val="16"/>
+          <w:szCs w:val="16"/>
+        </w:rPr>
+        <w:t xml:space="preserve"> </w:t>
+      </w:r>
+      <w:hyperlink r:id="rId15">
+        <w:r>
+          <w:rPr>
+            <w:rStyle w:val="Hyperlink"/>
+            <w:sz w:val="16"/>
+            <w:szCs w:val="16"/>
+          </w:rPr>
+          <w:t>leelaiteshome@</w:t>
+        </w:r>
+        <w:r>
+          <w:rPr>
+            <w:rStyle w:val="Hyperlink"/>
+            <w:sz w:val="16"/>
+            <w:szCs w:val="16"/>
+          </w:rPr>
+          <w:t>utexas.edu</w:t>
+        </w:r>
+      </w:hyperlink>
+      <w:r>
+        <w:rPr>
+          <w:color w:val="000000" w:themeColor="text1"/>
+          <w:sz w:val="16"/>
+          <w:szCs w:val="16"/>
+        </w:rPr>
+        <w:t>).</w:t>
+      </w:r>
+    </w:p>
+    <w:p>
+      <w:pPr>
+        <w:jc w:val="both"/>
+        <w:rPr>
+          <w:sz w:val="18"/>
+          <w:szCs w:val="18"/>
+        </w:rPr>
+      </w:pPr>
+      <w:r>
+        <w:rPr>
+          <w:color w:val="000000" w:themeColor="text1"/>
+          <w:sz w:val="16"/>
+          <w:szCs w:val="16"/>
+        </w:rPr>
+        <w:t xml:space="preserve">Sean Omodon is with the Department of Biomedical Engineering, The University of Texas at Austin, Austin, TX 78712 USA (e-mail: </w:t>
+      </w:r>
+      <w:hyperlink r:id="rId16">
+        <w:r>
+          <w:rPr>
+            <w:rStyle w:val="Hyperlink"/>
+            <w:sz w:val="16"/>
+            <w:szCs w:val="16"/>
+          </w:rPr>
+          <w:t>seanomodon@utexas.edu</w:t>
+        </w:r>
+      </w:hyperlink>
+      <w:r>
+        <w:rPr>
+          <w:color w:val="000000" w:themeColor="text1"/>
+          <w:sz w:val="16"/>
+          <w:szCs w:val="16"/>
+        </w:rPr>
+        <w:t>).</w:t>
+      </w:r>
+    </w:p>
+    <w:p>
+      <w:pPr>
         <w:pStyle w:val="Heading1"/>
       </w:pPr>
       <w:r>
-        <w:t>I. INTRODUCTION</w:t>
-      </w:r>
-    </w:p>
-    <w:p>
-      <w:r>
-        <w:t>Noninvasive brain–computer interfaces (BCIs) based on electroencephalography (EEG) have become a primary modality for motor neurorehabilitation following stroke [1] or spinal cord injury [7]. Motor imagery (MI)—kinesthetic mental rehearsal of a movement without overt execution—elicits event-related desynchronization (ERD) in the mu (8–13 Hz) and beta (13–30 Hz) sensorimotor rhythms [3] that can be decoded online to drive assistive devices. Closed-loop MI-BCI training, in which successful MI imagination triggers physical feedback via a robotic orthosis, has been shown to promote lasting cortical reorganization and motor recovery [2].</w:t>
+        <w:t xml:space="preserve">I. </w:t>
+      </w:r>
+      <w:r>
+        <w:t>Introduction</w:t>
+      </w:r>
+    </w:p>
+    <w:p>
+      <w:r>
+        <w:t>Noninvasive brain–computer interfaces (BCIs) based on electroencephalography (EEG) have become a primary modality for motor neurorehabilitation following stroke [1] or spinal cord injury [7]. Motor imagery (MI)— mental rehearsal of a movement without overt execution—elicits event-related desynchronization (ERD) in the mu (8–13 Hz) and beta (13–30 Hz) sensorimotor rhythms [3] that can be decoded online to drive assistive devices. Closed-loop MI-BCI training, in which successful MI imagination triggers physical feedback via a robotic orthosis, has been shown to promote lasting cortical reorganization and motor recovery [2].</w:t>
       </w:r>
     </w:p>
     <w:p>
@@ -1187,13 +1595,61 @@
     </w:p>
     <w:p>
       <w:r>
-        <w:t xml:space="preserve">Despite this extensive existing work, whether the improvement seen in MI-BCI performance when FES is used is independent of which condition the decoder was calibrated on remains an open question. Due to FES’s role in closing the feedback loop between BCI activation, peripheral nerves, and the sensorimotor cortex, it stands to reason that FES would increase class discriminability regardless of the calibration scheme. This is because in the scenario with NoFES calibration, the ERD magnitude threshold for MI would be equal to that needed for successful NoFES online classification, and less than that needed for successful FES online </w:t>
+        <w:t xml:space="preserve">Despite this extensive existing work, whether the improvement seen in MI-BCI performance when FES is used is independent of which condition the decoder was calibrated on remains an open question. Due to FES’s role in closing the feedback loop between BCI activation, peripheral nerves, and the sensorimotor cortex, it stands to reason that FES would increase class </w:t>
+      </w:r>
+      <w:r>
+        <w:t>separation</w:t>
+      </w:r>
+      <w:r>
+        <w:t xml:space="preserve"> regardless of the calibration scheme. This is because in the scenario with NoFES calibration, the ERD magnitude </w:t>
+      </w:r>
+      <w:r>
+        <w:t xml:space="preserve">separation between </w:t>
+      </w:r>
+      <w:r>
+        <w:t xml:space="preserve">rest and </w:t>
+      </w:r>
+      <w:r>
+        <w:t xml:space="preserve">MI would be equal to that needed for successful NoFES online classification, and successful FES online </w:t>
       </w:r>
       <w:r>
         <w:t>classification</w:t>
       </w:r>
       <w:r>
-        <w:t>, meaning FES would thereby increase class discriminability. Meanwhile, calibration on FES would simply increase the ERD magnitude threshold for MI (if it is indeed simply an amplifier), meaning FES-online would still perform better than NoFES-online, considering it would be the only run capable of exceeding the MI ERD magnitude threshold.</w:t>
+        <w:t xml:space="preserve"> </w:t>
+      </w:r>
+      <w:r>
+        <w:t>will produce a greater separation</w:t>
+      </w:r>
+      <w:r>
+        <w:t xml:space="preserve">, meaning FES would thereby increase class </w:t>
+      </w:r>
+      <w:r>
+        <w:t>discriminability</w:t>
+      </w:r>
+      <w:r>
+        <w:t xml:space="preserve">. Meanwhile, calibration on FES would simply increase the ERD magnitude </w:t>
+      </w:r>
+      <w:r>
+        <w:t>separation</w:t>
+      </w:r>
+      <w:r>
+        <w:t xml:space="preserve"> for MI</w:t>
+      </w:r>
+      <w:r>
+        <w:t xml:space="preserve"> detection</w:t>
+      </w:r>
+      <w:r>
+        <w:t xml:space="preserve"> (if it is indeed simply an amplifier), meaning FES-online would still perform better than NoFES-online, considering it would be the only run capable of exceeding the MI ERD magnitude </w:t>
+      </w:r>
+      <w:r>
+        <w:t>separation</w:t>
+      </w:r>
+      <w:r>
+        <w:t xml:space="preserve"> when calibrated using FES</w:t>
+      </w:r>
+      <w:r>
+        <w:t>.</w:t>
       </w:r>
     </w:p>
     <w:p>
@@ -1219,41 +1675,23 @@
       </w:r>
     </w:p>
     <w:p>
-      <w:pPr>
-        <w:ind w:firstLine="720"/>
-      </w:pPr>
-      <w:r>
-        <w:t>Four healthy volunteers (</w:t>
-      </w:r>
-      <w:r>
-        <w:rPr>
-          <w:highlight w:val="yellow"/>
-        </w:rPr>
-        <w:t>ages [</w:t>
-      </w:r>
-      <w:r>
-        <w:rPr>
-          <w:highlight w:val="yellow"/>
-        </w:rPr>
+      <w:r>
+        <w:t xml:space="preserve">Four healthy volunteers (ages </w:t>
+      </w:r>
+      <w:r>
         <w:t>19</w:t>
       </w:r>
       <w:r>
-        <w:rPr>
-          <w:highlight w:val="yellow"/>
-        </w:rPr>
         <w:t>–</w:t>
       </w:r>
       <w:r>
-        <w:rPr>
-          <w:highlight w:val="yellow"/>
-        </w:rPr>
-        <w:t>22</w:t>
-      </w:r>
-      <w:r>
-        <w:rPr>
-          <w:highlight w:val="yellow"/>
-        </w:rPr>
-        <w:t>]</w:t>
+        <w:t>2</w:t>
+      </w:r>
+      <w:r>
+        <w:t>1</w:t>
+      </w:r>
+      <w:r>
+        <w:t xml:space="preserve"> years</w:t>
       </w:r>
       <w:r>
         <w:t xml:space="preserve">) participated in the study. All </w:t>
@@ -1262,22 +1700,257 @@
         <w:t>had</w:t>
       </w:r>
       <w:r>
-        <w:t xml:space="preserve"> normal or corrected-to-normal vision and reported no neurological or musculoskeletal conditions affecting the right upper limb. The protocol was approved under </w:t>
-      </w:r>
-      <w:r>
-        <w:rPr>
-          <w:highlight w:val="yellow"/>
-        </w:rPr>
-        <w:t>[course IRB/protocol reference],</w:t>
-      </w:r>
-      <w:r>
-        <w:t xml:space="preserve"> and all </w:t>
-      </w:r>
-      <w:r>
-        <w:rPr>
-          <w:highlight w:val="green"/>
-        </w:rPr>
-        <w:t>participants provided informed consent</w:t>
+        <w:t xml:space="preserve"> normal or corrected-to-normal vision and reported no neurological or musculoskeletal conditions affecting the right upper limb. </w:t>
+      </w:r>
+    </w:p>
+    <w:p>
+      <w:pPr>
+        <w:pStyle w:val="Heading2"/>
+      </w:pPr>
+      <w:r>
+        <w:t>B. Experimental Protocol</w:t>
+      </w:r>
+    </w:p>
+    <w:p>
+      <w:r>
+        <w:t xml:space="preserve">Each participant completed two sessions on separate days. Day 1 began with a calibration </w:t>
+      </w:r>
+      <w:r>
+        <w:t>run</w:t>
+      </w:r>
+      <w:r>
+        <w:t xml:space="preserve"> conducted with sensory-threshold functional electrical stimulation (st-FES) enabled (FES_CALIB)</w:t>
+      </w:r>
+      <w:r>
+        <w:t xml:space="preserve">, which activated after </w:t>
+      </w:r>
+      <w:r>
+        <w:t>each</w:t>
+      </w:r>
+      <w:r>
+        <w:t xml:space="preserve"> </w:t>
+      </w:r>
+      <w:r>
+        <w:t>MI calibration period in tandem with orthotic glove closure, and stayed active until orthotic glove opening (</w:t>
+      </w:r>
+      <w:r>
+        <w:t>5</w:t>
+      </w:r>
+      <w:r>
+        <w:t xml:space="preserve"> second</w:t>
+      </w:r>
+      <w:r>
+        <w:t>s</w:t>
+      </w:r>
+      <w:r>
+        <w:t xml:space="preserve"> after </w:t>
+      </w:r>
+      <w:r>
+        <w:t>start of close</w:t>
+      </w:r>
+      <w:r>
+        <w:t>)</w:t>
+      </w:r>
+      <w:r>
+        <w:t xml:space="preserve">. Day 2 began with a calibration </w:t>
+      </w:r>
+      <w:r>
+        <w:t>run</w:t>
+      </w:r>
+      <w:r>
+        <w:t xml:space="preserve"> conducted without FES (NOFES_CALIB). Each calibration </w:t>
+      </w:r>
+      <w:r>
+        <w:t>run</w:t>
+      </w:r>
+      <w:r>
+        <w:t xml:space="preserve"> was followed by two online </w:t>
+      </w:r>
+      <w:r>
+        <w:t>runs</w:t>
+      </w:r>
+      <w:r>
+        <w:t>—one with FES enabled (ONLINE_FES)</w:t>
+      </w:r>
+      <w:r>
+        <w:t xml:space="preserve">, which meant st-FES activation as soon as any </w:t>
+      </w:r>
+      <w:r>
+        <w:t xml:space="preserve">magnitude of MI classification was recorded and </w:t>
+      </w:r>
+      <w:r>
+        <w:t>motor threshold FES (</w:t>
+      </w:r>
+      <w:r>
+        <w:t>m-</w:t>
+      </w:r>
+      <w:r>
+        <w:t>FES</w:t>
+      </w:r>
+      <w:r>
+        <w:t>)</w:t>
+      </w:r>
+      <w:r>
+        <w:t xml:space="preserve"> </w:t>
+      </w:r>
+      <w:r>
+        <w:t xml:space="preserve">accompanied with orthotic glove closure </w:t>
+      </w:r>
+      <w:r>
+        <w:t xml:space="preserve">once </w:t>
+      </w:r>
+      <w:r>
+        <w:t xml:space="preserve">a magnitude significant enough for confirmation of MI was achieved, </w:t>
+      </w:r>
+      <w:r>
+        <w:t xml:space="preserve">and one without (ONLINE_NOFES)—yielding four online </w:t>
+      </w:r>
+      <w:r>
+        <w:t>run</w:t>
+      </w:r>
+      <w:r>
+        <w:t>s</w:t>
+      </w:r>
+      <w:r>
+        <w:t xml:space="preserve"> per participant. </w:t>
+      </w:r>
+      <w:r>
+        <w:t>Run</w:t>
+      </w:r>
+      <w:r>
+        <w:t xml:space="preserve"> order is illustrated in Fig. </w:t>
+      </w:r>
+      <w:r>
+        <w:t>2</w:t>
+      </w:r>
+      <w:r>
+        <w:t>. Note that FES calibration always preceded NoFES calibration; calibration condition is therefore partially confounded with session day, and this limitation is addressed in Section V.</w:t>
+      </w:r>
+    </w:p>
+    <w:p>
+      <w:r>
+        <w:t xml:space="preserve">Each calibration </w:t>
+      </w:r>
+      <w:r>
+        <w:t>run</w:t>
+      </w:r>
+      <w:r>
+        <w:t xml:space="preserve"> contained 45 right-hand motor imagery (MI) trials and 45 rest trials in pseudo-random order. Each online block contained 30 MI and 30 rest trials. During MI trials, participants performed </w:t>
+      </w:r>
+      <w:r>
+        <w:t>motor</w:t>
+      </w:r>
+      <w:r>
+        <w:t xml:space="preserve"> imagery of right-hand grasping; during rest trials, they relaxed without imagined movement. Trial events were annotated in the data stream via software triggers (MI_BEGIN, REST_BEGIN, MI_EARLYSTOP,</w:t>
+      </w:r>
+      <w:r>
+        <w:t xml:space="preserve"> MI_</w:t>
+      </w:r>
+      <w:r>
+        <w:t>END,</w:t>
+      </w:r>
+      <w:r>
+        <w:t xml:space="preserve"> REST_EARLYSTOP</w:t>
+      </w:r>
+      <w:r>
+        <w:t xml:space="preserve">, REST_END, where [Class]_EARLYSTOP signifies successful online classification, ending the trial early, and [Class]_END signifies timeout before </w:t>
+      </w:r>
+      <w:r>
+        <w:t>successful online classification, or the end of a collection period during calibration sessions</w:t>
+      </w:r>
+      <w:r>
+        <w:t>).</w:t>
+      </w:r>
+    </w:p>
+    <w:p>
+      <w:pPr>
+        <w:pStyle w:val="Heading2"/>
+      </w:pPr>
+      <w:r>
+        <w:t>C. Apparatus</w:t>
+      </w:r>
+    </w:p>
+    <w:p>
+      <w:pPr>
+        <w:spacing w:line="259" w:lineRule="auto"/>
+      </w:pPr>
+      <w:r>
+        <w:t xml:space="preserve">EEG was recorded from </w:t>
+      </w:r>
+      <w:r>
+        <w:t xml:space="preserve">the AntNeuro 32 channel </w:t>
+      </w:r>
+      <w:r>
+        <w:t>wave guard</w:t>
+      </w:r>
+      <w:r>
+        <w:t xml:space="preserve"> cap </w:t>
+      </w:r>
+      <w:r>
+        <w:t xml:space="preserve">at </w:t>
+      </w:r>
+      <w:r>
+        <w:t>512</w:t>
+      </w:r>
+      <w:r>
+        <w:t xml:space="preserve"> Hz using </w:t>
+      </w:r>
+      <w:r>
+        <w:t>the MyLab amplifier</w:t>
+      </w:r>
+      <w:r>
+        <w:t xml:space="preserve">. A wearable </w:t>
+      </w:r>
+      <w:r>
+        <w:t xml:space="preserve">pneumatic </w:t>
+      </w:r>
+      <w:r>
+        <w:t>orthotic glove</w:t>
+      </w:r>
+      <w:r>
+        <w:t xml:space="preserve"> </w:t>
+      </w:r>
+      <w:r>
+        <w:t>(</w:t>
+      </w:r>
+      <w:r>
+        <w:t>Manufacturer: MZU, Device Model: 8</w:t>
+      </w:r>
+      <w:r>
+        <w:rPr>
+          <w:vertAlign w:val="superscript"/>
+        </w:rPr>
+        <w:t>th</w:t>
+      </w:r>
+      <w:r>
+        <w:t xml:space="preserve"> Genera</w:t>
+      </w:r>
+      <w:r>
+        <w:t>tion Hand Rehabilitation Robotic Glove</w:t>
+      </w:r>
+      <w:r>
+        <w:t>)</w:t>
+      </w:r>
+      <w:r>
+        <w:t xml:space="preserve"> provided proprioceptive feedback by closing on successful MI detection. </w:t>
+      </w:r>
+      <w:r>
+        <w:t>When enabled for a run, a</w:t>
+      </w:r>
+      <w:r>
+        <w:t xml:space="preserve"> two-channel surface FES unit </w:t>
+      </w:r>
+      <w:r>
+        <w:t>(Device Model: RehMove, Manufacturer: Hasomed)</w:t>
+      </w:r>
+      <w:r>
+        <w:t xml:space="preserve"> was placed over the right forearm</w:t>
+      </w:r>
+      <w:r>
+        <w:t xml:space="preserve"> </w:t>
+      </w:r>
+      <w:r>
+        <w:t>to deliver pulses at sensory threshold (st-FES) during MI cue intervals and at motor threshold (m-FES) during glove-closure events</w:t>
       </w:r>
       <w:r>
         <w:t>.</w:t>
@@ -1288,229 +1961,71 @@
         <w:pStyle w:val="Heading2"/>
       </w:pPr>
       <w:r>
-        <w:t>B. Experimental Protocol</w:t>
-      </w:r>
-    </w:p>
-    <w:p>
-      <w:pPr>
-        <w:ind w:firstLine="720"/>
-      </w:pPr>
-      <w:r>
-        <w:t xml:space="preserve">Each participant completed two sessions on separate days. Day 1 began with a calibration </w:t>
-      </w:r>
-      <w:r>
-        <w:t>run</w:t>
-      </w:r>
-      <w:r>
-        <w:t xml:space="preserve"> conducted with sensory-threshold functional electrical stimulation (st-FES) enabled (FES_CALIB)</w:t>
-      </w:r>
-      <w:r>
-        <w:t xml:space="preserve">, which activated after </w:t>
-      </w:r>
-      <w:r>
-        <w:t>each</w:t>
-      </w:r>
-      <w:r>
-        <w:t xml:space="preserve"> </w:t>
-      </w:r>
-      <w:r>
-        <w:t>MI calibration period in tandem with orthotic glove closure, and stayed active until orthotic glove opening (</w:t>
+        <w:t>D. Online BCI Decoder</w:t>
+      </w:r>
+    </w:p>
+    <w:p>
+      <w:r>
+        <w:t>The online decoder was implemented using the Generic Recentering (GR) inter-subject transfer learning framework of Kumar et al. [</w:t>
       </w:r>
       <w:r>
         <w:t>5</w:t>
       </w:r>
       <w:r>
-        <w:t xml:space="preserve"> second</w:t>
-      </w:r>
-      <w:r>
-        <w:t>s</w:t>
-      </w:r>
-      <w:r>
-        <w:t xml:space="preserve"> after </w:t>
-      </w:r>
-      <w:r>
-        <w:t>start of close</w:t>
-      </w:r>
-      <w:r>
-        <w:t>)</w:t>
-      </w:r>
-      <w:r>
-        <w:t xml:space="preserve">. Day 2 began with a calibration </w:t>
-      </w:r>
-      <w:r>
-        <w:t>run</w:t>
-      </w:r>
-      <w:r>
-        <w:t xml:space="preserve"> conducted without FES (NOFES_CALIB). Each calibration </w:t>
-      </w:r>
-      <w:r>
-        <w:t>run</w:t>
-      </w:r>
-      <w:r>
-        <w:t xml:space="preserve"> was followed by two online </w:t>
-      </w:r>
-      <w:r>
-        <w:t>runs</w:t>
-      </w:r>
-      <w:r>
-        <w:t>—one with FES enabled (ONLINE_FES)</w:t>
-      </w:r>
-      <w:r>
-        <w:t xml:space="preserve">, which meant st-FES activation as soon as any </w:t>
-      </w:r>
-      <w:r>
-        <w:t xml:space="preserve">magnitude of MI classification was recorded and </w:t>
-      </w:r>
-      <w:r>
-        <w:t>motor threshold FES (</w:t>
-      </w:r>
-      <w:r>
-        <w:t>m-</w:t>
-      </w:r>
-      <w:r>
-        <w:t>FES</w:t>
-      </w:r>
-      <w:r>
-        <w:t>)</w:t>
-      </w:r>
-      <w:r>
-        <w:t xml:space="preserve"> </w:t>
-      </w:r>
-      <w:r>
-        <w:t xml:space="preserve">accompanied with orthotic glove closure </w:t>
-      </w:r>
-      <w:r>
-        <w:t xml:space="preserve">once </w:t>
-      </w:r>
-      <w:r>
-        <w:t xml:space="preserve">a magnitude significant enough for confirmation of MI was achieved, </w:t>
-      </w:r>
-      <w:r>
-        <w:t xml:space="preserve">and one without (ONLINE_NOFES)—yielding four online </w:t>
-      </w:r>
-      <w:r>
-        <w:t>run</w:t>
-      </w:r>
-      <w:r>
-        <w:t>s</w:t>
-      </w:r>
-      <w:r>
-        <w:t xml:space="preserve"> per participant. </w:t>
-      </w:r>
-      <w:r>
-        <w:t>Run</w:t>
-      </w:r>
-      <w:r>
-        <w:t xml:space="preserve"> order is illustrated in Fig. 1. Note that FES calibration always preceded NoFES calibration; calibration condition is therefore partially confounded with session day, and this limitation is addressed in Section V.</w:t>
-      </w:r>
-    </w:p>
-    <w:p>
-      <w:pPr>
-        <w:ind w:firstLine="720"/>
-      </w:pPr>
-      <w:r>
-        <w:t xml:space="preserve">Each calibration </w:t>
-      </w:r>
-      <w:r>
-        <w:t>run</w:t>
-      </w:r>
-      <w:r>
-        <w:t xml:space="preserve"> contained 45 right-hand motor imagery (MI) trials and 45 rest trials in pseudo-random order. Each online block contained 30 MI and 30 rest trials. During MI trials, participants performed </w:t>
-      </w:r>
-      <w:r>
-        <w:t>motor</w:t>
-      </w:r>
-      <w:r>
-        <w:t xml:space="preserve"> imagery of right-hand grasping; during rest trials, they relaxed without imagined movement. Trial events were annotated in the data stream via software triggers (MI_BEGIN, REST_BEGIN, MI_EARLYSTOP,</w:t>
-      </w:r>
-      <w:r>
-        <w:t xml:space="preserve"> MI_</w:t>
-      </w:r>
-      <w:r>
-        <w:t>END,</w:t>
-      </w:r>
-      <w:r>
-        <w:t xml:space="preserve"> REST_EARLYSTOP</w:t>
-      </w:r>
-      <w:r>
-        <w:t xml:space="preserve">, REST_END, where [Class]_EARLYSTOP signifies successful online classification, ending the trial early, and [Class]_END signifies timeout before </w:t>
-      </w:r>
-      <w:r>
-        <w:t>successful online classification, or the end of a collection period during calibration sessions</w:t>
-      </w:r>
-      <w:r>
-        <w:t>).</w:t>
+        <w:t>]. EEG covariances on 1-s sliding windows were transformed onto a common Riemannian manifold via incremental affine recenterin</w:t>
+      </w:r>
+      <w:r>
+        <w:t>g</w:t>
+      </w:r>
+      <w:r>
+        <w:t xml:space="preserve"> and classified by a minimum-distance-to-mean (MDM) classifier trained on the same-day </w:t>
+      </w:r>
+      <w:r>
+        <w:t>calibration data. Posterior probabilities were accumulated by exponential smoothing; an EARLYSTOP marker was issued when accumulated MI or REST probability exceeded a per-session threshold</w:t>
+      </w:r>
+      <w:r>
+        <w:t xml:space="preserve"> determined by calibration</w:t>
+      </w:r>
+      <w:r>
+        <w:t>. On EARLYSTOP, the orthotic glove closed and—during ONLINE_FES blocks—m-FES was delivered.</w:t>
+      </w:r>
+      <w:r>
+        <w:t xml:space="preserve"> This </w:t>
+      </w:r>
+      <w:r>
+        <w:t>decoder</w:t>
+      </w:r>
+      <w:r>
+        <w:t xml:space="preserve"> was not built by us, but rather part of the experimental setup provided by the CNBI Lab.</w:t>
       </w:r>
     </w:p>
     <w:p>
       <w:pPr>
         <w:pStyle w:val="Heading2"/>
-      </w:pPr>
-      <w:r>
-        <w:t>C. Apparatus</w:t>
-      </w:r>
-    </w:p>
-    <w:p>
-      <w:r>
-        <w:t xml:space="preserve">EEG was recorded from </w:t>
-      </w:r>
-      <w:r>
-        <w:t xml:space="preserve">the </w:t>
-      </w:r>
-      <w:r>
-        <w:t>AntNeuro 32 channel waveguard cap</w:t>
-      </w:r>
-      <w:r>
-        <w:t xml:space="preserve"> </w:t>
-      </w:r>
-      <w:r>
-        <w:t xml:space="preserve">at </w:t>
-      </w:r>
-      <w:r>
-        <w:t>512</w:t>
-      </w:r>
-      <w:r>
-        <w:t xml:space="preserve"> Hz using </w:t>
-      </w:r>
-      <w:r>
-        <w:t xml:space="preserve">the </w:t>
-      </w:r>
-      <w:r>
-        <w:t>MyLab amplifier</w:t>
-      </w:r>
-      <w:r>
-        <w:t xml:space="preserve">. A wearable hand orthotic glove ([device model]) provided proprioceptive feedback by closing on successful MI detection. </w:t>
-      </w:r>
-      <w:r>
-        <w:t>When enabled for a run, a</w:t>
-      </w:r>
-      <w:r>
-        <w:t xml:space="preserve"> two-channel surface FES unit ([device model]) was placed over the right forearm</w:t>
-      </w:r>
-      <w:r>
-        <w:t xml:space="preserve"> </w:t>
-      </w:r>
-      <w:r>
-        <w:t>to deliver pulses at sensory threshold (st-FES) during MI cue intervals and at motor threshold (m-FES) during glove-closure events</w:t>
-      </w:r>
-      <w:r>
-        <w:t>.</w:t>
-      </w:r>
-    </w:p>
-    <w:p>
-      <w:pPr>
-        <w:pStyle w:val="Heading2"/>
-      </w:pPr>
+        <w:numPr>
+          <w:ilvl w:val="0"/>
+          <w:numId w:val="0"/>
+        </w:numPr>
+        <w:jc w:val="center"/>
+      </w:pPr>
+      <w:r>
+        <w:t xml:space="preserve">      </w:t>
+      </w:r>
       <w:r>
         <w:rPr>
           <w:noProof/>
-          <w:color w:val="000000"/>
         </w:rPr>
         <w:drawing>
-          <wp:inline distT="0" distB="0" distL="0" distR="0" wp14:anchorId="114D3EC0" wp14:editId="50A649F9">
-            <wp:extent cx="3063240" cy="2298065"/>
-            <wp:effectExtent l="0" t="0" r="0" b="635"/>
-            <wp:docPr id="1692615108" name="Picture 1"/>
+          <wp:inline distT="0" distB="0" distL="0" distR="0" wp14:anchorId="0DC9972F" wp14:editId="09B9B102">
+            <wp:extent cx="3000071" cy="2298065"/>
+            <wp:effectExtent l="0" t="0" r="0" b="0"/>
+            <wp:docPr id="1692615108" name="Picture 1">
+              <a:extLst xmlns:a="http://schemas.openxmlformats.org/drawingml/2006/main">
+                <a:ext uri="{FF2B5EF4-FFF2-40B4-BE49-F238E27FC236}">
+                  <a16:creationId xmlns:a16="http://schemas.microsoft.com/office/drawing/2014/main" id="{FA003499-AFA1-4138-89B5-8C49E517D57D}"/>
+                </a:ext>
+              </a:extLst>
+            </wp:docPr>
             <wp:cNvGraphicFramePr>
               <a:graphicFrameLocks xmlns:a="http://schemas.openxmlformats.org/drawingml/2006/main" noChangeAspect="1"/>
             </wp:cNvGraphicFramePr>
@@ -1524,10 +2039,10 @@
                     </pic:cNvPicPr>
                   </pic:nvPicPr>
                   <pic:blipFill>
-                    <a:blip r:embed="rId13" cstate="print">
+                    <a:blip r:embed="rId17" cstate="print">
                       <a:extLst>
                         <a:ext uri="{28A0092B-C50C-407E-A947-70E740481C1C}">
-                          <a14:useLocalDpi xmlns:a14="http://schemas.microsoft.com/office/drawing/2010/main" val="0"/>
+                          <a14:useLocalDpi xmlns:a14="http://schemas.microsoft.com/office/drawing/2010/main"/>
                         </a:ext>
                       </a:extLst>
                     </a:blip>
@@ -1539,7 +2054,7 @@
                   <pic:spPr bwMode="auto">
                     <a:xfrm>
                       <a:off x="0" y="0"/>
-                      <a:ext cx="3063240" cy="2298065"/>
+                      <a:ext cx="3000071" cy="2298065"/>
                     </a:xfrm>
                     <a:prstGeom prst="rect">
                       <a:avLst/>
@@ -1555,6 +2070,9 @@
           </wp:inline>
         </w:drawing>
       </w:r>
+      <w:r>
+        <w:t xml:space="preserve">  </w:t>
+      </w:r>
     </w:p>
     <w:p>
       <w:pPr>
@@ -1574,16 +2092,7 @@
           <w:sz w:val="18"/>
           <w:szCs w:val="18"/>
         </w:rPr>
-        <w:t xml:space="preserve">Fig. 1. Participant wearing 32-ch EEG cap with orthotic glove and FES, performing </w:t>
-      </w:r>
-      <w:r>
-        <w:rPr>
-          <w:i/>
-          <w:iCs/>
-          <w:sz w:val="18"/>
-          <w:szCs w:val="18"/>
-        </w:rPr>
-        <w:t>Online MI task.</w:t>
+        <w:t>Fig. 1. Participant wearing 32-ch EEG cap with orthotic glove and FES, performing Online MI task.</w:t>
       </w:r>
     </w:p>
     <w:p>
@@ -1606,10 +2115,16 @@
           <w:szCs w:val="18"/>
         </w:rPr>
         <w:drawing>
-          <wp:inline distT="0" distB="0" distL="0" distR="0" wp14:anchorId="0AB5FA42" wp14:editId="393EEB10">
+          <wp:inline distT="0" distB="0" distL="0" distR="0" wp14:anchorId="33C83F6B" wp14:editId="2435AD5C">
             <wp:extent cx="3063240" cy="1743075"/>
             <wp:effectExtent l="0" t="0" r="0" b="0"/>
-            <wp:docPr id="1023880339" name="Picture 2"/>
+            <wp:docPr id="1023880339" name="Picture 2">
+              <a:extLst xmlns:a="http://schemas.openxmlformats.org/drawingml/2006/main">
+                <a:ext uri="{FF2B5EF4-FFF2-40B4-BE49-F238E27FC236}">
+                  <a16:creationId xmlns:a16="http://schemas.microsoft.com/office/drawing/2014/main" id="{FC887246-A6BB-48C8-852F-B73E710C757F}"/>
+                </a:ext>
+              </a:extLst>
+            </wp:docPr>
             <wp:cNvGraphicFramePr>
               <a:graphicFrameLocks xmlns:a="http://schemas.openxmlformats.org/drawingml/2006/main" noChangeAspect="1"/>
             </wp:cNvGraphicFramePr>
@@ -1621,7 +2136,7 @@
                     <pic:cNvPicPr/>
                   </pic:nvPicPr>
                   <pic:blipFill>
-                    <a:blip r:embed="rId14" cstate="print">
+                    <a:blip r:embed="rId18" cstate="print">
                       <a:extLst>
                         <a:ext uri="{28A0092B-C50C-407E-A947-70E740481C1C}">
                           <a14:useLocalDpi xmlns:a14="http://schemas.microsoft.com/office/drawing/2010/main" val="0"/>
@@ -1666,8 +2181,259 @@
           <w:sz w:val="18"/>
           <w:szCs w:val="18"/>
         </w:rPr>
-        <w:t>Fig. 2. Experimental protocol. Day 1: FES calibration followed by FES-online and NoFES-online blocks. Day 2: NoFES calibration followed by the same online pair. Colored blocks indicate session type</w:t>
-      </w:r>
+        <w:t>Fig. 2. Experimental protocol. Day 1: FES calibration followed by FES-online and NoFES-online blocks. Day 2: NoFES calibration followed by the same online pair. Colored blocks indicate session type.</w:t>
+      </w:r>
+    </w:p>
+    <w:p>
+      <w:pPr>
+        <w:pStyle w:val="Heading2"/>
+      </w:pPr>
+      <w:r>
+        <w:t xml:space="preserve">E. Offline </w:t>
+      </w:r>
+      <w:r>
+        <w:t xml:space="preserve">Signal </w:t>
+      </w:r>
+      <w:r>
+        <w:t>Analysis Pipeline</w:t>
+      </w:r>
+    </w:p>
+    <w:p>
+      <w:pPr>
+        <w:spacing w:before="60" w:after="60"/>
+        <w:ind w:firstLine="0"/>
+        <w:jc w:val="both"/>
+      </w:pPr>
+      <w:r>
+        <w:t>1) Preprocessing: The offline preprocessing pipeline is summarized in Table I. Steps were applied in sequence using zero-phase filtering to avoid phase distortion.</w:t>
+      </w:r>
+    </w:p>
+    <w:p/>
+    <w:p>
+      <w:pPr>
+        <w:ind w:firstLine="0"/>
+      </w:pPr>
+      <w:r>
+        <w:t>2</w:t>
+      </w:r>
+      <w:r>
+        <w:t>)</w:t>
+      </w:r>
+      <w:r>
+        <w:t xml:space="preserve"> ERD Computation: Event-related desynchronization (ERD) was computed separately for the mu (8–12 Hz) and beta (18–25 Hz) frequency bands using a standard band-power normalization approach. For each trial, the continuous EEG signal was bandpass filtered using a zero-phase 4th-order Butterworth filter, then instantaneous power was estimated by squaring the filtered signal. ERD was expressed as the percent change in band power relative to a pre-cue baseline window (−1.0 to 0.0 s), using the formula:</w:t>
+      </w:r>
+    </w:p>
+    <w:p>
+      <w:pPr>
+        <w:ind w:firstLine="0"/>
+      </w:pPr>
+      <m:oMathPara>
+        <m:oMath>
+          <m:r>
+            <m:rPr>
+              <m:sty m:val="p"/>
+            </m:rPr>
+            <w:rPr>
+              <w:rFonts w:ascii="Cambria Math" w:hAnsi="Cambria Math"/>
+            </w:rPr>
+            <m:t>ERD</m:t>
+          </m:r>
+          <m:d>
+            <m:dPr>
+              <m:ctrlPr>
+                <w:rPr>
+                  <w:rFonts w:ascii="Cambria Math" w:hAnsi="Cambria Math"/>
+                </w:rPr>
+              </m:ctrlPr>
+            </m:dPr>
+            <m:e>
+              <m:r>
+                <m:rPr>
+                  <m:sty m:val="p"/>
+                </m:rPr>
+                <w:rPr>
+                  <w:rFonts w:ascii="Cambria Math" w:hAnsi="Cambria Math"/>
+                </w:rPr>
+                <m:t>%</m:t>
+              </m:r>
+            </m:e>
+          </m:d>
+          <m:r>
+            <m:rPr>
+              <m:sty m:val="p"/>
+            </m:rPr>
+            <w:rPr>
+              <w:rFonts w:ascii="Cambria Math" w:hAnsi="Cambria Math"/>
+            </w:rPr>
+            <m:t>=</m:t>
+          </m:r>
+          <m:d>
+            <m:dPr>
+              <m:ctrlPr>
+                <w:rPr>
+                  <w:rFonts w:ascii="Cambria Math" w:hAnsi="Cambria Math"/>
+                </w:rPr>
+              </m:ctrlPr>
+            </m:dPr>
+            <m:e>
+              <m:f>
+                <m:fPr>
+                  <m:ctrlPr>
+                    <w:rPr>
+                      <w:rFonts w:ascii="Cambria Math" w:hAnsi="Cambria Math"/>
+                    </w:rPr>
+                  </m:ctrlPr>
+                </m:fPr>
+                <m:num>
+                  <m:sSub>
+                    <m:sSubPr>
+                      <m:ctrlPr>
+                        <w:rPr>
+                          <w:rFonts w:ascii="Cambria Math" w:hAnsi="Cambria Math"/>
+                        </w:rPr>
+                      </m:ctrlPr>
+                    </m:sSubPr>
+                    <m:e>
+                      <m:r>
+                        <m:rPr>
+                          <m:sty m:val="p"/>
+                        </m:rPr>
+                        <w:rPr>
+                          <w:rFonts w:ascii="Cambria Math" w:hAnsi="Cambria Math"/>
+                        </w:rPr>
+                        <m:t>P</m:t>
+                      </m:r>
+                    </m:e>
+                    <m:sub>
+                      <m:r>
+                        <m:rPr>
+                          <m:sty m:val="p"/>
+                        </m:rPr>
+                        <w:rPr>
+                          <w:rFonts w:ascii="Cambria Math" w:hAnsi="Cambria Math"/>
+                        </w:rPr>
+                        <m:t>task</m:t>
+                      </m:r>
+                    </m:sub>
+                  </m:sSub>
+                  <m:r>
+                    <m:rPr>
+                      <m:sty m:val="p"/>
+                    </m:rPr>
+                    <w:rPr>
+                      <w:rFonts w:ascii="Cambria Math" w:hAnsi="Cambria Math"/>
+                    </w:rPr>
+                    <m:t xml:space="preserve">- </m:t>
+                  </m:r>
+                  <m:sSub>
+                    <m:sSubPr>
+                      <m:ctrlPr>
+                        <w:rPr>
+                          <w:rFonts w:ascii="Cambria Math" w:hAnsi="Cambria Math"/>
+                        </w:rPr>
+                      </m:ctrlPr>
+                    </m:sSubPr>
+                    <m:e>
+                      <m:r>
+                        <m:rPr>
+                          <m:sty m:val="p"/>
+                        </m:rPr>
+                        <w:rPr>
+                          <w:rFonts w:ascii="Cambria Math" w:hAnsi="Cambria Math"/>
+                        </w:rPr>
+                        <m:t>P</m:t>
+                      </m:r>
+                    </m:e>
+                    <m:sub>
+                      <m:r>
+                        <m:rPr>
+                          <m:sty m:val="p"/>
+                        </m:rPr>
+                        <w:rPr>
+                          <w:rFonts w:ascii="Cambria Math" w:hAnsi="Cambria Math"/>
+                        </w:rPr>
+                        <m:t>base</m:t>
+                      </m:r>
+                    </m:sub>
+                  </m:sSub>
+                </m:num>
+                <m:den>
+                  <m:sSub>
+                    <m:sSubPr>
+                      <m:ctrlPr>
+                        <w:rPr>
+                          <w:rFonts w:ascii="Cambria Math" w:hAnsi="Cambria Math"/>
+                        </w:rPr>
+                      </m:ctrlPr>
+                    </m:sSubPr>
+                    <m:e>
+                      <m:r>
+                        <m:rPr>
+                          <m:sty m:val="p"/>
+                        </m:rPr>
+                        <w:rPr>
+                          <w:rFonts w:ascii="Cambria Math" w:hAnsi="Cambria Math"/>
+                        </w:rPr>
+                        <m:t>P</m:t>
+                      </m:r>
+                    </m:e>
+                    <m:sub>
+                      <m:r>
+                        <m:rPr>
+                          <m:sty m:val="p"/>
+                        </m:rPr>
+                        <w:rPr>
+                          <w:rFonts w:ascii="Cambria Math" w:hAnsi="Cambria Math"/>
+                        </w:rPr>
+                        <m:t>base</m:t>
+                      </m:r>
+                    </m:sub>
+                  </m:sSub>
+                </m:den>
+              </m:f>
+            </m:e>
+          </m:d>
+          <m:r>
+            <m:rPr>
+              <m:sty m:val="p"/>
+            </m:rPr>
+            <w:rPr>
+              <w:rFonts w:ascii="Cambria Math" w:hAnsi="Cambria Math"/>
+            </w:rPr>
+            <m:t>× 100</m:t>
+          </m:r>
+        </m:oMath>
+      </m:oMathPara>
+    </w:p>
+    <w:p>
+      <w:pPr>
+        <w:ind w:firstLine="0"/>
+      </w:pPr>
+      <w:r>
+        <w:lastRenderedPageBreak/>
+        <w:t>where P_task and P_base denote mean power in the analysis and baseline windows, respectively. The analysis window spanned 1.0 to 4.5 s post-cue onset to capture the sustained MI period while avoiding cue-onset transients. Negative values indicate desynchronization (true ERD), while positive values indicate synchronization (ERS). ERD values were averaged across a contralateral sensorimotor cluster (C3, CP3, C1, CP1, FC3, FC1) to improve signal-to-noise ratio over single-channel estimates.</w:t>
+      </w:r>
+    </w:p>
+    <w:p>
+      <w:pPr>
+        <w:spacing w:before="60" w:after="40"/>
+        <w:jc w:val="center"/>
+      </w:pPr>
+      <w:r>
+        <w:rPr>
+          <w:b/>
+          <w:bCs/>
+          <w:sz w:val="18"/>
+          <w:szCs w:val="18"/>
+        </w:rPr>
+        <w:t>TABLE I</w:t>
+      </w:r>
+    </w:p>
+    <w:p>
+      <w:pPr>
+        <w:ind w:firstLine="0"/>
+        <w:jc w:val="center"/>
+      </w:pPr>
       <w:r>
         <w:rPr>
           <w:i/>
@@ -1675,154 +2441,13 @@
           <w:sz w:val="18"/>
           <w:szCs w:val="18"/>
         </w:rPr>
-        <w:t>.</w:t>
-      </w:r>
-    </w:p>
-    <w:p>
-      <w:pPr>
-        <w:pStyle w:val="Heading2"/>
-      </w:pPr>
-      <w:r>
-        <w:t>D. Online BCI Decoder</w:t>
-      </w:r>
-    </w:p>
-    <w:p>
-      <w:r>
-        <w:t>The online decoder was implemented using the Generic Recentering (GR) inter-subject transfer learning framework of Kumar et al. [</w:t>
-      </w:r>
-      <w:r>
-        <w:t>REF</w:t>
-      </w:r>
-      <w:r>
-        <w:t>]. EEG covariances on 1-s sliding windows were transformed onto a common Riemannian manifold via incremental affine recenterin</w:t>
-      </w:r>
-      <w:r>
-        <w:t>g</w:t>
-      </w:r>
-      <w:r>
-        <w:t xml:space="preserve"> and classified by a minimum-distance-to-mean (MDM) classifier trained on the same-day calibration data. Posterior probabilities were accumulated by exponential smoothing; an EARLYSTOP marker was issued when accumulated MI or REST probability exceeded a per-session threshold</w:t>
-      </w:r>
-      <w:r>
-        <w:t xml:space="preserve"> determined by calibration</w:t>
-      </w:r>
-      <w:r>
-        <w:t>. On EARLYSTOP, the orthotic glove closed and—during ONLINE_FES blocks—m-FES was delivered.</w:t>
-      </w:r>
-      <w:r>
-        <w:t xml:space="preserve"> This </w:t>
-      </w:r>
-      <w:r>
-        <w:t>decoder</w:t>
-      </w:r>
-      <w:r>
-        <w:t xml:space="preserve"> was not built by us, but rather part of the experimental setup provided by the CNBI Lab.</w:t>
-      </w:r>
-    </w:p>
-    <w:p>
-      <w:pPr>
-        <w:pStyle w:val="Heading2"/>
-      </w:pPr>
-      <w:r>
-        <w:t xml:space="preserve">E. Offline </w:t>
-      </w:r>
-      <w:r>
-        <w:t xml:space="preserve">Signal </w:t>
-      </w:r>
-      <w:r>
-        <w:t>Analysis Pipeline</w:t>
-      </w:r>
-    </w:p>
-    <w:p>
-      <w:pPr>
-        <w:spacing w:after="60"/>
-        <w:jc w:val="both"/>
-      </w:pPr>
-      <w:r>
-        <w:t>1) Preprocessing: The offline preprocessing pipeline is summarized in Table I. Steps were applied in sequence using zero-phase filtering to avoid phase distortion.</w:t>
-      </w:r>
-    </w:p>
-    <w:p>
-      <w:pPr>
-        <w:spacing w:before="60" w:after="40"/>
-        <w:jc w:val="center"/>
-        <w:rPr>
-          <w:b/>
-          <w:bCs/>
-          <w:sz w:val="18"/>
-          <w:szCs w:val="18"/>
-        </w:rPr>
-      </w:pPr>
-    </w:p>
-    <w:p>
-      <w:pPr>
-        <w:spacing w:before="60" w:after="40"/>
-        <w:jc w:val="center"/>
-        <w:rPr>
-          <w:b/>
-          <w:bCs/>
-          <w:sz w:val="18"/>
-          <w:szCs w:val="18"/>
-        </w:rPr>
-      </w:pPr>
-    </w:p>
-    <w:p>
-      <w:pPr>
-        <w:spacing w:before="60" w:after="40"/>
-        <w:jc w:val="center"/>
-        <w:rPr>
-          <w:b/>
-          <w:bCs/>
-          <w:sz w:val="18"/>
-          <w:szCs w:val="18"/>
-        </w:rPr>
-      </w:pPr>
-    </w:p>
-    <w:p>
-      <w:pPr>
-        <w:spacing w:before="60" w:after="40"/>
-        <w:jc w:val="center"/>
-        <w:rPr>
-          <w:b/>
-          <w:bCs/>
-          <w:sz w:val="18"/>
-          <w:szCs w:val="18"/>
-        </w:rPr>
-      </w:pPr>
-    </w:p>
-    <w:p>
-      <w:pPr>
-        <w:spacing w:before="60" w:after="40"/>
-        <w:jc w:val="center"/>
-      </w:pPr>
-      <w:r>
-        <w:rPr>
-          <w:b/>
-          <w:bCs/>
-          <w:sz w:val="18"/>
-          <w:szCs w:val="18"/>
-        </w:rPr>
-        <w:lastRenderedPageBreak/>
-        <w:t>TABLE I</w:t>
-      </w:r>
-    </w:p>
-    <w:p>
-      <w:pPr>
-        <w:spacing w:after="80"/>
-        <w:jc w:val="center"/>
-      </w:pPr>
-      <w:r>
-        <w:rPr>
-          <w:i/>
-          <w:iCs/>
-          <w:sz w:val="18"/>
-          <w:szCs w:val="18"/>
-        </w:rPr>
         <w:t>Offline EEG Preprocessing Pipeline</w:t>
       </w:r>
     </w:p>
+    <w:p/>
     <w:tbl>
       <w:tblPr>
-        <w:tblpPr w:leftFromText="180" w:rightFromText="180" w:vertAnchor="text" w:horzAnchor="margin" w:tblpY="107"/>
+        <w:tblpPr w:leftFromText="180" w:rightFromText="180" w:vertAnchor="text" w:horzAnchor="margin" w:tblpY="-39"/>
         <w:tblW w:w="5099" w:type="dxa"/>
         <w:tblBorders>
           <w:top w:val="single" w:sz="4" w:space="0" w:color="auto"/>
@@ -1856,7 +2481,7 @@
               <w:bottom w:val="single" w:sz="1" w:space="0" w:color="AAAAAA"/>
               <w:right w:val="single" w:sz="1" w:space="0" w:color="AAAAAA"/>
             </w:tcBorders>
-            <w:shd w:val="clear" w:color="auto" w:fill="D9D9D9"/>
+            <w:shd w:val="clear" w:color="auto" w:fill="D9D9D9" w:themeFill="background1" w:themeFillShade="D9"/>
             <w:tcMar>
               <w:top w:w="80" w:type="dxa"/>
               <w:left w:w="120" w:type="dxa"/>
@@ -1865,6 +2490,9 @@
             </w:tcMar>
           </w:tcPr>
           <w:p>
+            <w:pPr>
+              <w:ind w:firstLine="0"/>
+            </w:pPr>
             <w:r>
               <w:rPr>
                 <w:b/>
@@ -1885,7 +2513,7 @@
               <w:bottom w:val="single" w:sz="1" w:space="0" w:color="AAAAAA"/>
               <w:right w:val="single" w:sz="1" w:space="0" w:color="AAAAAA"/>
             </w:tcBorders>
-            <w:shd w:val="clear" w:color="auto" w:fill="D9D9D9"/>
+            <w:shd w:val="clear" w:color="auto" w:fill="D9D9D9" w:themeFill="background1" w:themeFillShade="D9"/>
             <w:tcMar>
               <w:top w:w="80" w:type="dxa"/>
               <w:left w:w="120" w:type="dxa"/>
@@ -1894,6 +2522,9 @@
             </w:tcMar>
           </w:tcPr>
           <w:p>
+            <w:pPr>
+              <w:ind w:firstLine="0"/>
+            </w:pPr>
             <w:r>
               <w:rPr>
                 <w:b/>
@@ -1914,7 +2545,7 @@
               <w:bottom w:val="single" w:sz="1" w:space="0" w:color="AAAAAA"/>
               <w:right w:val="single" w:sz="1" w:space="0" w:color="AAAAAA"/>
             </w:tcBorders>
-            <w:shd w:val="clear" w:color="auto" w:fill="D9D9D9"/>
+            <w:shd w:val="clear" w:color="auto" w:fill="D9D9D9" w:themeFill="background1" w:themeFillShade="D9"/>
             <w:tcMar>
               <w:top w:w="80" w:type="dxa"/>
               <w:left w:w="120" w:type="dxa"/>
@@ -1923,6 +2554,9 @@
             </w:tcMar>
           </w:tcPr>
           <w:p>
+            <w:pPr>
+              <w:ind w:firstLine="0"/>
+            </w:pPr>
             <w:r>
               <w:rPr>
                 <w:b/>
@@ -1956,6 +2590,9 @@
             </w:tcMar>
           </w:tcPr>
           <w:p>
+            <w:pPr>
+              <w:ind w:firstLine="0"/>
+            </w:pPr>
             <w:r>
               <w:rPr>
                 <w:sz w:val="18"/>
@@ -1982,6 +2619,9 @@
             </w:tcMar>
           </w:tcPr>
           <w:p>
+            <w:pPr>
+              <w:ind w:firstLine="0"/>
+            </w:pPr>
             <w:r>
               <w:rPr>
                 <w:sz w:val="18"/>
@@ -2008,6 +2648,9 @@
             </w:tcMar>
           </w:tcPr>
           <w:p>
+            <w:pPr>
+              <w:ind w:firstLine="0"/>
+            </w:pPr>
             <w:r>
               <w:rPr>
                 <w:sz w:val="18"/>
@@ -2039,6 +2682,9 @@
             </w:tcMar>
           </w:tcPr>
           <w:p>
+            <w:pPr>
+              <w:ind w:firstLine="0"/>
+            </w:pPr>
             <w:r>
               <w:rPr>
                 <w:sz w:val="18"/>
@@ -2091,6 +2737,9 @@
             </w:tcMar>
           </w:tcPr>
           <w:p>
+            <w:pPr>
+              <w:ind w:firstLine="0"/>
+            </w:pPr>
             <w:r>
               <w:rPr>
                 <w:sz w:val="18"/>
@@ -2122,6 +2771,9 @@
             </w:tcMar>
           </w:tcPr>
           <w:p>
+            <w:pPr>
+              <w:ind w:firstLine="0"/>
+            </w:pPr>
             <w:r>
               <w:rPr>
                 <w:sz w:val="18"/>
@@ -2174,6 +2826,9 @@
             </w:tcMar>
           </w:tcPr>
           <w:p>
+            <w:pPr>
+              <w:ind w:firstLine="0"/>
+            </w:pPr>
             <w:r>
               <w:rPr>
                 <w:sz w:val="18"/>
@@ -2205,6 +2860,9 @@
             </w:tcMar>
           </w:tcPr>
           <w:p>
+            <w:pPr>
+              <w:ind w:firstLine="0"/>
+            </w:pPr>
             <w:r>
               <w:rPr>
                 <w:sz w:val="18"/>
@@ -2257,6 +2915,9 @@
             </w:tcMar>
           </w:tcPr>
           <w:p>
+            <w:pPr>
+              <w:ind w:firstLine="0"/>
+            </w:pPr>
             <w:r>
               <w:rPr>
                 <w:sz w:val="18"/>
@@ -2288,6 +2949,9 @@
             </w:tcMar>
           </w:tcPr>
           <w:p>
+            <w:pPr>
+              <w:ind w:firstLine="0"/>
+            </w:pPr>
             <w:r>
               <w:rPr>
                 <w:sz w:val="18"/>
@@ -2314,6 +2978,9 @@
             </w:tcMar>
           </w:tcPr>
           <w:p>
+            <w:pPr>
+              <w:ind w:firstLine="0"/>
+            </w:pPr>
             <w:r>
               <w:rPr>
                 <w:sz w:val="18"/>
@@ -2340,6 +3007,9 @@
             </w:tcMar>
           </w:tcPr>
           <w:p>
+            <w:pPr>
+              <w:ind w:firstLine="0"/>
+            </w:pPr>
             <w:r>
               <w:rPr>
                 <w:sz w:val="18"/>
@@ -2351,32 +3021,13 @@
         </w:tc>
       </w:tr>
     </w:tbl>
-    <w:p/>
-    <w:p>
-      <w:r>
-        <w:t>2</w:t>
-      </w:r>
-      <w:r>
-        <w:t xml:space="preserve">) </w:t>
-      </w:r>
-      <w:r>
-        <w:t xml:space="preserve">{KAILASH PUT </w:t>
-      </w:r>
-      <w:r>
-        <w:t xml:space="preserve">STUFF </w:t>
-      </w:r>
-      <w:r>
-        <w:t>HERE</w:t>
-      </w:r>
-      <w:r>
-        <w:t xml:space="preserve"> ABOUT THE ERD</w:t>
-      </w:r>
-      <w:r>
-        <w:t>}</w:t>
-      </w:r>
-    </w:p>
-    <w:p/>
-    <w:p>
+    <w:p>
+      <w:pPr>
+        <w:ind w:firstLine="0"/>
+      </w:pPr>
+      <w:r>
+        <w:t xml:space="preserve"> </w:t>
+      </w:r>
       <w:r>
         <w:t xml:space="preserve">3) The Riemannian </w:t>
       </w:r>
@@ -2418,10 +3069,11 @@
     </w:p>
     <w:p>
       <w:r>
-        <w:t>Two complementary metric families were computed.</w:t>
-      </w:r>
-    </w:p>
-    <w:p>
+        <w:t>Two complementary metric families were computed</w:t>
+      </w:r>
+      <w:r>
+        <w:t xml:space="preserve">: </w:t>
+      </w:r>
       <w:r>
         <w:t xml:space="preserve">Marker-based metrics, derived from EARLYSTOP </w:t>
       </w:r>
@@ -2440,10 +3092,22 @@
       <w:r>
         <w:t>, and (ii) EARLYSTOP latency, defined as the elapsed time from cue onset to correct EARLYSTOP, averaged over successful trials.</w:t>
       </w:r>
-    </w:p>
-    <w:p>
-      <w:r>
-        <w:t>Event-related desynchronization (ERD) was computed at C3 in the mu (8–12 Hz) and beta (18–25 Hz) bands as the percent change in band power during MI relative to baseline, with negative values indicating desynchronization.</w:t>
+      <w:r>
+        <w:t xml:space="preserve"> </w:t>
+      </w:r>
+    </w:p>
+    <w:p>
+      <w:r>
+        <w:t xml:space="preserve">Event-related desynchronization (ERD) was computed </w:t>
+      </w:r>
+      <w:r>
+        <w:t xml:space="preserve">across the cluster mentioned in </w:t>
+      </w:r>
+      <w:r>
+        <w:t xml:space="preserve">II-E(2) </w:t>
+      </w:r>
+      <w:r>
+        <w:t>in the mu and beta bands as the percent change in band power during MI relative to baseline, with negative values indicating desynchronization.</w:t>
       </w:r>
     </w:p>
     <w:p>
@@ -2460,7 +3124,10 @@
       </w:r>
       <w:commentRangeStart w:id="2"/>
       <w:r>
-        <w:t>given the small sample, we additionally report sign counts (number of pairs with FES &gt; NoFES) and avoid reliance on parametric null-hypothesis significance tests</w:t>
+        <w:t xml:space="preserve">given the small sample, we additionally report sign counts (number of pairs with FES &gt; </w:t>
+      </w:r>
+      <w:r>
+        <w:t>NoFES) and avoid reliance on parametric null-hypothesis significance tests</w:t>
       </w:r>
       <w:commentRangeEnd w:id="2"/>
       <w:r>
@@ -2478,6 +3145,7 @@
     <w:p>
       <w:pPr>
         <w:pStyle w:val="Heading1"/>
+        <w:spacing w:before="60"/>
       </w:pPr>
       <w:r>
         <w:t>III. Results</w:t>
@@ -2486,6 +3154,7 @@
     <w:p>
       <w:pPr>
         <w:pStyle w:val="Heading2"/>
+        <w:spacing w:before="0"/>
       </w:pPr>
       <w:r>
         <w:t>A. Data Quality</w:t>
@@ -2495,44 +3164,60 @@
       <w:pPr>
         <w:spacing w:after="80"/>
         <w:ind w:firstLine="360"/>
-        <w:jc w:val="both"/>
-      </w:pPr>
-      <w:r>
-        <w:t>Across all 24 sessions, each epoch corresponded to a single cued trial (MI or REST). A total of 184 of 1,</w:t>
-      </w:r>
-      <w:r>
-        <w:t>680</w:t>
-      </w:r>
-      <w:r>
-        <w:t xml:space="preserve"> attempted epochs (1</w:t>
-      </w:r>
-      <w:r>
-        <w:t>0</w:t>
-      </w:r>
-      <w:r>
-        <w:t>.</w:t>
-      </w:r>
-      <w:r>
-        <w:t>95</w:t>
-      </w:r>
-      <w:r>
-        <w:t xml:space="preserve">%) were rejected due to peak-to-peak amplitude exceeding 100 µV across any channel. Subject 009 showed markedly elevated artifact rates: 33 of 90 offline FES calibration trials (36.7%) were rejected, and on the same FES-calibration day, 59 of 60 ONLINE_NOFES epochs (98.3%) were also rejected, yielding a single valid epoch for that session. Subject 003's ONLINE_NOFES session under FES calibration yielded only 38 valid epochs compared to the expected 60, reflecting an incomplete recording rather than artifact rejection. All sessions are retained in marker-based analyses, which operate on trigger timestamps and do not depend on EEG epoch quality, but the </w:t>
-      </w:r>
-      <w:commentRangeStart w:id="3"/>
-      <w:r>
-        <w:t>009 FES-calibration-day ONLINE_NOFES session is excluded from offline EEG metric computations</w:t>
-      </w:r>
-      <w:commentRangeEnd w:id="3"/>
-      <w:r>
-        <w:rPr>
-          <w:rStyle w:val="CommentReference"/>
-          <w:sz w:val="20"/>
-          <w:szCs w:val="20"/>
-        </w:rPr>
-        <w:commentReference w:id="3"/>
-      </w:r>
-      <w:r>
-        <w:t>.</w:t>
+      </w:pPr>
+      <w:r>
+        <w:t>Across all 24 sessions, each epoch corresponded to a single cued trial (MI or REST). A total of 184 of 1,680 attempted epochs (10.95%) were rejected due to peak-to-peak amplitude exceeding 100 µV across any channel. Subject 009 showed markedly elevated artifact rates: 33 of 90 offline FES calibration trials (36.7%)</w:t>
+      </w:r>
+      <w:r>
+        <w:t xml:space="preserve"> contained artifacts</w:t>
+      </w:r>
+      <w:r>
+        <w:t xml:space="preserve">, and on the same FES-calibration day, 59 of 60 ONLINE_NOFES epochs (98.3%) </w:t>
+      </w:r>
+      <w:r>
+        <w:t>contained artifacts</w:t>
+      </w:r>
+      <w:r>
+        <w:t>, yielding a single valid epoch for that session. Subject 003's ONLINE_NOFES session under FES calibration yielded only 38 valid epochs</w:t>
+      </w:r>
+      <w:r>
+        <w:t xml:space="preserve"> before preprocessing</w:t>
+      </w:r>
+      <w:r>
+        <w:t xml:space="preserve"> compared to the expected 60, reflecting an incomplete recordin</w:t>
+      </w:r>
+      <w:r>
+        <w:t>g</w:t>
+      </w:r>
+      <w:r>
+        <w:t>. All sessions are retained in marker-based analyses, which operate on trigger timestamps and do not depend on EEG epoch quality.</w:t>
+      </w:r>
+      <w:r>
+        <w:t xml:space="preserve"> Marker</w:t>
+      </w:r>
+      <w:r>
+        <w:t>-</w:t>
+      </w:r>
+      <w:r>
+        <w:t>based accuracy and latency metrics derive sole</w:t>
+      </w:r>
+      <w:r>
+        <w:t>l</w:t>
+      </w:r>
+      <w:r>
+        <w:t>y from the timing of EARLYSTOP and END triggers logged by the decoder, which are independent of EEG signal quality; the high artifact rate in Subject 009 therefore</w:t>
+      </w:r>
+      <w:r>
+        <w:t>,</w:t>
+      </w:r>
+      <w:r>
+        <w:t xml:space="preserve"> does not compromise the </w:t>
+      </w:r>
+      <w:r>
+        <w:t>validity</w:t>
+      </w:r>
+      <w:r>
+        <w:t xml:space="preserve"> of these behavioral measures. </w:t>
       </w:r>
     </w:p>
     <w:p>
@@ -2546,7 +3231,6 @@
     <w:p>
       <w:pPr>
         <w:spacing w:before="20" w:after="120"/>
-        <w:jc w:val="center"/>
         <w:rPr>
           <w:noProof/>
           <w:color w:val="000000"/>
@@ -2584,18 +3268,23 @@
     <w:p>
       <w:pPr>
         <w:spacing w:before="20" w:after="120"/>
-        <w:jc w:val="center"/>
+        <w:ind w:firstLine="0"/>
       </w:pPr>
       <w:r>
         <w:rPr>
           <w:noProof/>
-          <w:color w:val="000000"/>
         </w:rPr>
         <w:drawing>
-          <wp:inline distT="0" distB="0" distL="0" distR="0" wp14:anchorId="41EE0211" wp14:editId="078ECDCA">
+          <wp:inline distT="0" distB="0" distL="0" distR="0" wp14:anchorId="41EE0211" wp14:editId="50BB5D67">
             <wp:extent cx="3063240" cy="1101725"/>
             <wp:effectExtent l="0" t="0" r="0" b="3175"/>
-            <wp:docPr id="87692501" name="Picture 3"/>
+            <wp:docPr id="87692501" name="Picture 3">
+              <a:extLst xmlns:a="http://schemas.openxmlformats.org/drawingml/2006/main">
+                <a:ext uri="{FF2B5EF4-FFF2-40B4-BE49-F238E27FC236}">
+                  <a16:creationId xmlns:a16="http://schemas.microsoft.com/office/drawing/2014/main" id="{6F4EDED7-D1E4-4729-B1E2-6B0A09B0E57C}"/>
+                </a:ext>
+              </a:extLst>
+            </wp:docPr>
             <wp:cNvGraphicFramePr>
               <a:graphicFrameLocks xmlns:a="http://schemas.openxmlformats.org/drawingml/2006/main" noChangeAspect="1"/>
             </wp:cNvGraphicFramePr>
@@ -2609,7 +3298,7 @@
                     </pic:cNvPicPr>
                   </pic:nvPicPr>
                   <pic:blipFill>
-                    <a:blip r:embed="rId18" cstate="print">
+                    <a:blip r:embed="rId22" cstate="print">
                       <a:extLst>
                         <a:ext uri="{28A0092B-C50C-407E-A947-70E740481C1C}">
                           <a14:useLocalDpi xmlns:a14="http://schemas.microsoft.com/office/drawing/2010/main" val="0"/>
@@ -2642,20 +3331,25 @@
       </w:r>
       <w:r>
         <w:rPr>
-          <w:color w:val="000000"/>
+          <w:color w:val="000000" w:themeColor="text1"/>
         </w:rPr>
         <w:t xml:space="preserve"> </w:t>
       </w:r>
       <w:r>
         <w:rPr>
           <w:noProof/>
-          <w:color w:val="000000"/>
         </w:rPr>
         <w:drawing>
-          <wp:inline distT="0" distB="0" distL="0" distR="0" wp14:anchorId="32738781" wp14:editId="5776E728">
+          <wp:inline distT="0" distB="0" distL="0" distR="0" wp14:anchorId="32738781" wp14:editId="66CC8FF3">
             <wp:extent cx="3063240" cy="1101725"/>
             <wp:effectExtent l="0" t="0" r="0" b="3175"/>
-            <wp:docPr id="137482753" name="Picture 4"/>
+            <wp:docPr id="137482753" name="Picture 4">
+              <a:extLst xmlns:a="http://schemas.openxmlformats.org/drawingml/2006/main">
+                <a:ext uri="{FF2B5EF4-FFF2-40B4-BE49-F238E27FC236}">
+                  <a16:creationId xmlns:a16="http://schemas.microsoft.com/office/drawing/2014/main" id="{5D19BE10-8473-4FEA-BA43-0D7E63453F6C}"/>
+                </a:ext>
+              </a:extLst>
+            </wp:docPr>
             <wp:cNvGraphicFramePr>
               <a:graphicFrameLocks xmlns:a="http://schemas.openxmlformats.org/drawingml/2006/main" noChangeAspect="1"/>
             </wp:cNvGraphicFramePr>
@@ -2669,7 +3363,7 @@
                     </pic:cNvPicPr>
                   </pic:nvPicPr>
                   <pic:blipFill>
-                    <a:blip r:embed="rId19" cstate="print">
+                    <a:blip r:embed="rId23" cstate="print">
                       <a:extLst>
                         <a:ext uri="{28A0092B-C50C-407E-A947-70E740481C1C}">
                           <a14:useLocalDpi xmlns:a14="http://schemas.microsoft.com/office/drawing/2010/main" val="0"/>
@@ -2727,6 +3421,7 @@
         <w:pStyle w:val="Heading2"/>
       </w:pPr>
       <w:r>
+        <w:lastRenderedPageBreak/>
         <w:t>C. EARLYSTOP Latency</w:t>
       </w:r>
     </w:p>
@@ -2734,7 +3429,6 @@
       <w:pPr>
         <w:spacing w:after="80"/>
         <w:ind w:firstLine="360"/>
-        <w:jc w:val="both"/>
       </w:pPr>
       <w:r>
         <w:t xml:space="preserve">Despite equivalent accuracy, FES produced a statistically reliable effect on detection latency (Fig. </w:t>
@@ -2743,11 +3437,7 @@
         <w:t>4</w:t>
       </w:r>
       <w:r>
-        <w:t xml:space="preserve">). MI detection latency was significantly higher under FES (2.523 ± 0.204 s) compared with NoFES (2.235 ± 0.209 s), a mean paired increase of +288 ms (95% CI [+0.058, +0.530]; 6/8 pairs). Conversely, REST detection latency was significantly lower </w:t>
-      </w:r>
-      <w:r>
-        <w:lastRenderedPageBreak/>
-        <w:t>under FES (2.135 ± 0.303 s) compared with NoFES (2.</w:t>
+        <w:t>). MI detection latency was significantly higher under FES (2.523 ± 0.204 s) compared with NoFES (2.235 ± 0.209 s), a mean paired increase of +288 ms (95% CI [+0.058, +0.530]; 6/8 pairs). Conversely, REST detection latency was significantly lower under FES (2.135 ± 0.303 s) compared with NoFES (2.</w:t>
       </w:r>
       <w:r>
         <w:rPr>
@@ -2777,10 +3467,16 @@
           <w:color w:val="000000"/>
         </w:rPr>
         <w:drawing>
-          <wp:inline distT="0" distB="0" distL="0" distR="0" wp14:anchorId="157E92B1" wp14:editId="33CE4FFE">
+          <wp:inline distT="0" distB="0" distL="0" distR="0" wp14:anchorId="157E92B1" wp14:editId="3527EDB0">
             <wp:extent cx="3063240" cy="1194435"/>
             <wp:effectExtent l="0" t="0" r="0" b="0"/>
-            <wp:docPr id="1863488963" name="Picture 5"/>
+            <wp:docPr id="1863488963" name="Picture 5">
+              <a:extLst xmlns:a="http://schemas.openxmlformats.org/drawingml/2006/main">
+                <a:ext uri="{FF2B5EF4-FFF2-40B4-BE49-F238E27FC236}">
+                  <a16:creationId xmlns:a16="http://schemas.microsoft.com/office/drawing/2014/main" id="{0C470083-D79F-44F7-8B99-DD9043637AA5}"/>
+                </a:ext>
+              </a:extLst>
+            </wp:docPr>
             <wp:cNvGraphicFramePr>
               <a:graphicFrameLocks xmlns:a="http://schemas.openxmlformats.org/drawingml/2006/main" noChangeAspect="1"/>
             </wp:cNvGraphicFramePr>
@@ -2794,7 +3490,7 @@
                     </pic:cNvPicPr>
                   </pic:nvPicPr>
                   <pic:blipFill>
-                    <a:blip r:embed="rId20" cstate="print">
+                    <a:blip r:embed="rId24" cstate="print">
                       <a:extLst>
                         <a:ext uri="{28A0092B-C50C-407E-A947-70E740481C1C}">
                           <a14:useLocalDpi xmlns:a14="http://schemas.microsoft.com/office/drawing/2010/main" val="0"/>
@@ -2840,7 +3536,13 @@
           <wp:inline distT="0" distB="0" distL="0" distR="0" wp14:anchorId="0CDF85E3" wp14:editId="4B0470B6">
             <wp:extent cx="2408152" cy="1516577"/>
             <wp:effectExtent l="0" t="0" r="5080" b="0"/>
-            <wp:docPr id="1735569482" name="Picture 6"/>
+            <wp:docPr id="1735569482" name="Picture 6">
+              <a:extLst xmlns:a="http://schemas.openxmlformats.org/drawingml/2006/main">
+                <a:ext uri="{FF2B5EF4-FFF2-40B4-BE49-F238E27FC236}">
+                  <a16:creationId xmlns:a16="http://schemas.microsoft.com/office/drawing/2014/main" id="{56FF4F2C-39F8-45A6-9724-0F1A47EFA1BD}"/>
+                </a:ext>
+              </a:extLst>
+            </wp:docPr>
             <wp:cNvGraphicFramePr>
               <a:graphicFrameLocks xmlns:a="http://schemas.openxmlformats.org/drawingml/2006/main" noChangeAspect="1"/>
             </wp:cNvGraphicFramePr>
@@ -2854,7 +3556,7 @@
                     </pic:cNvPicPr>
                   </pic:nvPicPr>
                   <pic:blipFill>
-                    <a:blip r:embed="rId21" cstate="print">
+                    <a:blip r:embed="rId25" cstate="print">
                       <a:extLst>
                         <a:ext uri="{28A0092B-C50C-407E-A947-70E740481C1C}">
                           <a14:useLocalDpi xmlns:a14="http://schemas.microsoft.com/office/drawing/2010/main" val="0"/>
@@ -2899,6 +3601,7 @@
     <w:p>
       <w:pPr>
         <w:spacing w:after="80"/>
+        <w:ind w:firstLine="0"/>
         <w:jc w:val="both"/>
         <w:rPr>
           <w:i/>
@@ -2917,105 +3620,113 @@
       <w:pPr>
         <w:spacing w:after="80"/>
         <w:ind w:firstLine="360"/>
+      </w:pPr>
+      <w:r>
+        <w:t>To assess whether FES conditions differed in sustained performance across trials within a session, a sliding-window accuracy analysis was applied using a window of 8 consecutive trials, averaged across subjects with ±1 SEM bands (Fig. 5). When the FES</w:t>
+      </w:r>
+      <w:r>
+        <w:t>-online sessions were analyzed, No</w:t>
+      </w:r>
+      <w:r>
+        <w:t>FES-</w:t>
+      </w:r>
+      <w:r>
+        <w:t>CALIB</w:t>
+      </w:r>
+      <w:r>
+        <w:t xml:space="preserve"> </w:t>
+      </w:r>
+      <w:r>
+        <w:t>runs</w:t>
+      </w:r>
+      <w:r>
+        <w:t xml:space="preserve"> showed noticeably higher and more sustained accuracy trajectories for MI trials than </w:t>
+      </w:r>
+      <w:r>
+        <w:t>FES</w:t>
+      </w:r>
+      <w:r>
+        <w:t>-</w:t>
+      </w:r>
+      <w:r>
+        <w:t>CALIB</w:t>
+      </w:r>
+      <w:r>
+        <w:t xml:space="preserve"> </w:t>
+      </w:r>
+      <w:r>
+        <w:t>runs</w:t>
+      </w:r>
+      <w:r>
+        <w:t>, particularly across trials 5–20. This pattern was absent</w:t>
+      </w:r>
+      <w:r>
+        <w:t xml:space="preserve"> </w:t>
+      </w:r>
+      <w:r>
+        <w:t>with NoFES-online runs</w:t>
+      </w:r>
+      <w:r>
+        <w:t xml:space="preserve">, where accuracy trajectories for the two </w:t>
+      </w:r>
+      <w:r>
+        <w:t>calibration</w:t>
+      </w:r>
+      <w:r>
+        <w:t xml:space="preserve"> conditions were more </w:t>
+      </w:r>
+      <w:r>
+        <w:t>interleaved and inconsistent</w:t>
+      </w:r>
+      <w:r>
+        <w:t>. For REST trials, no clear separation between FES and NoFES online conditions was evident under either calibration type</w:t>
+      </w:r>
+      <w:r>
+        <w:t>, though FES-online trials showed slightly higher peak performance and sustained accuracy with NoFES-CALIB than with FES-CALIB, similar to the MI trials</w:t>
+      </w:r>
+      <w:r>
+        <w:t xml:space="preserve">. These trajectory results </w:t>
+      </w:r>
+      <w:r>
+        <w:t>provide a deeper, more granular view into the data deemed inconclusive in section III-B</w:t>
+      </w:r>
+      <w:r>
+        <w:t xml:space="preserve"> and</w:t>
+      </w:r>
+      <w:r>
+        <w:t xml:space="preserve"> </w:t>
+      </w:r>
+      <w:r>
+        <w:t xml:space="preserve">comprise </w:t>
+      </w:r>
+      <w:r>
+        <w:t>the second conclusive finding of our analysis</w:t>
+      </w:r>
+      <w:r>
+        <w:t>.</w:t>
+      </w:r>
+    </w:p>
+    <w:p>
+      <w:pPr>
+        <w:spacing w:after="80"/>
+        <w:ind w:firstLine="0"/>
         <w:jc w:val="both"/>
       </w:pPr>
       <w:r>
-        <w:t>To assess whether FES conditions differed in sustained performance across trials within a session, a sliding-window accuracy analysis was applied using a window of 8 consecutive trials, averaged across subjects with ±1 SEM bands (Fig. 5). When the FES</w:t>
-      </w:r>
-      <w:r>
-        <w:t>-online sessions were analyzed, No</w:t>
-      </w:r>
-      <w:r>
-        <w:t>FES-</w:t>
-      </w:r>
-      <w:r>
-        <w:t>CALIB</w:t>
-      </w:r>
-      <w:r>
-        <w:t xml:space="preserve"> </w:t>
-      </w:r>
-      <w:r>
-        <w:t>runs</w:t>
-      </w:r>
-      <w:r>
-        <w:t xml:space="preserve"> showed noticeably higher and more sustained accuracy trajectories for MI trials than </w:t>
-      </w:r>
-      <w:r>
-        <w:t>FES</w:t>
-      </w:r>
-      <w:r>
-        <w:t>-</w:t>
-      </w:r>
-      <w:r>
-        <w:t>CALIB</w:t>
-      </w:r>
-      <w:r>
-        <w:t xml:space="preserve"> </w:t>
-      </w:r>
-      <w:r>
-        <w:t>runs</w:t>
-      </w:r>
-      <w:r>
-        <w:t xml:space="preserve">, particularly across trials 5–20. This pattern was absent </w:t>
-      </w:r>
-      <w:r>
-        <w:t>with NoFES-online runs</w:t>
-      </w:r>
-      <w:r>
-        <w:t xml:space="preserve">, where accuracy trajectories for the two </w:t>
-      </w:r>
-      <w:r>
-        <w:t>calibration</w:t>
-      </w:r>
-      <w:r>
-        <w:t xml:space="preserve"> conditions were more </w:t>
-      </w:r>
-      <w:r>
-        <w:t>interleaved and inconsistent</w:t>
-      </w:r>
-      <w:r>
-        <w:t>. For REST trials, no clear separation between FES and NoFES online conditions was evident under either calibration type</w:t>
-      </w:r>
-      <w:r>
-        <w:t>, though FES-online trials showed slightly higher peak performance and sustained accuracy with NoFES-CALIB than with FES-CALIB, similar to the MI trials</w:t>
-      </w:r>
-      <w:r>
-        <w:t xml:space="preserve">. These trajectory results </w:t>
-      </w:r>
-      <w:r>
-        <w:t>provide a deeper, more granular view into the data deemed inconclusive in section III-B</w:t>
-      </w:r>
-      <w:r>
-        <w:t xml:space="preserve"> and</w:t>
-      </w:r>
-      <w:r>
-        <w:t xml:space="preserve"> </w:t>
-      </w:r>
-      <w:r>
-        <w:t xml:space="preserve">comprise </w:t>
-      </w:r>
-      <w:r>
-        <w:t>the second conclusive finding of our analysis</w:t>
-      </w:r>
-      <w:r>
-        <w:t>.</w:t>
-      </w:r>
-    </w:p>
-    <w:p>
-      <w:pPr>
-        <w:spacing w:after="80"/>
-        <w:jc w:val="both"/>
-      </w:pPr>
-      <w:r>
         <w:rPr>
           <w:noProof/>
-          <w:color w:val="000000"/>
         </w:rPr>
         <w:drawing>
           <wp:inline distT="0" distB="0" distL="0" distR="0" wp14:anchorId="06E56FFC" wp14:editId="6286C8A6">
             <wp:extent cx="3189600" cy="2117143"/>
             <wp:effectExtent l="0" t="0" r="0" b="3810"/>
-            <wp:docPr id="622618672" name="Picture 9"/>
+            <wp:docPr id="622618672" name="Picture 9">
+              <a:extLst xmlns:a="http://schemas.openxmlformats.org/drawingml/2006/main">
+                <a:ext uri="{FF2B5EF4-FFF2-40B4-BE49-F238E27FC236}">
+                  <a16:creationId xmlns:a16="http://schemas.microsoft.com/office/drawing/2014/main" id="{5D1032B5-8D15-454F-B985-E5E15C0D5547}"/>
+                </a:ext>
+              </a:extLst>
+            </wp:docPr>
             <wp:cNvGraphicFramePr>
               <a:graphicFrameLocks xmlns:a="http://schemas.openxmlformats.org/drawingml/2006/main" noChangeAspect="1"/>
             </wp:cNvGraphicFramePr>
@@ -3029,7 +3740,7 @@
                     </pic:cNvPicPr>
                   </pic:nvPicPr>
                   <pic:blipFill>
-                    <a:blip r:embed="rId22" cstate="print">
+                    <a:blip r:embed="rId26" cstate="print">
                       <a:extLst>
                         <a:ext uri="{28A0092B-C50C-407E-A947-70E740481C1C}">
                           <a14:useLocalDpi xmlns:a14="http://schemas.microsoft.com/office/drawing/2010/main" val="0"/>
@@ -3064,6 +3775,7 @@
     <w:p>
       <w:pPr>
         <w:spacing w:before="20" w:after="120"/>
+        <w:ind w:firstLine="0"/>
         <w:jc w:val="center"/>
       </w:pPr>
       <w:r>
@@ -3133,6 +3845,7 @@
     <w:p>
       <w:pPr>
         <w:spacing w:after="80"/>
+        <w:ind w:firstLine="0"/>
         <w:jc w:val="both"/>
         <w:rPr>
           <w:i/>
@@ -3145,6 +3858,56 @@
           <w:iCs/>
         </w:rPr>
         <w:t>F. ERD Analysis</w:t>
+      </w:r>
+    </w:p>
+    <w:p>
+      <w:pPr>
+        <w:spacing w:after="80"/>
+        <w:ind w:firstLine="360"/>
+      </w:pPr>
+      <w:r>
+        <w:t xml:space="preserve">ERD patterns at contralateral sensorimotor channels were highly variable across subjects (Fig. </w:t>
+      </w:r>
+      <w:r>
+        <w:t>6</w:t>
+      </w:r>
+      <w:r>
+        <w:t xml:space="preserve">, </w:t>
+      </w:r>
+      <w:r>
+        <w:t xml:space="preserve">Fig. </w:t>
+      </w:r>
+      <w:r>
+        <w:t>7</w:t>
+      </w:r>
+      <w:r>
+        <w:t xml:space="preserve">). For subject 005, FES was associated with negative mu-band ERD during MI (−18%), consistent with expected cortical desynchronization, while NoFES showed positive power change (+20%), suggesting ERD was only present under FES for this subject. In contrast, subjects 002 and 003 showed broadly similar </w:t>
+      </w:r>
+      <w:r>
+        <w:t xml:space="preserve">positive </w:t>
+      </w:r>
+      <w:r>
+        <w:t>mu-band magnitudes</w:t>
+      </w:r>
+      <w:r>
+        <w:t>, implying ERS,</w:t>
+      </w:r>
+      <w:r>
+        <w:t xml:space="preserve"> under both conditions. Subject 009 showed anomalous negative ERD under both conditions, likely reflecting the high artifact </w:t>
+      </w:r>
+      <w:r>
+        <w:t>presence</w:t>
+      </w:r>
+      <w:r>
+        <w:t xml:space="preserve"> in that participant's data. No consistent cross-subject direction of FES effect on ERD was identified in either the mu or beta band.</w:t>
+      </w:r>
+    </w:p>
+    <w:p>
+      <w:pPr>
+        <w:ind w:firstLine="0"/>
+      </w:pPr>
+      <w:r>
+        <w:br w:type="page"/>
       </w:r>
     </w:p>
     <w:p>
@@ -3154,36 +3917,23 @@
         <w:jc w:val="both"/>
       </w:pPr>
       <w:r>
-        <w:t xml:space="preserve">ERD patterns at contralateral sensorimotor channels were highly variable across subjects (Fig. </w:t>
-      </w:r>
-      <w:r>
-        <w:t>6</w:t>
-      </w:r>
-      <w:r>
-        <w:t>). For subject 005, FES was associated with negative mu-band ERD during MI (−18%), consistent with expected cortical desynchronization, while NoFES showed positive power change (+20%), suggesting ERD was only present under FES for this subject. In contrast, subjects 002 and 003 showed broadly similar mu-band ERD magnitudes under both conditions. Subject 009 showed anomalous negative ERD under both conditions, likely reflecting the high artifact rejection rate in that participant's data. No consistent cross-subject direction of FES effect on ERD was identified in either the mu or beta band. {KAILASH REVIEW THIS}</w:t>
-      </w:r>
-    </w:p>
-    <w:p>
-      <w:pPr>
-        <w:spacing w:after="80"/>
-        <w:ind w:firstLine="360"/>
-        <w:jc w:val="both"/>
-      </w:pPr>
-    </w:p>
-    <w:p>
-      <w:pPr>
-        <w:spacing w:before="20" w:after="120"/>
-        <w:jc w:val="center"/>
-      </w:pPr>
-      <w:r>
         <w:rPr>
           <w:noProof/>
         </w:rPr>
+        <w:lastRenderedPageBreak/>
         <w:drawing>
-          <wp:inline distT="0" distB="0" distL="0" distR="0" wp14:anchorId="530444F8" wp14:editId="65D6CC76">
-            <wp:extent cx="3182766" cy="1461407"/>
-            <wp:effectExtent l="0" t="0" r="5080" b="0"/>
-            <wp:docPr id="35351022" name="Picture 8"/>
+          <wp:anchor distT="0" distB="0" distL="114300" distR="114300" simplePos="0" relativeHeight="251658241" behindDoc="0" locked="0" layoutInCell="1" allowOverlap="1" wp14:anchorId="4DE61A9E" wp14:editId="651D6D86">
+            <wp:simplePos x="0" y="0"/>
+            <wp:positionH relativeFrom="column">
+              <wp:posOffset>107142</wp:posOffset>
+            </wp:positionH>
+            <wp:positionV relativeFrom="paragraph">
+              <wp:posOffset>-132080</wp:posOffset>
+            </wp:positionV>
+            <wp:extent cx="6400800" cy="2560320"/>
+            <wp:effectExtent l="0" t="0" r="0" b="5080"/>
+            <wp:wrapNone/>
+            <wp:docPr id="1299409431" name="Picture 1"/>
             <wp:cNvGraphicFramePr>
               <a:graphicFrameLocks xmlns:a="http://schemas.openxmlformats.org/drawingml/2006/main" noChangeAspect="1"/>
             </wp:cNvGraphicFramePr>
@@ -3191,11 +3941,11 @@
               <a:graphicData uri="http://schemas.openxmlformats.org/drawingml/2006/picture">
                 <pic:pic xmlns:pic="http://schemas.openxmlformats.org/drawingml/2006/picture">
                   <pic:nvPicPr>
-                    <pic:cNvPr id="35351022" name="Picture 35351022"/>
+                    <pic:cNvPr id="1299409431" name="Picture 1299409431"/>
                     <pic:cNvPicPr/>
                   </pic:nvPicPr>
                   <pic:blipFill>
-                    <a:blip r:embed="rId23" cstate="print">
+                    <a:blip r:embed="rId27" cstate="print">
                       <a:extLst>
                         <a:ext uri="{28A0092B-C50C-407E-A947-70E740481C1C}">
                           <a14:useLocalDpi xmlns:a14="http://schemas.microsoft.com/office/drawing/2010/main" val="0"/>
@@ -3209,7 +3959,7 @@
                   <pic:spPr>
                     <a:xfrm>
                       <a:off x="0" y="0"/>
-                      <a:ext cx="3187515" cy="1463587"/>
+                      <a:ext cx="6400800" cy="2560320"/>
                     </a:xfrm>
                     <a:prstGeom prst="rect">
                       <a:avLst/>
@@ -3218,70 +3968,14 @@
                 </pic:pic>
               </a:graphicData>
             </a:graphic>
-          </wp:inline>
+            <wp14:sizeRelH relativeFrom="page">
+              <wp14:pctWidth>0</wp14:pctWidth>
+            </wp14:sizeRelH>
+            <wp14:sizeRelV relativeFrom="page">
+              <wp14:pctHeight>0</wp14:pctHeight>
+            </wp14:sizeRelV>
+          </wp:anchor>
         </w:drawing>
-      </w:r>
-    </w:p>
-    <w:p>
-      <w:pPr>
-        <w:spacing w:before="20" w:after="120"/>
-        <w:jc w:val="center"/>
-        <w:rPr>
-          <w:i/>
-          <w:iCs/>
-          <w:sz w:val="18"/>
-          <w:szCs w:val="18"/>
-        </w:rPr>
-      </w:pPr>
-      <w:r>
-        <w:rPr>
-          <w:i/>
-          <w:iCs/>
-          <w:sz w:val="18"/>
-          <w:szCs w:val="18"/>
-        </w:rPr>
-        <w:t>Fig.</w:t>
-      </w:r>
-      <w:r>
-        <w:rPr>
-          <w:i/>
-          <w:iCs/>
-          <w:sz w:val="18"/>
-          <w:szCs w:val="18"/>
-        </w:rPr>
-        <w:t xml:space="preserve"> 6</w:t>
-      </w:r>
-      <w:r>
-        <w:rPr>
-          <w:i/>
-          <w:iCs/>
-          <w:sz w:val="18"/>
-          <w:szCs w:val="18"/>
-        </w:rPr>
-        <w:t>. ERD magnitude (%) at C3 in the mu (8–12 Hz) and beta (18–25 Hz) bands for MI (left panel) and REST (right panel) trials, comparing FES-online (orange) and NoFES-online (blue). Negative values indicate desynchronization. Results are shown per-subject and are inconsistent across participants.</w:t>
-      </w:r>
-    </w:p>
-    <w:p>
-      <w:pPr>
-        <w:rPr>
-          <w:i/>
-          <w:iCs/>
-        </w:rPr>
-      </w:pPr>
-      <w:r>
-        <w:br w:type="page"/>
-      </w:r>
-    </w:p>
-    <w:p>
-      <w:pPr>
-        <w:pStyle w:val="Heading2"/>
-      </w:pPr>
-      <w:r>
-        <w:lastRenderedPageBreak/>
-        <w:t xml:space="preserve">G. </w:t>
-      </w:r>
-      <w:r>
-        <w:t>Riemannian Distance analysis</w:t>
       </w:r>
     </w:p>
     <w:p>
@@ -3290,36 +3984,849 @@
         <w:ind w:firstLine="360"/>
         <w:jc w:val="both"/>
       </w:pPr>
-      <w:r>
-        <w:t xml:space="preserve">Signal drift was </w:t>
-      </w:r>
-      <w:r>
-        <w:t>compared between FES-CALIB to FES-Online and NOFES-CALIB to NOFES-Online, to gauge potential effects of FES on non-stationarity. No significant effect was found</w:t>
-      </w:r>
-      <w:r>
-        <w:t xml:space="preserve">, and each subject seemingly had different trends as shown by the </w:t>
-      </w:r>
-      <w:r>
-        <w:t>4 lines on each graph</w:t>
-      </w:r>
-      <w:r>
-        <w:t xml:space="preserve"> in Fig. 7</w:t>
-      </w:r>
-      <w:r>
-        <w:t>.</w:t>
-      </w:r>
     </w:p>
     <w:p>
       <w:pPr>
         <w:spacing w:after="80"/>
+        <w:ind w:firstLine="360"/>
         <w:jc w:val="both"/>
       </w:pPr>
-      <w:r>
+    </w:p>
+    <w:p>
+      <w:pPr>
+        <w:spacing w:after="80"/>
+        <w:ind w:firstLine="360"/>
+        <w:jc w:val="both"/>
+      </w:pPr>
+    </w:p>
+    <w:p>
+      <w:pPr>
+        <w:spacing w:after="80"/>
+        <w:ind w:firstLine="360"/>
+        <w:jc w:val="both"/>
+      </w:pPr>
+    </w:p>
+    <w:p>
+      <w:pPr>
+        <w:spacing w:after="80"/>
+        <w:ind w:firstLine="360"/>
+        <w:jc w:val="both"/>
+      </w:pPr>
+    </w:p>
+    <w:p>
+      <w:pPr>
+        <w:spacing w:after="80"/>
+        <w:ind w:firstLine="360"/>
+        <w:jc w:val="both"/>
+      </w:pPr>
+    </w:p>
+    <w:p>
+      <w:pPr>
+        <w:spacing w:after="80"/>
+        <w:ind w:firstLine="360"/>
+        <w:jc w:val="both"/>
+      </w:pPr>
+    </w:p>
+    <w:p>
+      <w:pPr>
+        <w:spacing w:after="80"/>
+        <w:ind w:firstLine="360"/>
+        <w:jc w:val="both"/>
+      </w:pPr>
+    </w:p>
+    <w:p>
+      <w:pPr>
+        <w:spacing w:after="80"/>
+        <w:ind w:firstLine="360"/>
+        <w:jc w:val="both"/>
+      </w:pPr>
+    </w:p>
+    <w:p>
+      <w:pPr>
+        <w:spacing w:after="80"/>
+        <w:ind w:firstLine="360"/>
+        <w:jc w:val="both"/>
+      </w:pPr>
+    </w:p>
+    <w:p>
+      <w:pPr>
+        <w:spacing w:after="80"/>
+        <w:ind w:firstLine="360"/>
+        <w:jc w:val="both"/>
+      </w:pPr>
+    </w:p>
+    <w:p>
+      <w:pPr>
+        <w:spacing w:after="80"/>
+        <w:ind w:firstLine="360"/>
+        <w:jc w:val="both"/>
+      </w:pPr>
+      <w:r>
+        <w:rPr>
+          <w:noProof/>
+        </w:rPr>
+        <mc:AlternateContent>
+          <mc:Choice Requires="wps">
+            <w:drawing>
+              <wp:anchor distT="0" distB="0" distL="114300" distR="114300" simplePos="0" relativeHeight="251658240" behindDoc="0" locked="0" layoutInCell="1" allowOverlap="1" wp14:anchorId="18EAA85A" wp14:editId="0D1E740C">
+                <wp:simplePos x="0" y="0"/>
+                <wp:positionH relativeFrom="column">
+                  <wp:posOffset>218440</wp:posOffset>
+                </wp:positionH>
+                <wp:positionV relativeFrom="paragraph">
+                  <wp:posOffset>64193</wp:posOffset>
+                </wp:positionV>
+                <wp:extent cx="6132830" cy="665018"/>
+                <wp:effectExtent l="0" t="0" r="1270" b="0"/>
+                <wp:wrapNone/>
+                <wp:docPr id="1058686389" name="Text Box 1"/>
+                <wp:cNvGraphicFramePr/>
+                <a:graphic xmlns:a="http://schemas.openxmlformats.org/drawingml/2006/main">
+                  <a:graphicData uri="http://schemas.microsoft.com/office/word/2010/wordprocessingShape">
+                    <wps:wsp>
+                      <wps:cNvSpPr txBox="1"/>
+                      <wps:spPr>
+                        <a:xfrm>
+                          <a:off x="0" y="0"/>
+                          <a:ext cx="6132830" cy="665018"/>
+                        </a:xfrm>
+                        <a:prstGeom prst="rect">
+                          <a:avLst/>
+                        </a:prstGeom>
+                        <a:solidFill>
+                          <a:schemeClr val="lt1"/>
+                        </a:solidFill>
+                        <a:ln w="6350">
+                          <a:noFill/>
+                        </a:ln>
+                      </wps:spPr>
+                      <wps:txbx>
+                        <w:txbxContent>
+                          <w:p>
+                            <w:pPr>
+                              <w:spacing w:before="20" w:after="120"/>
+                              <w:ind w:firstLine="0"/>
+                              <w:jc w:val="center"/>
+                              <w:rPr>
+                                <w:i/>
+                                <w:iCs/>
+                                <w:sz w:val="18"/>
+                                <w:szCs w:val="18"/>
+                              </w:rPr>
+                            </w:pPr>
+                            <w:r>
+                              <w:rPr>
+                                <w:i/>
+                                <w:iCs/>
+                                <w:sz w:val="18"/>
+                                <w:szCs w:val="18"/>
+                              </w:rPr>
+                              <w:t>F</w:t>
+                            </w:r>
+                            <w:r>
+                              <w:rPr>
+                                <w:i/>
+                                <w:iCs/>
+                                <w:sz w:val="18"/>
+                                <w:szCs w:val="18"/>
+                              </w:rPr>
+                              <w:t xml:space="preserve">ig. </w:t>
+                            </w:r>
+                            <w:r>
+                              <w:rPr>
+                                <w:i/>
+                                <w:iCs/>
+                                <w:sz w:val="18"/>
+                                <w:szCs w:val="18"/>
+                              </w:rPr>
+                              <w:t>6</w:t>
+                            </w:r>
+                            <w:r>
+                              <w:rPr>
+                                <w:i/>
+                                <w:iCs/>
+                                <w:sz w:val="18"/>
+                                <w:szCs w:val="18"/>
+                              </w:rPr>
+                              <w:t>. ERD magnitude (%) across all subjects in the mu (8–12 Hz) and beta (18–25 Hz) bands during MI trials, comparing FES-online (orange, sessions</w:t>
+                            </w:r>
+                            <w:r>
+                              <w:rPr>
+                                <w:i/>
+                                <w:iCs/>
+                                <w:sz w:val="18"/>
+                                <w:szCs w:val="18"/>
+                              </w:rPr>
+                              <w:t xml:space="preserve"> </w:t>
+                            </w:r>
+                            <w:r>
+                              <w:rPr>
+                                <w:i/>
+                                <w:iCs/>
+                                <w:sz w:val="18"/>
+                                <w:szCs w:val="18"/>
+                              </w:rPr>
+                              <w:t>S002 and S006) versus NoFES-online (blue, sessions S003 and S005). Bars represent the mean of the two pooled sessions; error bars show standard</w:t>
+                            </w:r>
+                            <w:r>
+                              <w:rPr>
+                                <w:i/>
+                                <w:iCs/>
+                                <w:sz w:val="18"/>
+                                <w:szCs w:val="18"/>
+                              </w:rPr>
+                              <w:t xml:space="preserve"> </w:t>
+                            </w:r>
+                            <w:r>
+                              <w:rPr>
+                                <w:i/>
+                                <w:iCs/>
+                                <w:sz w:val="18"/>
+                                <w:szCs w:val="18"/>
+                              </w:rPr>
+                              <w:t>deviation; black dots indicate individual session values. Negative values indicate</w:t>
+                            </w:r>
+                            <w:r>
+                              <w:rPr>
+                                <w:i/>
+                                <w:iCs/>
+                                <w:sz w:val="18"/>
+                                <w:szCs w:val="18"/>
+                              </w:rPr>
+                              <w:t xml:space="preserve"> </w:t>
+                            </w:r>
+                            <w:r>
+                              <w:rPr>
+                                <w:i/>
+                                <w:iCs/>
+                                <w:sz w:val="18"/>
+                                <w:szCs w:val="18"/>
+                              </w:rPr>
+                              <w:t>desynchronization.</w:t>
+                            </w:r>
+                          </w:p>
+                          <w:p/>
+                        </w:txbxContent>
+                      </wps:txbx>
+                      <wps:bodyPr rot="0" spcFirstLastPara="0" vertOverflow="overflow" horzOverflow="overflow" vert="horz" wrap="square" lIns="91440" tIns="45720" rIns="91440" bIns="45720" numCol="1" spcCol="0" rtlCol="0" fromWordArt="0" anchor="t" anchorCtr="0" forceAA="0" compatLnSpc="1">
+                        <a:prstTxWarp prst="textNoShape">
+                          <a:avLst/>
+                        </a:prstTxWarp>
+                        <a:noAutofit/>
+                      </wps:bodyPr>
+                    </wps:wsp>
+                  </a:graphicData>
+                </a:graphic>
+                <wp14:sizeRelH relativeFrom="margin">
+                  <wp14:pctWidth>0</wp14:pctWidth>
+                </wp14:sizeRelH>
+                <wp14:sizeRelV relativeFrom="margin">
+                  <wp14:pctHeight>0</wp14:pctHeight>
+                </wp14:sizeRelV>
+              </wp:anchor>
+            </w:drawing>
+          </mc:Choice>
+          <mc:Fallback>
+            <w:pict>
+              <v:shapetype w14:anchorId="18EAA85A" id="_x0000_t202" coordsize="21600,21600" o:spt="202" path="m,l,21600r21600,l21600,xe">
+                <v:stroke joinstyle="miter"/>
+                <v:path gradientshapeok="t" o:connecttype="rect"/>
+              </v:shapetype>
+              <v:shape id="Text Box 1" o:spid="_x0000_s1026" type="#_x0000_t202" style="position:absolute;left:0;text-align:left;margin-left:17.2pt;margin-top:5.05pt;width:482.9pt;height:52.35pt;z-index:251658240;visibility:visible;mso-wrap-style:square;mso-width-percent:0;mso-height-percent:0;mso-wrap-distance-left:9pt;mso-wrap-distance-top:0;mso-wrap-distance-right:9pt;mso-wrap-distance-bottom:0;mso-position-horizontal:absolute;mso-position-horizontal-relative:text;mso-position-vertical:absolute;mso-position-vertical-relative:text;mso-width-percent:0;mso-height-percent:0;mso-width-relative:margin;mso-height-relative:margin;v-text-anchor:top" o:gfxdata="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" fillcolor="white [3201]" stroked="f" strokeweight=".5pt">
+                <v:textbox>
+                  <w:txbxContent>
+                    <w:p>
+                      <w:pPr>
+                        <w:spacing w:before="20" w:after="120"/>
+                        <w:ind w:firstLine="0"/>
+                        <w:jc w:val="center"/>
+                        <w:rPr>
+                          <w:i/>
+                          <w:iCs/>
+                          <w:sz w:val="18"/>
+                          <w:szCs w:val="18"/>
+                        </w:rPr>
+                      </w:pPr>
+                      <w:r>
+                        <w:rPr>
+                          <w:i/>
+                          <w:iCs/>
+                          <w:sz w:val="18"/>
+                          <w:szCs w:val="18"/>
+                        </w:rPr>
+                        <w:t>F</w:t>
+                      </w:r>
+                      <w:r>
+                        <w:rPr>
+                          <w:i/>
+                          <w:iCs/>
+                          <w:sz w:val="18"/>
+                          <w:szCs w:val="18"/>
+                        </w:rPr>
+                        <w:t xml:space="preserve">ig. </w:t>
+                      </w:r>
+                      <w:r>
+                        <w:rPr>
+                          <w:i/>
+                          <w:iCs/>
+                          <w:sz w:val="18"/>
+                          <w:szCs w:val="18"/>
+                        </w:rPr>
+                        <w:t>6</w:t>
+                      </w:r>
+                      <w:r>
+                        <w:rPr>
+                          <w:i/>
+                          <w:iCs/>
+                          <w:sz w:val="18"/>
+                          <w:szCs w:val="18"/>
+                        </w:rPr>
+                        <w:t>. ERD magnitude (%) across all subjects in the mu (8–12 Hz) and beta (18–25 Hz) bands during MI trials, comparing FES-online (orange, sessions</w:t>
+                      </w:r>
+                      <w:r>
+                        <w:rPr>
+                          <w:i/>
+                          <w:iCs/>
+                          <w:sz w:val="18"/>
+                          <w:szCs w:val="18"/>
+                        </w:rPr>
+                        <w:t xml:space="preserve"> </w:t>
+                      </w:r>
+                      <w:r>
+                        <w:rPr>
+                          <w:i/>
+                          <w:iCs/>
+                          <w:sz w:val="18"/>
+                          <w:szCs w:val="18"/>
+                        </w:rPr>
+                        <w:t>S002 and S006) versus NoFES-online (blue, sessions S003 and S005). Bars represent the mean of the two pooled sessions; error bars show standard</w:t>
+                      </w:r>
+                      <w:r>
+                        <w:rPr>
+                          <w:i/>
+                          <w:iCs/>
+                          <w:sz w:val="18"/>
+                          <w:szCs w:val="18"/>
+                        </w:rPr>
+                        <w:t xml:space="preserve"> </w:t>
+                      </w:r>
+                      <w:r>
+                        <w:rPr>
+                          <w:i/>
+                          <w:iCs/>
+                          <w:sz w:val="18"/>
+                          <w:szCs w:val="18"/>
+                        </w:rPr>
+                        <w:t>deviation; black dots indicate individual session values. Negative values indicate</w:t>
+                      </w:r>
+                      <w:r>
+                        <w:rPr>
+                          <w:i/>
+                          <w:iCs/>
+                          <w:sz w:val="18"/>
+                          <w:szCs w:val="18"/>
+                        </w:rPr>
+                        <w:t xml:space="preserve"> </w:t>
+                      </w:r>
+                      <w:r>
+                        <w:rPr>
+                          <w:i/>
+                          <w:iCs/>
+                          <w:sz w:val="18"/>
+                          <w:szCs w:val="18"/>
+                        </w:rPr>
+                        <w:t>desynchronization.</w:t>
+                      </w:r>
+                    </w:p>
+                    <w:p/>
+                  </w:txbxContent>
+                </v:textbox>
+              </v:shape>
+            </w:pict>
+          </mc:Fallback>
+        </mc:AlternateContent>
+      </w:r>
+    </w:p>
+    <w:p>
+      <w:pPr>
+        <w:spacing w:after="80"/>
+        <w:ind w:firstLine="360"/>
+        <w:jc w:val="both"/>
+      </w:pPr>
+    </w:p>
+    <w:p>
+      <w:pPr>
+        <w:spacing w:after="80"/>
+        <w:ind w:firstLine="360"/>
+        <w:jc w:val="both"/>
+      </w:pPr>
+    </w:p>
+    <w:p>
+      <w:pPr>
+        <w:spacing w:after="80"/>
+        <w:ind w:firstLine="360"/>
+        <w:jc w:val="both"/>
+      </w:pPr>
+      <w:r>
+        <w:rPr>
+          <w:noProof/>
+        </w:rPr>
         <w:drawing>
-          <wp:inline distT="0" distB="0" distL="0" distR="0" wp14:anchorId="7C5739EB" wp14:editId="4C2045F3">
-            <wp:extent cx="3241424" cy="1628775"/>
-            <wp:effectExtent l="0" t="0" r="0" b="0"/>
-            <wp:docPr id="524730523" name="Picture 1"/>
+          <wp:anchor distT="0" distB="0" distL="114300" distR="114300" simplePos="0" relativeHeight="251658242" behindDoc="0" locked="0" layoutInCell="1" allowOverlap="1" wp14:anchorId="00DF54EA" wp14:editId="7F88CC81">
+            <wp:simplePos x="0" y="0"/>
+            <wp:positionH relativeFrom="column">
+              <wp:posOffset>62230</wp:posOffset>
+            </wp:positionH>
+            <wp:positionV relativeFrom="paragraph">
+              <wp:posOffset>94211</wp:posOffset>
+            </wp:positionV>
+            <wp:extent cx="6529705" cy="2612390"/>
+            <wp:effectExtent l="0" t="0" r="0" b="3810"/>
+            <wp:wrapNone/>
+            <wp:docPr id="395359748" name="Picture 3"/>
+            <wp:cNvGraphicFramePr>
+              <a:graphicFrameLocks xmlns:a="http://schemas.openxmlformats.org/drawingml/2006/main" noChangeAspect="1"/>
+            </wp:cNvGraphicFramePr>
+            <a:graphic xmlns:a="http://schemas.openxmlformats.org/drawingml/2006/main">
+              <a:graphicData uri="http://schemas.openxmlformats.org/drawingml/2006/picture">
+                <pic:pic xmlns:pic="http://schemas.openxmlformats.org/drawingml/2006/picture">
+                  <pic:nvPicPr>
+                    <pic:cNvPr id="395359748" name="Picture 395359748"/>
+                    <pic:cNvPicPr/>
+                  </pic:nvPicPr>
+                  <pic:blipFill>
+                    <a:blip r:embed="rId28" cstate="print">
+                      <a:extLst>
+                        <a:ext uri="{28A0092B-C50C-407E-A947-70E740481C1C}">
+                          <a14:useLocalDpi xmlns:a14="http://schemas.microsoft.com/office/drawing/2010/main" val="0"/>
+                        </a:ext>
+                      </a:extLst>
+                    </a:blip>
+                    <a:stretch>
+                      <a:fillRect/>
+                    </a:stretch>
+                  </pic:blipFill>
+                  <pic:spPr>
+                    <a:xfrm>
+                      <a:off x="0" y="0"/>
+                      <a:ext cx="6529705" cy="2612390"/>
+                    </a:xfrm>
+                    <a:prstGeom prst="rect">
+                      <a:avLst/>
+                    </a:prstGeom>
+                  </pic:spPr>
+                </pic:pic>
+              </a:graphicData>
+            </a:graphic>
+            <wp14:sizeRelH relativeFrom="page">
+              <wp14:pctWidth>0</wp14:pctWidth>
+            </wp14:sizeRelH>
+            <wp14:sizeRelV relativeFrom="page">
+              <wp14:pctHeight>0</wp14:pctHeight>
+            </wp14:sizeRelV>
+          </wp:anchor>
+        </w:drawing>
+      </w:r>
+    </w:p>
+    <w:p>
+      <w:pPr>
+        <w:spacing w:after="80"/>
+        <w:ind w:firstLine="360"/>
+        <w:jc w:val="both"/>
+      </w:pPr>
+    </w:p>
+    <w:p>
+      <w:pPr>
+        <w:spacing w:after="80"/>
+        <w:ind w:firstLine="360"/>
+        <w:jc w:val="both"/>
+      </w:pPr>
+    </w:p>
+    <w:p>
+      <w:pPr>
+        <w:spacing w:after="80"/>
+        <w:ind w:firstLine="360"/>
+        <w:jc w:val="both"/>
+      </w:pPr>
+    </w:p>
+    <w:p>
+      <w:pPr>
+        <w:spacing w:after="80"/>
+        <w:ind w:firstLine="360"/>
+        <w:jc w:val="both"/>
+      </w:pPr>
+    </w:p>
+    <w:p>
+      <w:pPr>
+        <w:spacing w:after="80"/>
+        <w:ind w:firstLine="360"/>
+        <w:jc w:val="both"/>
+      </w:pPr>
+    </w:p>
+    <w:p>
+      <w:pPr>
+        <w:spacing w:after="80"/>
+        <w:ind w:firstLine="360"/>
+        <w:jc w:val="both"/>
+      </w:pPr>
+    </w:p>
+    <w:p>
+      <w:pPr>
+        <w:spacing w:after="80"/>
+        <w:ind w:firstLine="360"/>
+        <w:jc w:val="both"/>
+      </w:pPr>
+    </w:p>
+    <w:p>
+      <w:pPr>
+        <w:spacing w:after="80"/>
+        <w:ind w:firstLine="360"/>
+        <w:jc w:val="both"/>
+      </w:pPr>
+    </w:p>
+    <w:p>
+      <w:pPr>
+        <w:spacing w:after="80"/>
+        <w:ind w:firstLine="360"/>
+        <w:jc w:val="both"/>
+      </w:pPr>
+    </w:p>
+    <w:p>
+      <w:pPr>
+        <w:spacing w:after="80"/>
+        <w:ind w:firstLine="360"/>
+        <w:jc w:val="both"/>
+      </w:pPr>
+    </w:p>
+    <w:p>
+      <w:pPr>
+        <w:spacing w:after="80"/>
+        <w:ind w:firstLine="360"/>
+        <w:jc w:val="both"/>
+      </w:pPr>
+      <w:r>
+        <w:t>‘</w:t>
+      </w:r>
+    </w:p>
+    <w:p>
+      <w:pPr>
+        <w:spacing w:after="80"/>
+        <w:ind w:firstLine="360"/>
+        <w:jc w:val="both"/>
+      </w:pPr>
+    </w:p>
+    <w:p>
+      <w:pPr>
+        <w:spacing w:after="80"/>
+        <w:ind w:firstLine="360"/>
+        <w:jc w:val="both"/>
+      </w:pPr>
+      <w:r>
+        <w:rPr>
+          <w:noProof/>
+        </w:rPr>
+        <mc:AlternateContent>
+          <mc:Choice Requires="wps">
+            <w:drawing>
+              <wp:anchor distT="0" distB="0" distL="114300" distR="114300" simplePos="0" relativeHeight="251658243" behindDoc="0" locked="0" layoutInCell="1" allowOverlap="1" wp14:anchorId="0F6898EA" wp14:editId="37C35C6F">
+                <wp:simplePos x="0" y="0"/>
+                <wp:positionH relativeFrom="column">
+                  <wp:posOffset>264160</wp:posOffset>
+                </wp:positionH>
+                <wp:positionV relativeFrom="paragraph">
+                  <wp:posOffset>143856</wp:posOffset>
+                </wp:positionV>
+                <wp:extent cx="6197600" cy="673735"/>
+                <wp:effectExtent l="0" t="0" r="0" b="3810"/>
+                <wp:wrapNone/>
+                <wp:docPr id="1556999943" name="Text Box 1"/>
+                <wp:cNvGraphicFramePr/>
+                <a:graphic xmlns:a="http://schemas.openxmlformats.org/drawingml/2006/main">
+                  <a:graphicData uri="http://schemas.microsoft.com/office/word/2010/wordprocessingShape">
+                    <wps:wsp>
+                      <wps:cNvSpPr txBox="1"/>
+                      <wps:spPr>
+                        <a:xfrm>
+                          <a:off x="0" y="0"/>
+                          <a:ext cx="6197600" cy="673735"/>
+                        </a:xfrm>
+                        <a:prstGeom prst="rect">
+                          <a:avLst/>
+                        </a:prstGeom>
+                        <a:solidFill>
+                          <a:schemeClr val="lt1"/>
+                        </a:solidFill>
+                        <a:ln w="6350">
+                          <a:noFill/>
+                        </a:ln>
+                      </wps:spPr>
+                      <wps:txbx>
+                        <w:txbxContent>
+                          <w:p>
+                            <w:pPr>
+                              <w:spacing w:before="20" w:after="120"/>
+                              <w:ind w:firstLine="0"/>
+                              <w:jc w:val="center"/>
+                            </w:pPr>
+                            <w:r>
+                              <w:rPr>
+                                <w:i/>
+                                <w:iCs/>
+                                <w:sz w:val="18"/>
+                                <w:szCs w:val="18"/>
+                              </w:rPr>
+                              <w:t xml:space="preserve">Fig. </w:t>
+                            </w:r>
+                            <w:r>
+                              <w:rPr>
+                                <w:i/>
+                                <w:iCs/>
+                                <w:sz w:val="18"/>
+                                <w:szCs w:val="18"/>
+                              </w:rPr>
+                              <w:t>7</w:t>
+                            </w:r>
+                            <w:r>
+                              <w:rPr>
+                                <w:i/>
+                                <w:iCs/>
+                                <w:sz w:val="18"/>
+                                <w:szCs w:val="18"/>
+                              </w:rPr>
+                              <w:t xml:space="preserve">. ERD magnitude (%) across all subjects in the mu (8–12 Hz) and beta (18–25 Hz) bands during </w:t>
+                            </w:r>
+                            <w:r>
+                              <w:rPr>
+                                <w:i/>
+                                <w:iCs/>
+                                <w:sz w:val="18"/>
+                                <w:szCs w:val="18"/>
+                              </w:rPr>
+                              <w:t>REST</w:t>
+                            </w:r>
+                            <w:r>
+                              <w:rPr>
+                                <w:i/>
+                                <w:iCs/>
+                                <w:sz w:val="18"/>
+                                <w:szCs w:val="18"/>
+                              </w:rPr>
+                              <w:t xml:space="preserve"> trials, comparing FES-online (orange, sessions</w:t>
+                            </w:r>
+                            <w:r>
+                              <w:rPr>
+                                <w:rFonts w:ascii="Segoe UI Symbol" w:hAnsi="Segoe UI Symbol" w:cs="Segoe UI Symbol"/>
+                                <w:i/>
+                                <w:iCs/>
+                                <w:sz w:val="18"/>
+                                <w:szCs w:val="18"/>
+                              </w:rPr>
+                              <w:t xml:space="preserve"> </w:t>
+                            </w:r>
+                            <w:r>
+                              <w:rPr>
+                                <w:i/>
+                                <w:iCs/>
+                                <w:sz w:val="18"/>
+                                <w:szCs w:val="18"/>
+                              </w:rPr>
+                              <w:t>S002 and S006) versus NoFES-online (blue, sessions S003 and S005). Bars represent the mean of the two pooled sessions; error bars show standard</w:t>
+                            </w:r>
+                            <w:r>
+                              <w:rPr>
+                                <w:rFonts w:ascii="Segoe UI Symbol" w:hAnsi="Segoe UI Symbol" w:cs="Segoe UI Symbol"/>
+                                <w:i/>
+                                <w:iCs/>
+                                <w:sz w:val="18"/>
+                                <w:szCs w:val="18"/>
+                              </w:rPr>
+                              <w:t xml:space="preserve"> </w:t>
+                            </w:r>
+                            <w:r>
+                              <w:rPr>
+                                <w:i/>
+                                <w:iCs/>
+                                <w:sz w:val="18"/>
+                                <w:szCs w:val="18"/>
+                              </w:rPr>
+                              <w:t>deviation; black dots indicate individual session values. Negative values indicate desynchronization.</w:t>
+                            </w:r>
+                          </w:p>
+                          <w:p>
+                            <w:pPr>
+                              <w:jc w:val="center"/>
+                            </w:pPr>
+                          </w:p>
+                        </w:txbxContent>
+                      </wps:txbx>
+                      <wps:bodyPr rot="0" spcFirstLastPara="0" vertOverflow="overflow" horzOverflow="overflow" vert="horz" wrap="square" lIns="91440" tIns="45720" rIns="91440" bIns="45720" numCol="1" spcCol="0" rtlCol="0" fromWordArt="0" anchor="t" anchorCtr="0" forceAA="0" compatLnSpc="1">
+                        <a:prstTxWarp prst="textNoShape">
+                          <a:avLst/>
+                        </a:prstTxWarp>
+                        <a:noAutofit/>
+                      </wps:bodyPr>
+                    </wps:wsp>
+                  </a:graphicData>
+                </a:graphic>
+                <wp14:sizeRelH relativeFrom="margin">
+                  <wp14:pctWidth>0</wp14:pctWidth>
+                </wp14:sizeRelH>
+                <wp14:sizeRelV relativeFrom="margin">
+                  <wp14:pctHeight>0</wp14:pctHeight>
+                </wp14:sizeRelV>
+              </wp:anchor>
+            </w:drawing>
+          </mc:Choice>
+          <mc:Fallback>
+            <w:pict>
+              <v:shape w14:anchorId="0F6898EA" id="_x0000_s1027" type="#_x0000_t202" style="position:absolute;left:0;text-align:left;margin-left:20.8pt;margin-top:11.35pt;width:488pt;height:53.05pt;z-index:251658243;visibility:visible;mso-wrap-style:square;mso-width-percent:0;mso-height-percent:0;mso-wrap-distance-left:9pt;mso-wrap-distance-top:0;mso-wrap-distance-right:9pt;mso-wrap-distance-bottom:0;mso-position-horizontal:absolute;mso-position-horizontal-relative:text;mso-position-vertical:absolute;mso-position-vertical-relative:text;mso-width-percent:0;mso-height-percent:0;mso-width-relative:margin;mso-height-relative:margin;v-text-anchor:top" o:gfxdata="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" fillcolor="white [3201]" stroked="f" strokeweight=".5pt">
+                <v:textbox>
+                  <w:txbxContent>
+                    <w:p>
+                      <w:pPr>
+                        <w:spacing w:before="20" w:after="120"/>
+                        <w:ind w:firstLine="0"/>
+                        <w:jc w:val="center"/>
+                      </w:pPr>
+                      <w:r>
+                        <w:rPr>
+                          <w:i/>
+                          <w:iCs/>
+                          <w:sz w:val="18"/>
+                          <w:szCs w:val="18"/>
+                        </w:rPr>
+                        <w:t xml:space="preserve">Fig. </w:t>
+                      </w:r>
+                      <w:r>
+                        <w:rPr>
+                          <w:i/>
+                          <w:iCs/>
+                          <w:sz w:val="18"/>
+                          <w:szCs w:val="18"/>
+                        </w:rPr>
+                        <w:t>7</w:t>
+                      </w:r>
+                      <w:r>
+                        <w:rPr>
+                          <w:i/>
+                          <w:iCs/>
+                          <w:sz w:val="18"/>
+                          <w:szCs w:val="18"/>
+                        </w:rPr>
+                        <w:t xml:space="preserve">. ERD magnitude (%) across all subjects in the mu (8–12 Hz) and beta (18–25 Hz) bands during </w:t>
+                      </w:r>
+                      <w:r>
+                        <w:rPr>
+                          <w:i/>
+                          <w:iCs/>
+                          <w:sz w:val="18"/>
+                          <w:szCs w:val="18"/>
+                        </w:rPr>
+                        <w:t>REST</w:t>
+                      </w:r>
+                      <w:r>
+                        <w:rPr>
+                          <w:i/>
+                          <w:iCs/>
+                          <w:sz w:val="18"/>
+                          <w:szCs w:val="18"/>
+                        </w:rPr>
+                        <w:t xml:space="preserve"> trials, comparing FES-online (orange, sessions</w:t>
+                      </w:r>
+                      <w:r>
+                        <w:rPr>
+                          <w:rFonts w:ascii="Segoe UI Symbol" w:hAnsi="Segoe UI Symbol" w:cs="Segoe UI Symbol"/>
+                          <w:i/>
+                          <w:iCs/>
+                          <w:sz w:val="18"/>
+                          <w:szCs w:val="18"/>
+                        </w:rPr>
+                        <w:t xml:space="preserve"> </w:t>
+                      </w:r>
+                      <w:r>
+                        <w:rPr>
+                          <w:i/>
+                          <w:iCs/>
+                          <w:sz w:val="18"/>
+                          <w:szCs w:val="18"/>
+                        </w:rPr>
+                        <w:t>S002 and S006) versus NoFES-online (blue, sessions S003 and S005). Bars represent the mean of the two pooled sessions; error bars show standard</w:t>
+                      </w:r>
+                      <w:r>
+                        <w:rPr>
+                          <w:rFonts w:ascii="Segoe UI Symbol" w:hAnsi="Segoe UI Symbol" w:cs="Segoe UI Symbol"/>
+                          <w:i/>
+                          <w:iCs/>
+                          <w:sz w:val="18"/>
+                          <w:szCs w:val="18"/>
+                        </w:rPr>
+                        <w:t xml:space="preserve"> </w:t>
+                      </w:r>
+                      <w:r>
+                        <w:rPr>
+                          <w:i/>
+                          <w:iCs/>
+                          <w:sz w:val="18"/>
+                          <w:szCs w:val="18"/>
+                        </w:rPr>
+                        <w:t>deviation; black dots indicate individual session values. Negative values indicate desynchronization.</w:t>
+                      </w:r>
+                    </w:p>
+                    <w:p>
+                      <w:pPr>
+                        <w:jc w:val="center"/>
+                      </w:pPr>
+                    </w:p>
+                  </w:txbxContent>
+                </v:textbox>
+              </v:shape>
+            </w:pict>
+          </mc:Fallback>
+        </mc:AlternateContent>
+      </w:r>
+    </w:p>
+    <w:p>
+      <w:pPr>
+        <w:spacing w:after="80"/>
+        <w:ind w:firstLine="360"/>
+        <w:jc w:val="both"/>
+      </w:pPr>
+    </w:p>
+    <w:p>
+      <w:pPr>
+        <w:spacing w:after="80"/>
+        <w:ind w:firstLine="360"/>
+        <w:jc w:val="both"/>
+      </w:pPr>
+    </w:p>
+    <w:p>
+      <w:pPr>
+        <w:spacing w:after="80"/>
+        <w:ind w:firstLine="360"/>
+        <w:jc w:val="both"/>
+      </w:pPr>
+    </w:p>
+    <w:p>
+      <w:pPr>
+        <w:spacing w:after="80"/>
+        <w:ind w:firstLine="0"/>
+        <w:jc w:val="both"/>
+      </w:pPr>
+      <w:r>
+        <w:rPr>
+          <w:noProof/>
+        </w:rPr>
+        <w:drawing>
+          <wp:inline distT="0" distB="0" distL="0" distR="0" wp14:anchorId="7C5739EB" wp14:editId="0CF321DD">
+            <wp:extent cx="3124818" cy="1570182"/>
+            <wp:effectExtent l="0" t="0" r="0" b="5080"/>
+            <wp:docPr id="524730523" name="Picture 1">
+              <a:extLst xmlns:a="http://schemas.openxmlformats.org/drawingml/2006/main">
+                <a:ext uri="{FF2B5EF4-FFF2-40B4-BE49-F238E27FC236}">
+                  <a16:creationId xmlns:a16="http://schemas.microsoft.com/office/drawing/2014/main" id="{F3FB3583-51D8-4BAB-916A-45B0CAE39653}"/>
+                </a:ext>
+              </a:extLst>
+            </wp:docPr>
             <wp:cNvGraphicFramePr>
               <a:graphicFrameLocks xmlns:a="http://schemas.openxmlformats.org/drawingml/2006/main" noChangeAspect="1"/>
             </wp:cNvGraphicFramePr>
@@ -3331,7 +4838,7 @@
                     <pic:cNvPicPr/>
                   </pic:nvPicPr>
                   <pic:blipFill>
-                    <a:blip r:embed="rId24"/>
+                    <a:blip r:embed="rId29"/>
                     <a:stretch>
                       <a:fillRect/>
                     </a:stretch>
@@ -3339,7 +4846,7 @@
                   <pic:spPr>
                     <a:xfrm>
                       <a:off x="0" y="0"/>
-                      <a:ext cx="3243970" cy="1630054"/>
+                      <a:ext cx="3124818" cy="1570182"/>
                     </a:xfrm>
                     <a:prstGeom prst="rect">
                       <a:avLst/>
@@ -3370,7 +4877,7 @@
           <w:sz w:val="18"/>
           <w:szCs w:val="18"/>
         </w:rPr>
-        <w:t>Fig. 7. Covariate shift between the offline calibration and subsequent online sessions measured via Riemannian distance (δ</w:t>
+        <w:t xml:space="preserve">Fig. </w:t>
       </w:r>
       <w:r>
         <w:rPr>
@@ -3378,9 +4885,8 @@
           <w:iCs/>
           <w:sz w:val="18"/>
           <w:szCs w:val="18"/>
-          <w:vertAlign w:val="subscript"/>
-        </w:rPr>
-        <w:t>R</w:t>
+        </w:rPr>
+        <w:t>8</w:t>
       </w:r>
       <w:r>
         <w:rPr>
@@ -3389,7 +4895,7 @@
           <w:sz w:val="18"/>
           <w:szCs w:val="18"/>
         </w:rPr>
-        <w:t xml:space="preserve"> ) for MI (left panel) and REST (right panel) class manifolds, comparing FES (orange) and NoFES (blue). Higher values indicate greater non</w:t>
+        <w:t>. Covariate shift between offline and online sessions measured via Riemannian distance (δ</w:t>
       </w:r>
       <w:r>
         <w:rPr>
@@ -3397,8 +4903,9 @@
           <w:iCs/>
           <w:sz w:val="18"/>
           <w:szCs w:val="18"/>
-        </w:rPr>
-        <w:t>-</w:t>
+          <w:vertAlign w:val="subscript"/>
+        </w:rPr>
+        <w:t>R</w:t>
       </w:r>
       <w:r>
         <w:rPr>
@@ -3407,7 +4914,7 @@
           <w:sz w:val="18"/>
           <w:szCs w:val="18"/>
         </w:rPr>
-        <w:t>stationarity, or data drift, from the initial training distribution to the testing phase. Results are paired per-subject</w:t>
+        <w:t xml:space="preserve"> ) for MI and REST</w:t>
       </w:r>
       <w:r>
         <w:rPr>
@@ -3416,21 +4923,623 @@
           <w:sz w:val="18"/>
           <w:szCs w:val="18"/>
         </w:rPr>
-        <w:t>.</w:t>
+        <w:t xml:space="preserve"> </w:t>
+      </w:r>
+      <w:r>
+        <w:rPr>
+          <w:i/>
+          <w:iCs/>
+          <w:sz w:val="18"/>
+          <w:szCs w:val="18"/>
+        </w:rPr>
+        <w:t>class manifolds, comparing FES and NoFES. Higher values indicate greater non</w:t>
+      </w:r>
+      <w:r>
+        <w:rPr>
+          <w:i/>
+          <w:iCs/>
+          <w:sz w:val="18"/>
+          <w:szCs w:val="18"/>
+        </w:rPr>
+        <w:t>-</w:t>
+      </w:r>
+      <w:r>
+        <w:rPr>
+          <w:i/>
+          <w:iCs/>
+          <w:sz w:val="18"/>
+          <w:szCs w:val="18"/>
+        </w:rPr>
+        <w:t>stationarit</w:t>
+      </w:r>
+      <w:r>
+        <w:rPr>
+          <w:i/>
+          <w:iCs/>
+          <w:sz w:val="18"/>
+          <w:szCs w:val="18"/>
+        </w:rPr>
+        <w:t>y</w:t>
+      </w:r>
+      <w:r>
+        <w:rPr>
+          <w:i/>
+          <w:iCs/>
+          <w:sz w:val="18"/>
+          <w:szCs w:val="18"/>
+        </w:rPr>
+        <w:t xml:space="preserve">, from the initial </w:t>
+      </w:r>
+      <w:r>
+        <w:rPr>
+          <w:i/>
+          <w:iCs/>
+          <w:sz w:val="18"/>
+          <w:szCs w:val="18"/>
+        </w:rPr>
+        <w:t>calibration</w:t>
+      </w:r>
+      <w:r>
+        <w:rPr>
+          <w:i/>
+          <w:iCs/>
+          <w:sz w:val="18"/>
+          <w:szCs w:val="18"/>
+        </w:rPr>
+        <w:t xml:space="preserve"> distribution to the testing phase. Results are paired per-subject.</w:t>
       </w:r>
     </w:p>
     <w:p>
       <w:pPr>
         <w:spacing w:before="60" w:after="40"/>
         <w:jc w:val="center"/>
-      </w:pPr>
-      <w:r>
-        <w:rPr>
-          <w:b/>
-          <w:bCs/>
-          <w:sz w:val="18"/>
-          <w:szCs w:val="18"/>
-        </w:rPr>
+        <w:rPr>
+          <w:b/>
+          <w:bCs/>
+          <w:sz w:val="18"/>
+          <w:szCs w:val="18"/>
+        </w:rPr>
+      </w:pPr>
+    </w:p>
+    <w:p>
+      <w:pPr>
+        <w:spacing w:before="60" w:after="40"/>
+        <w:jc w:val="center"/>
+        <w:rPr>
+          <w:b/>
+          <w:bCs/>
+          <w:sz w:val="18"/>
+          <w:szCs w:val="18"/>
+        </w:rPr>
+      </w:pPr>
+    </w:p>
+    <w:p>
+      <w:pPr>
+        <w:spacing w:before="60" w:after="40"/>
+        <w:jc w:val="center"/>
+        <w:rPr>
+          <w:b/>
+          <w:bCs/>
+          <w:sz w:val="18"/>
+          <w:szCs w:val="18"/>
+        </w:rPr>
+      </w:pPr>
+    </w:p>
+    <w:p>
+      <w:pPr>
+        <w:spacing w:before="60" w:after="40"/>
+        <w:jc w:val="center"/>
+        <w:rPr>
+          <w:b/>
+          <w:bCs/>
+          <w:sz w:val="18"/>
+          <w:szCs w:val="18"/>
+        </w:rPr>
+      </w:pPr>
+    </w:p>
+    <w:p>
+      <w:pPr>
+        <w:spacing w:before="60" w:after="40"/>
+        <w:jc w:val="center"/>
+        <w:rPr>
+          <w:b/>
+          <w:bCs/>
+          <w:sz w:val="18"/>
+          <w:szCs w:val="18"/>
+        </w:rPr>
+      </w:pPr>
+    </w:p>
+    <w:p>
+      <w:pPr>
+        <w:spacing w:before="60" w:after="40"/>
+        <w:jc w:val="center"/>
+        <w:rPr>
+          <w:b/>
+          <w:bCs/>
+          <w:sz w:val="18"/>
+          <w:szCs w:val="18"/>
+        </w:rPr>
+      </w:pPr>
+    </w:p>
+    <w:p>
+      <w:pPr>
+        <w:spacing w:before="60" w:after="40"/>
+        <w:jc w:val="center"/>
+        <w:rPr>
+          <w:b/>
+          <w:bCs/>
+          <w:sz w:val="18"/>
+          <w:szCs w:val="18"/>
+        </w:rPr>
+      </w:pPr>
+    </w:p>
+    <w:p>
+      <w:pPr>
+        <w:spacing w:before="60" w:after="40"/>
+        <w:jc w:val="center"/>
+        <w:rPr>
+          <w:b/>
+          <w:bCs/>
+          <w:sz w:val="18"/>
+          <w:szCs w:val="18"/>
+        </w:rPr>
+      </w:pPr>
+    </w:p>
+    <w:p>
+      <w:pPr>
+        <w:spacing w:before="60" w:after="40"/>
+        <w:jc w:val="center"/>
+        <w:rPr>
+          <w:b/>
+          <w:bCs/>
+          <w:sz w:val="18"/>
+          <w:szCs w:val="18"/>
+        </w:rPr>
+      </w:pPr>
+    </w:p>
+    <w:p>
+      <w:pPr>
+        <w:spacing w:before="60" w:after="40"/>
+        <w:jc w:val="center"/>
+        <w:rPr>
+          <w:b/>
+          <w:bCs/>
+          <w:sz w:val="18"/>
+          <w:szCs w:val="18"/>
+        </w:rPr>
+      </w:pPr>
+    </w:p>
+    <w:p>
+      <w:pPr>
+        <w:spacing w:before="60" w:after="40"/>
+        <w:jc w:val="center"/>
+        <w:rPr>
+          <w:b/>
+          <w:bCs/>
+          <w:sz w:val="18"/>
+          <w:szCs w:val="18"/>
+        </w:rPr>
+      </w:pPr>
+    </w:p>
+    <w:p>
+      <w:pPr>
+        <w:spacing w:before="60" w:after="40"/>
+        <w:jc w:val="center"/>
+        <w:rPr>
+          <w:b/>
+          <w:bCs/>
+          <w:sz w:val="18"/>
+          <w:szCs w:val="18"/>
+        </w:rPr>
+      </w:pPr>
+    </w:p>
+    <w:p>
+      <w:pPr>
+        <w:spacing w:before="60" w:after="40"/>
+        <w:jc w:val="center"/>
+        <w:rPr>
+          <w:b/>
+          <w:bCs/>
+          <w:sz w:val="18"/>
+          <w:szCs w:val="18"/>
+        </w:rPr>
+      </w:pPr>
+    </w:p>
+    <w:p>
+      <w:pPr>
+        <w:spacing w:before="60" w:after="40"/>
+        <w:jc w:val="center"/>
+        <w:rPr>
+          <w:b/>
+          <w:bCs/>
+          <w:sz w:val="18"/>
+          <w:szCs w:val="18"/>
+        </w:rPr>
+      </w:pPr>
+    </w:p>
+    <w:p>
+      <w:pPr>
+        <w:spacing w:before="60" w:after="40"/>
+        <w:jc w:val="center"/>
+        <w:rPr>
+          <w:b/>
+          <w:bCs/>
+          <w:sz w:val="18"/>
+          <w:szCs w:val="18"/>
+        </w:rPr>
+      </w:pPr>
+    </w:p>
+    <w:p>
+      <w:pPr>
+        <w:spacing w:before="60" w:after="40"/>
+        <w:jc w:val="center"/>
+        <w:rPr>
+          <w:b/>
+          <w:bCs/>
+          <w:sz w:val="18"/>
+          <w:szCs w:val="18"/>
+        </w:rPr>
+      </w:pPr>
+    </w:p>
+    <w:p>
+      <w:pPr>
+        <w:spacing w:before="60" w:after="40"/>
+        <w:jc w:val="center"/>
+        <w:rPr>
+          <w:b/>
+          <w:bCs/>
+          <w:sz w:val="18"/>
+          <w:szCs w:val="18"/>
+        </w:rPr>
+      </w:pPr>
+    </w:p>
+    <w:p>
+      <w:pPr>
+        <w:spacing w:before="60" w:after="40"/>
+        <w:jc w:val="center"/>
+        <w:rPr>
+          <w:b/>
+          <w:bCs/>
+          <w:sz w:val="18"/>
+          <w:szCs w:val="18"/>
+        </w:rPr>
+      </w:pPr>
+    </w:p>
+    <w:p>
+      <w:pPr>
+        <w:spacing w:before="60" w:after="40"/>
+        <w:jc w:val="center"/>
+        <w:rPr>
+          <w:b/>
+          <w:bCs/>
+          <w:sz w:val="18"/>
+          <w:szCs w:val="18"/>
+        </w:rPr>
+      </w:pPr>
+    </w:p>
+    <w:p>
+      <w:pPr>
+        <w:spacing w:before="60" w:after="40"/>
+        <w:jc w:val="center"/>
+        <w:rPr>
+          <w:b/>
+          <w:bCs/>
+          <w:sz w:val="18"/>
+          <w:szCs w:val="18"/>
+        </w:rPr>
+      </w:pPr>
+    </w:p>
+    <w:p>
+      <w:pPr>
+        <w:spacing w:before="60" w:after="40"/>
+        <w:jc w:val="center"/>
+        <w:rPr>
+          <w:b/>
+          <w:bCs/>
+          <w:sz w:val="18"/>
+          <w:szCs w:val="18"/>
+        </w:rPr>
+      </w:pPr>
+    </w:p>
+    <w:p>
+      <w:pPr>
+        <w:spacing w:before="60" w:after="40"/>
+        <w:jc w:val="center"/>
+        <w:rPr>
+          <w:b/>
+          <w:bCs/>
+          <w:sz w:val="18"/>
+          <w:szCs w:val="18"/>
+        </w:rPr>
+      </w:pPr>
+    </w:p>
+    <w:p>
+      <w:pPr>
+        <w:spacing w:before="60" w:after="40"/>
+        <w:jc w:val="center"/>
+        <w:rPr>
+          <w:b/>
+          <w:bCs/>
+          <w:sz w:val="18"/>
+          <w:szCs w:val="18"/>
+        </w:rPr>
+      </w:pPr>
+    </w:p>
+    <w:p>
+      <w:pPr>
+        <w:spacing w:before="60" w:after="40"/>
+        <w:jc w:val="center"/>
+        <w:rPr>
+          <w:b/>
+          <w:bCs/>
+          <w:sz w:val="18"/>
+          <w:szCs w:val="18"/>
+        </w:rPr>
+      </w:pPr>
+    </w:p>
+    <w:p>
+      <w:pPr>
+        <w:spacing w:before="60" w:after="40"/>
+        <w:jc w:val="center"/>
+        <w:rPr>
+          <w:b/>
+          <w:bCs/>
+          <w:sz w:val="18"/>
+          <w:szCs w:val="18"/>
+        </w:rPr>
+      </w:pPr>
+    </w:p>
+    <w:p>
+      <w:pPr>
+        <w:spacing w:before="60" w:after="40"/>
+        <w:jc w:val="center"/>
+        <w:rPr>
+          <w:b/>
+          <w:bCs/>
+          <w:sz w:val="18"/>
+          <w:szCs w:val="18"/>
+        </w:rPr>
+      </w:pPr>
+    </w:p>
+    <w:p>
+      <w:pPr>
+        <w:spacing w:before="60" w:after="40"/>
+        <w:jc w:val="center"/>
+        <w:rPr>
+          <w:b/>
+          <w:bCs/>
+          <w:sz w:val="18"/>
+          <w:szCs w:val="18"/>
+        </w:rPr>
+      </w:pPr>
+    </w:p>
+    <w:p>
+      <w:pPr>
+        <w:spacing w:before="60" w:after="40"/>
+        <w:jc w:val="center"/>
+        <w:rPr>
+          <w:b/>
+          <w:bCs/>
+          <w:sz w:val="18"/>
+          <w:szCs w:val="18"/>
+        </w:rPr>
+      </w:pPr>
+    </w:p>
+    <w:p>
+      <w:pPr>
+        <w:spacing w:before="60" w:after="40"/>
+        <w:jc w:val="center"/>
+        <w:rPr>
+          <w:b/>
+          <w:bCs/>
+          <w:sz w:val="18"/>
+          <w:szCs w:val="18"/>
+        </w:rPr>
+      </w:pPr>
+    </w:p>
+    <w:p>
+      <w:pPr>
+        <w:spacing w:before="60" w:after="40"/>
+        <w:jc w:val="center"/>
+        <w:rPr>
+          <w:b/>
+          <w:bCs/>
+          <w:sz w:val="18"/>
+          <w:szCs w:val="18"/>
+        </w:rPr>
+      </w:pPr>
+    </w:p>
+    <w:p>
+      <w:pPr>
+        <w:spacing w:before="60" w:after="40"/>
+        <w:jc w:val="center"/>
+        <w:rPr>
+          <w:b/>
+          <w:bCs/>
+          <w:sz w:val="18"/>
+          <w:szCs w:val="18"/>
+        </w:rPr>
+      </w:pPr>
+    </w:p>
+    <w:p>
+      <w:pPr>
+        <w:spacing w:before="60" w:after="40"/>
+        <w:jc w:val="center"/>
+        <w:rPr>
+          <w:b/>
+          <w:bCs/>
+          <w:sz w:val="18"/>
+          <w:szCs w:val="18"/>
+        </w:rPr>
+      </w:pPr>
+    </w:p>
+    <w:p>
+      <w:pPr>
+        <w:spacing w:before="60" w:after="40"/>
+        <w:jc w:val="center"/>
+        <w:rPr>
+          <w:b/>
+          <w:bCs/>
+          <w:sz w:val="18"/>
+          <w:szCs w:val="18"/>
+        </w:rPr>
+      </w:pPr>
+    </w:p>
+    <w:p>
+      <w:pPr>
+        <w:spacing w:before="60" w:after="40"/>
+        <w:jc w:val="center"/>
+        <w:rPr>
+          <w:b/>
+          <w:bCs/>
+          <w:sz w:val="18"/>
+          <w:szCs w:val="18"/>
+        </w:rPr>
+      </w:pPr>
+    </w:p>
+    <w:p>
+      <w:pPr>
+        <w:spacing w:before="60" w:after="40"/>
+        <w:jc w:val="center"/>
+        <w:rPr>
+          <w:b/>
+          <w:bCs/>
+          <w:sz w:val="18"/>
+          <w:szCs w:val="18"/>
+        </w:rPr>
+      </w:pPr>
+    </w:p>
+    <w:p>
+      <w:pPr>
+        <w:spacing w:before="60" w:after="40"/>
+        <w:jc w:val="center"/>
+        <w:rPr>
+          <w:b/>
+          <w:bCs/>
+          <w:sz w:val="18"/>
+          <w:szCs w:val="18"/>
+        </w:rPr>
+      </w:pPr>
+    </w:p>
+    <w:p>
+      <w:pPr>
+        <w:spacing w:before="60" w:after="40"/>
+        <w:jc w:val="center"/>
+        <w:rPr>
+          <w:b/>
+          <w:bCs/>
+          <w:sz w:val="18"/>
+          <w:szCs w:val="18"/>
+        </w:rPr>
+      </w:pPr>
+    </w:p>
+    <w:p>
+      <w:pPr>
+        <w:spacing w:before="60" w:after="40"/>
+        <w:jc w:val="center"/>
+        <w:rPr>
+          <w:b/>
+          <w:bCs/>
+          <w:sz w:val="18"/>
+          <w:szCs w:val="18"/>
+        </w:rPr>
+      </w:pPr>
+    </w:p>
+    <w:p>
+      <w:pPr>
+        <w:pStyle w:val="Heading2"/>
+        <w:rPr>
+          <w:sz w:val="18"/>
+          <w:szCs w:val="18"/>
+        </w:rPr>
+      </w:pPr>
+      <w:r>
+        <w:t>G. Riemannian Distance analysis</w:t>
+      </w:r>
+    </w:p>
+    <w:p>
+      <w:pPr>
+        <w:spacing w:after="80"/>
+        <w:ind w:firstLine="360"/>
+        <w:jc w:val="both"/>
+      </w:pPr>
+      <w:r>
+        <w:t xml:space="preserve">Signal drift was compared between FES-CALIB to FES-Online and NOFES-CALIB to NOFES-Online, to gauge potential effects of FES on non-stationarity. No significant effect was found, and each subject seemingly had different trends as shown by the 4 lines on each graph in Fig. 8. This null result suggests the covariate shift observed in both FES and NoFES conditions is driven by individual factors rather than stimulation-induced signal drift. </w:t>
+      </w:r>
+    </w:p>
+    <w:p>
+      <w:pPr>
+        <w:spacing w:before="60" w:after="40"/>
+        <w:jc w:val="center"/>
+        <w:rPr>
+          <w:b/>
+          <w:bCs/>
+          <w:sz w:val="18"/>
+          <w:szCs w:val="18"/>
+        </w:rPr>
+      </w:pPr>
+    </w:p>
+    <w:p>
+      <w:pPr>
+        <w:spacing w:before="60" w:after="40"/>
+        <w:jc w:val="center"/>
+        <w:rPr>
+          <w:b/>
+          <w:bCs/>
+          <w:sz w:val="18"/>
+          <w:szCs w:val="18"/>
+        </w:rPr>
+      </w:pPr>
+    </w:p>
+    <w:p>
+      <w:pPr>
+        <w:spacing w:before="60" w:after="40"/>
+        <w:jc w:val="center"/>
+        <w:rPr>
+          <w:b/>
+          <w:bCs/>
+          <w:sz w:val="18"/>
+          <w:szCs w:val="18"/>
+        </w:rPr>
+      </w:pPr>
+    </w:p>
+    <w:p>
+      <w:pPr>
+        <w:spacing w:before="60" w:after="40"/>
+        <w:jc w:val="center"/>
+        <w:rPr>
+          <w:b/>
+          <w:bCs/>
+          <w:sz w:val="18"/>
+          <w:szCs w:val="18"/>
+        </w:rPr>
+      </w:pPr>
+    </w:p>
+    <w:p>
+      <w:pPr>
+        <w:spacing w:before="60" w:after="40"/>
+        <w:jc w:val="center"/>
+        <w:rPr>
+          <w:b/>
+          <w:bCs/>
+          <w:sz w:val="18"/>
+          <w:szCs w:val="18"/>
+        </w:rPr>
+      </w:pPr>
+    </w:p>
+    <w:p>
+      <w:pPr>
+        <w:spacing w:before="60" w:after="40"/>
+        <w:jc w:val="center"/>
+      </w:pPr>
+      <w:r>
+        <w:rPr>
+          <w:b/>
+          <w:bCs/>
+          <w:sz w:val="18"/>
+          <w:szCs w:val="18"/>
+        </w:rPr>
+        <w:lastRenderedPageBreak/>
         <w:t>TABLE II</w:t>
       </w:r>
     </w:p>
@@ -3449,48 +5558,10 @@
         <w:t>Aggregate FES vs. NoFES Performance (N = 8 subject × calibration-day pairs; *CI excludes zero)</w:t>
       </w:r>
     </w:p>
-    <w:p>
-      <w:pPr>
-        <w:keepNext/>
-        <w:pBdr>
-          <w:top w:val="nil"/>
-          <w:left w:val="nil"/>
-          <w:bottom w:val="nil"/>
-          <w:right w:val="nil"/>
-          <w:between w:val="nil"/>
-        </w:pBdr>
-        <w:spacing w:before="240" w:after="80"/>
-        <w:jc w:val="center"/>
-        <w:rPr>
-          <w:smallCaps/>
-          <w:color w:val="000000"/>
-        </w:rPr>
-      </w:pPr>
-      <w:r>
-        <w:rPr>
-          <w:smallCaps/>
-          <w:color w:val="000000"/>
-        </w:rPr>
-        <w:t>IV. DISCUSSION</w:t>
-      </w:r>
-    </w:p>
-    <w:p>
-      <w:r>
-        <w:t xml:space="preserve">Our central hypothesis—that FES would improve MI discriminability regardless of calibration condition—was not supported. Run-wise classification accuracy was statistically equivalent across FES and NoFES online conditions under both calibration regimes, likely due to low subject count (four subjects is barely enough to make any significant claims at all). This null result is, however, accompanied by a clear, informative pattern in detection latency: FES slowed MI detection and accelerated REST detection, opposing effects </w:t>
-      </w:r>
-      <w:r>
-        <w:t>that each reached bootstrap significance across eight paired comparisons.</w:t>
-      </w:r>
-    </w:p>
-    <w:p>
-      <w:r>
-        <w:t>We take this latency discrepancy to be evidence that FES during detected MI creates a stronger neural relaxation effect when MI is not occurring. Rather than amplifying the class separation, we believe that FES enables a quicker and more stable return to REST, whether due to the subject’s increased desire to avoid venturing into the MI range (lest they activate the FES and trigger a positive feedback spiral) or due to sensorimotor cortex fatigue due to increased activity during FES (though this is less supported when the mixed ERD results from section III-F are taken into account). The first interpretation is consistent with the absence of a FES advantage in offline EEG metrics: if FES amplified the separation between MI and FES features, we would expect higher observed MI ERD with FES than without, since this is the main feature associated with classification of MI. This was not observed.</w:t>
-      </w:r>
-    </w:p>
     <w:tbl>
       <w:tblPr>
-        <w:tblpPr w:leftFromText="180" w:rightFromText="180" w:vertAnchor="page" w:horzAnchor="margin" w:tblpY="7400"/>
-        <w:tblW w:w="5133" w:type="dxa"/>
+        <w:tblpPr w:leftFromText="180" w:rightFromText="180" w:vertAnchor="text" w:horzAnchor="margin" w:tblpY="42"/>
+        <w:tblW w:w="5064" w:type="dxa"/>
         <w:tblBorders>
           <w:top w:val="single" w:sz="4" w:space="0" w:color="auto"/>
           <w:left w:val="single" w:sz="4" w:space="0" w:color="auto"/>
@@ -3499,18 +5570,14 @@
           <w:insideH w:val="single" w:sz="4" w:space="0" w:color="auto"/>
           <w:insideV w:val="single" w:sz="4" w:space="0" w:color="auto"/>
         </w:tblBorders>
-        <w:tblCellMar>
-          <w:left w:w="10" w:type="dxa"/>
-          <w:right w:w="10" w:type="dxa"/>
-        </w:tblCellMar>
         <w:tblLook w:val="04A0" w:firstRow="1" w:lastRow="0" w:firstColumn="1" w:lastColumn="0" w:noHBand="0" w:noVBand="1"/>
       </w:tblPr>
       <w:tblGrid>
-        <w:gridCol w:w="1277"/>
-        <w:gridCol w:w="724"/>
-        <w:gridCol w:w="793"/>
-        <w:gridCol w:w="1339"/>
-        <w:gridCol w:w="1000"/>
+        <w:gridCol w:w="1225"/>
+        <w:gridCol w:w="709"/>
+        <w:gridCol w:w="783"/>
+        <w:gridCol w:w="1388"/>
+        <w:gridCol w:w="959"/>
       </w:tblGrid>
       <w:tr>
         <w:trPr>
@@ -3518,14 +5585,14 @@
         </w:trPr>
         <w:tc>
           <w:tcPr>
-            <w:tcW w:w="0" w:type="auto"/>
+            <w:tcW w:w="1225" w:type="dxa"/>
             <w:tcBorders>
               <w:top w:val="single" w:sz="1" w:space="0" w:color="AAAAAA"/>
               <w:left w:val="single" w:sz="1" w:space="0" w:color="AAAAAA"/>
               <w:bottom w:val="single" w:sz="1" w:space="0" w:color="AAAAAA"/>
               <w:right w:val="single" w:sz="1" w:space="0" w:color="AAAAAA"/>
             </w:tcBorders>
-            <w:shd w:val="clear" w:color="auto" w:fill="D9D9D9"/>
+            <w:shd w:val="clear" w:color="auto" w:fill="D9D9D9" w:themeFill="background1" w:themeFillShade="D9"/>
             <w:tcMar>
               <w:top w:w="80" w:type="dxa"/>
               <w:left w:w="120" w:type="dxa"/>
@@ -3547,14 +5614,14 @@
         </w:tc>
         <w:tc>
           <w:tcPr>
-            <w:tcW w:w="0" w:type="auto"/>
+            <w:tcW w:w="709" w:type="dxa"/>
             <w:tcBorders>
               <w:top w:val="single" w:sz="1" w:space="0" w:color="AAAAAA"/>
               <w:left w:val="single" w:sz="1" w:space="0" w:color="AAAAAA"/>
               <w:bottom w:val="single" w:sz="1" w:space="0" w:color="AAAAAA"/>
               <w:right w:val="single" w:sz="1" w:space="0" w:color="AAAAAA"/>
             </w:tcBorders>
-            <w:shd w:val="clear" w:color="auto" w:fill="D9D9D9"/>
+            <w:shd w:val="clear" w:color="auto" w:fill="D9D9D9" w:themeFill="background1" w:themeFillShade="D9"/>
             <w:tcMar>
               <w:top w:w="80" w:type="dxa"/>
               <w:left w:w="120" w:type="dxa"/>
@@ -3563,6 +5630,9 @@
             </w:tcMar>
           </w:tcPr>
           <w:p>
+            <w:pPr>
+              <w:ind w:firstLine="0"/>
+            </w:pPr>
             <w:r>
               <w:rPr>
                 <w:b/>
@@ -3576,14 +5646,14 @@
         </w:tc>
         <w:tc>
           <w:tcPr>
-            <w:tcW w:w="0" w:type="auto"/>
+            <w:tcW w:w="783" w:type="dxa"/>
             <w:tcBorders>
               <w:top w:val="single" w:sz="1" w:space="0" w:color="AAAAAA"/>
               <w:left w:val="single" w:sz="1" w:space="0" w:color="AAAAAA"/>
               <w:bottom w:val="single" w:sz="1" w:space="0" w:color="AAAAAA"/>
               <w:right w:val="single" w:sz="1" w:space="0" w:color="AAAAAA"/>
             </w:tcBorders>
-            <w:shd w:val="clear" w:color="auto" w:fill="D9D9D9"/>
+            <w:shd w:val="clear" w:color="auto" w:fill="D9D9D9" w:themeFill="background1" w:themeFillShade="D9"/>
             <w:tcMar>
               <w:top w:w="80" w:type="dxa"/>
               <w:left w:w="120" w:type="dxa"/>
@@ -3592,6 +5662,9 @@
             </w:tcMar>
           </w:tcPr>
           <w:p>
+            <w:pPr>
+              <w:ind w:firstLine="0"/>
+            </w:pPr>
             <w:r>
               <w:rPr>
                 <w:b/>
@@ -3605,14 +5678,14 @@
         </w:tc>
         <w:tc>
           <w:tcPr>
-            <w:tcW w:w="0" w:type="auto"/>
+            <w:tcW w:w="1388" w:type="dxa"/>
             <w:tcBorders>
               <w:top w:val="single" w:sz="1" w:space="0" w:color="AAAAAA"/>
               <w:left w:val="single" w:sz="1" w:space="0" w:color="AAAAAA"/>
               <w:bottom w:val="single" w:sz="1" w:space="0" w:color="AAAAAA"/>
               <w:right w:val="single" w:sz="1" w:space="0" w:color="AAAAAA"/>
             </w:tcBorders>
-            <w:shd w:val="clear" w:color="auto" w:fill="D9D9D9"/>
+            <w:shd w:val="clear" w:color="auto" w:fill="D9D9D9" w:themeFill="background1" w:themeFillShade="D9"/>
             <w:tcMar>
               <w:top w:w="80" w:type="dxa"/>
               <w:left w:w="120" w:type="dxa"/>
@@ -3621,6 +5694,9 @@
             </w:tcMar>
           </w:tcPr>
           <w:p>
+            <w:pPr>
+              <w:ind w:firstLine="0"/>
+            </w:pPr>
             <w:r>
               <w:rPr>
                 <w:b/>
@@ -3628,20 +5704,34 @@
                 <w:sz w:val="17"/>
                 <w:szCs w:val="17"/>
               </w:rPr>
-              <w:t>Paired Δ (FES−NoFES)</w:t>
+              <w:t xml:space="preserve">Paired </w:t>
+            </w:r>
+          </w:p>
+          <w:p>
+            <w:pPr>
+              <w:ind w:firstLine="0"/>
+            </w:pPr>
+            <w:r>
+              <w:rPr>
+                <w:b/>
+                <w:bCs/>
+                <w:sz w:val="17"/>
+                <w:szCs w:val="17"/>
+              </w:rPr>
+              <w:t>Δ(FES−NoFES)</w:t>
             </w:r>
           </w:p>
         </w:tc>
         <w:tc>
           <w:tcPr>
-            <w:tcW w:w="0" w:type="auto"/>
+            <w:tcW w:w="959" w:type="dxa"/>
             <w:tcBorders>
               <w:top w:val="single" w:sz="1" w:space="0" w:color="AAAAAA"/>
               <w:left w:val="single" w:sz="1" w:space="0" w:color="AAAAAA"/>
               <w:bottom w:val="single" w:sz="1" w:space="0" w:color="AAAAAA"/>
               <w:right w:val="single" w:sz="1" w:space="0" w:color="AAAAAA"/>
             </w:tcBorders>
-            <w:shd w:val="clear" w:color="auto" w:fill="D9D9D9"/>
+            <w:shd w:val="clear" w:color="auto" w:fill="D9D9D9" w:themeFill="background1" w:themeFillShade="D9"/>
             <w:tcMar>
               <w:top w:w="80" w:type="dxa"/>
               <w:left w:w="120" w:type="dxa"/>
@@ -3650,6 +5740,9 @@
             </w:tcMar>
           </w:tcPr>
           <w:p>
+            <w:pPr>
+              <w:ind w:firstLine="0"/>
+            </w:pPr>
             <w:r>
               <w:rPr>
                 <w:b/>
@@ -3668,33 +5761,7 @@
         </w:trPr>
         <w:tc>
           <w:tcPr>
-            <w:tcW w:w="1277" w:type="dxa"/>
-            <w:tcBorders>
-              <w:top w:val="single" w:sz="1" w:space="0" w:color="AAAAAA"/>
-              <w:left w:val="single" w:sz="1" w:space="0" w:color="AAAAAA"/>
-              <w:bottom w:val="single" w:sz="1" w:space="0" w:color="AAAAAA"/>
-              <w:right w:val="single" w:sz="1" w:space="0" w:color="AAAAAA"/>
-            </w:tcBorders>
-            <w:tcMar>
-              <w:top w:w="80" w:type="dxa"/>
-              <w:left w:w="120" w:type="dxa"/>
-              <w:bottom w:w="80" w:type="dxa"/>
-              <w:right w:w="120" w:type="dxa"/>
-            </w:tcMar>
-          </w:tcPr>
-          <w:p>
-            <w:r>
-              <w:rPr>
-                <w:sz w:val="17"/>
-                <w:szCs w:val="17"/>
-              </w:rPr>
-              <w:t>Overall accuracy</w:t>
-            </w:r>
-          </w:p>
-        </w:tc>
-        <w:tc>
-          <w:tcPr>
-            <w:tcW w:w="724" w:type="dxa"/>
+            <w:tcW w:w="1225" w:type="dxa"/>
             <w:tcBorders>
               <w:top w:val="single" w:sz="1" w:space="0" w:color="AAAAAA"/>
               <w:left w:val="single" w:sz="1" w:space="0" w:color="AAAAAA"/>
@@ -3710,20 +5777,20 @@
           </w:tcPr>
           <w:p>
             <w:pPr>
-              <w:jc w:val="center"/>
+              <w:ind w:firstLine="0"/>
             </w:pPr>
             <w:r>
               <w:rPr>
                 <w:sz w:val="17"/>
                 <w:szCs w:val="17"/>
               </w:rPr>
-              <w:t>0.821 ± 0.077</w:t>
+              <w:t>Overall accuracy</w:t>
             </w:r>
           </w:p>
         </w:tc>
         <w:tc>
           <w:tcPr>
-            <w:tcW w:w="793" w:type="dxa"/>
+            <w:tcW w:w="709" w:type="dxa"/>
             <w:tcBorders>
               <w:top w:val="single" w:sz="1" w:space="0" w:color="AAAAAA"/>
               <w:left w:val="single" w:sz="1" w:space="0" w:color="AAAAAA"/>
@@ -3739,6 +5806,7 @@
           </w:tcPr>
           <w:p>
             <w:pPr>
+              <w:ind w:firstLine="0"/>
               <w:jc w:val="center"/>
             </w:pPr>
             <w:r>
@@ -3746,13 +5814,13 @@
                 <w:sz w:val="17"/>
                 <w:szCs w:val="17"/>
               </w:rPr>
-              <w:t>0.806 ± 0.075</w:t>
+              <w:t>0.821 ± 0.077</w:t>
             </w:r>
           </w:p>
         </w:tc>
         <w:tc>
           <w:tcPr>
-            <w:tcW w:w="1339" w:type="dxa"/>
+            <w:tcW w:w="783" w:type="dxa"/>
             <w:tcBorders>
               <w:top w:val="single" w:sz="1" w:space="0" w:color="AAAAAA"/>
               <w:left w:val="single" w:sz="1" w:space="0" w:color="AAAAAA"/>
@@ -3768,6 +5836,7 @@
           </w:tcPr>
           <w:p>
             <w:pPr>
+              <w:ind w:firstLine="0"/>
               <w:jc w:val="center"/>
             </w:pPr>
             <w:r>
@@ -3775,13 +5844,13 @@
                 <w:sz w:val="17"/>
                 <w:szCs w:val="17"/>
               </w:rPr>
-              <w:t>+0.015</w:t>
+              <w:t>0.806 ± 0.075</w:t>
             </w:r>
           </w:p>
         </w:tc>
         <w:tc>
           <w:tcPr>
-            <w:tcW w:w="1000" w:type="dxa"/>
+            <w:tcW w:w="1388" w:type="dxa"/>
             <w:tcBorders>
               <w:top w:val="single" w:sz="1" w:space="0" w:color="AAAAAA"/>
               <w:left w:val="single" w:sz="1" w:space="0" w:color="AAAAAA"/>
@@ -3797,6 +5866,37 @@
           </w:tcPr>
           <w:p>
             <w:pPr>
+              <w:ind w:firstLine="0"/>
+              <w:jc w:val="center"/>
+            </w:pPr>
+            <w:r>
+              <w:rPr>
+                <w:sz w:val="17"/>
+                <w:szCs w:val="17"/>
+              </w:rPr>
+              <w:t>+0.015</w:t>
+            </w:r>
+          </w:p>
+        </w:tc>
+        <w:tc>
+          <w:tcPr>
+            <w:tcW w:w="959" w:type="dxa"/>
+            <w:tcBorders>
+              <w:top w:val="single" w:sz="1" w:space="0" w:color="AAAAAA"/>
+              <w:left w:val="single" w:sz="1" w:space="0" w:color="AAAAAA"/>
+              <w:bottom w:val="single" w:sz="1" w:space="0" w:color="AAAAAA"/>
+              <w:right w:val="single" w:sz="1" w:space="0" w:color="AAAAAA"/>
+            </w:tcBorders>
+            <w:tcMar>
+              <w:top w:w="80" w:type="dxa"/>
+              <w:left w:w="120" w:type="dxa"/>
+              <w:bottom w:w="80" w:type="dxa"/>
+              <w:right w:w="120" w:type="dxa"/>
+            </w:tcMar>
+          </w:tcPr>
+          <w:p>
+            <w:pPr>
+              <w:ind w:firstLine="0"/>
               <w:jc w:val="center"/>
             </w:pPr>
             <w:r>
@@ -3815,33 +5915,7 @@
         </w:trPr>
         <w:tc>
           <w:tcPr>
-            <w:tcW w:w="1277" w:type="dxa"/>
-            <w:tcBorders>
-              <w:top w:val="single" w:sz="1" w:space="0" w:color="AAAAAA"/>
-              <w:left w:val="single" w:sz="1" w:space="0" w:color="AAAAAA"/>
-              <w:bottom w:val="single" w:sz="1" w:space="0" w:color="AAAAAA"/>
-              <w:right w:val="single" w:sz="1" w:space="0" w:color="AAAAAA"/>
-            </w:tcBorders>
-            <w:tcMar>
-              <w:top w:w="80" w:type="dxa"/>
-              <w:left w:w="120" w:type="dxa"/>
-              <w:bottom w:w="80" w:type="dxa"/>
-              <w:right w:w="120" w:type="dxa"/>
-            </w:tcMar>
-          </w:tcPr>
-          <w:p>
-            <w:r>
-              <w:rPr>
-                <w:sz w:val="17"/>
-                <w:szCs w:val="17"/>
-              </w:rPr>
-              <w:t>MI accuracy</w:t>
-            </w:r>
-          </w:p>
-        </w:tc>
-        <w:tc>
-          <w:tcPr>
-            <w:tcW w:w="724" w:type="dxa"/>
+            <w:tcW w:w="1225" w:type="dxa"/>
             <w:tcBorders>
               <w:top w:val="single" w:sz="1" w:space="0" w:color="AAAAAA"/>
               <w:left w:val="single" w:sz="1" w:space="0" w:color="AAAAAA"/>
@@ -3857,20 +5931,20 @@
           </w:tcPr>
           <w:p>
             <w:pPr>
-              <w:jc w:val="center"/>
+              <w:ind w:firstLine="0"/>
             </w:pPr>
             <w:r>
               <w:rPr>
                 <w:sz w:val="17"/>
                 <w:szCs w:val="17"/>
               </w:rPr>
-              <w:t>0.817 ± 0.108</w:t>
+              <w:t>MI accuracy</w:t>
             </w:r>
           </w:p>
         </w:tc>
         <w:tc>
           <w:tcPr>
-            <w:tcW w:w="793" w:type="dxa"/>
+            <w:tcW w:w="709" w:type="dxa"/>
             <w:tcBorders>
               <w:top w:val="single" w:sz="1" w:space="0" w:color="AAAAAA"/>
               <w:left w:val="single" w:sz="1" w:space="0" w:color="AAAAAA"/>
@@ -3886,6 +5960,7 @@
           </w:tcPr>
           <w:p>
             <w:pPr>
+              <w:ind w:firstLine="0"/>
               <w:jc w:val="center"/>
             </w:pPr>
             <w:r>
@@ -3893,13 +5968,13 @@
                 <w:sz w:val="17"/>
                 <w:szCs w:val="17"/>
               </w:rPr>
-              <w:t>0.775 ± 0.115</w:t>
+              <w:t>0.817 ± 0.108</w:t>
             </w:r>
           </w:p>
         </w:tc>
         <w:tc>
           <w:tcPr>
-            <w:tcW w:w="1339" w:type="dxa"/>
+            <w:tcW w:w="783" w:type="dxa"/>
             <w:tcBorders>
               <w:top w:val="single" w:sz="1" w:space="0" w:color="AAAAAA"/>
               <w:left w:val="single" w:sz="1" w:space="0" w:color="AAAAAA"/>
@@ -3915,6 +5990,7 @@
           </w:tcPr>
           <w:p>
             <w:pPr>
+              <w:ind w:firstLine="0"/>
               <w:jc w:val="center"/>
             </w:pPr>
             <w:r>
@@ -3922,13 +5998,13 @@
                 <w:sz w:val="17"/>
                 <w:szCs w:val="17"/>
               </w:rPr>
-              <w:t>+0.042</w:t>
+              <w:t>0.775 ± 0.115</w:t>
             </w:r>
           </w:p>
         </w:tc>
         <w:tc>
           <w:tcPr>
-            <w:tcW w:w="1000" w:type="dxa"/>
+            <w:tcW w:w="1388" w:type="dxa"/>
             <w:tcBorders>
               <w:top w:val="single" w:sz="1" w:space="0" w:color="AAAAAA"/>
               <w:left w:val="single" w:sz="1" w:space="0" w:color="AAAAAA"/>
@@ -3944,6 +6020,37 @@
           </w:tcPr>
           <w:p>
             <w:pPr>
+              <w:ind w:firstLine="0"/>
+              <w:jc w:val="center"/>
+            </w:pPr>
+            <w:r>
+              <w:rPr>
+                <w:sz w:val="17"/>
+                <w:szCs w:val="17"/>
+              </w:rPr>
+              <w:t>+0.042</w:t>
+            </w:r>
+          </w:p>
+        </w:tc>
+        <w:tc>
+          <w:tcPr>
+            <w:tcW w:w="959" w:type="dxa"/>
+            <w:tcBorders>
+              <w:top w:val="single" w:sz="1" w:space="0" w:color="AAAAAA"/>
+              <w:left w:val="single" w:sz="1" w:space="0" w:color="AAAAAA"/>
+              <w:bottom w:val="single" w:sz="1" w:space="0" w:color="AAAAAA"/>
+              <w:right w:val="single" w:sz="1" w:space="0" w:color="AAAAAA"/>
+            </w:tcBorders>
+            <w:tcMar>
+              <w:top w:w="80" w:type="dxa"/>
+              <w:left w:w="120" w:type="dxa"/>
+              <w:bottom w:w="80" w:type="dxa"/>
+              <w:right w:w="120" w:type="dxa"/>
+            </w:tcMar>
+          </w:tcPr>
+          <w:p>
+            <w:pPr>
+              <w:ind w:firstLine="0"/>
               <w:jc w:val="center"/>
             </w:pPr>
             <w:r>
@@ -3962,33 +6069,7 @@
         </w:trPr>
         <w:tc>
           <w:tcPr>
-            <w:tcW w:w="1277" w:type="dxa"/>
-            <w:tcBorders>
-              <w:top w:val="single" w:sz="1" w:space="0" w:color="AAAAAA"/>
-              <w:left w:val="single" w:sz="1" w:space="0" w:color="AAAAAA"/>
-              <w:bottom w:val="single" w:sz="1" w:space="0" w:color="AAAAAA"/>
-              <w:right w:val="single" w:sz="1" w:space="0" w:color="AAAAAA"/>
-            </w:tcBorders>
-            <w:tcMar>
-              <w:top w:w="80" w:type="dxa"/>
-              <w:left w:w="120" w:type="dxa"/>
-              <w:bottom w:w="80" w:type="dxa"/>
-              <w:right w:w="120" w:type="dxa"/>
-            </w:tcMar>
-          </w:tcPr>
-          <w:p>
-            <w:r>
-              <w:rPr>
-                <w:sz w:val="17"/>
-                <w:szCs w:val="17"/>
-              </w:rPr>
-              <w:t>REST accuracy</w:t>
-            </w:r>
-          </w:p>
-        </w:tc>
-        <w:tc>
-          <w:tcPr>
-            <w:tcW w:w="724" w:type="dxa"/>
+            <w:tcW w:w="1225" w:type="dxa"/>
             <w:tcBorders>
               <w:top w:val="single" w:sz="1" w:space="0" w:color="AAAAAA"/>
               <w:left w:val="single" w:sz="1" w:space="0" w:color="AAAAAA"/>
@@ -4004,20 +6085,20 @@
           </w:tcPr>
           <w:p>
             <w:pPr>
-              <w:jc w:val="center"/>
+              <w:ind w:firstLine="0"/>
             </w:pPr>
             <w:r>
               <w:rPr>
                 <w:sz w:val="17"/>
                 <w:szCs w:val="17"/>
               </w:rPr>
-              <w:t>0.825 ± 0.100</w:t>
+              <w:t>REST accuracy</w:t>
             </w:r>
           </w:p>
         </w:tc>
         <w:tc>
           <w:tcPr>
-            <w:tcW w:w="793" w:type="dxa"/>
+            <w:tcW w:w="709" w:type="dxa"/>
             <w:tcBorders>
               <w:top w:val="single" w:sz="1" w:space="0" w:color="AAAAAA"/>
               <w:left w:val="single" w:sz="1" w:space="0" w:color="AAAAAA"/>
@@ -4033,6 +6114,7 @@
           </w:tcPr>
           <w:p>
             <w:pPr>
+              <w:ind w:firstLine="0"/>
               <w:jc w:val="center"/>
             </w:pPr>
             <w:r>
@@ -4040,13 +6122,13 @@
                 <w:sz w:val="17"/>
                 <w:szCs w:val="17"/>
               </w:rPr>
-              <w:t>0.837 ± 0.061</w:t>
+              <w:t>0.825 ± 0.100</w:t>
             </w:r>
           </w:p>
         </w:tc>
         <w:tc>
           <w:tcPr>
-            <w:tcW w:w="1339" w:type="dxa"/>
+            <w:tcW w:w="783" w:type="dxa"/>
             <w:tcBorders>
               <w:top w:val="single" w:sz="1" w:space="0" w:color="AAAAAA"/>
               <w:left w:val="single" w:sz="1" w:space="0" w:color="AAAAAA"/>
@@ -4062,6 +6144,7 @@
           </w:tcPr>
           <w:p>
             <w:pPr>
+              <w:ind w:firstLine="0"/>
               <w:jc w:val="center"/>
             </w:pPr>
             <w:r>
@@ -4069,13 +6152,13 @@
                 <w:sz w:val="17"/>
                 <w:szCs w:val="17"/>
               </w:rPr>
-              <w:t>−0.012</w:t>
+              <w:t>0.837 ± 0.061</w:t>
             </w:r>
           </w:p>
         </w:tc>
         <w:tc>
           <w:tcPr>
-            <w:tcW w:w="1000" w:type="dxa"/>
+            <w:tcW w:w="1388" w:type="dxa"/>
             <w:tcBorders>
               <w:top w:val="single" w:sz="1" w:space="0" w:color="AAAAAA"/>
               <w:left w:val="single" w:sz="1" w:space="0" w:color="AAAAAA"/>
@@ -4091,6 +6174,37 @@
           </w:tcPr>
           <w:p>
             <w:pPr>
+              <w:ind w:firstLine="0"/>
+              <w:jc w:val="center"/>
+            </w:pPr>
+            <w:r>
+              <w:rPr>
+                <w:sz w:val="17"/>
+                <w:szCs w:val="17"/>
+              </w:rPr>
+              <w:t>−0.012</w:t>
+            </w:r>
+          </w:p>
+        </w:tc>
+        <w:tc>
+          <w:tcPr>
+            <w:tcW w:w="959" w:type="dxa"/>
+            <w:tcBorders>
+              <w:top w:val="single" w:sz="1" w:space="0" w:color="AAAAAA"/>
+              <w:left w:val="single" w:sz="1" w:space="0" w:color="AAAAAA"/>
+              <w:bottom w:val="single" w:sz="1" w:space="0" w:color="AAAAAA"/>
+              <w:right w:val="single" w:sz="1" w:space="0" w:color="AAAAAA"/>
+            </w:tcBorders>
+            <w:tcMar>
+              <w:top w:w="80" w:type="dxa"/>
+              <w:left w:w="120" w:type="dxa"/>
+              <w:bottom w:w="80" w:type="dxa"/>
+              <w:right w:w="120" w:type="dxa"/>
+            </w:tcMar>
+          </w:tcPr>
+          <w:p>
+            <w:pPr>
+              <w:ind w:firstLine="0"/>
               <w:jc w:val="center"/>
             </w:pPr>
             <w:r>
@@ -4109,33 +6223,7 @@
         </w:trPr>
         <w:tc>
           <w:tcPr>
-            <w:tcW w:w="1277" w:type="dxa"/>
-            <w:tcBorders>
-              <w:top w:val="single" w:sz="1" w:space="0" w:color="AAAAAA"/>
-              <w:left w:val="single" w:sz="1" w:space="0" w:color="AAAAAA"/>
-              <w:bottom w:val="single" w:sz="1" w:space="0" w:color="AAAAAA"/>
-              <w:right w:val="single" w:sz="1" w:space="0" w:color="AAAAAA"/>
-            </w:tcBorders>
-            <w:tcMar>
-              <w:top w:w="80" w:type="dxa"/>
-              <w:left w:w="120" w:type="dxa"/>
-              <w:bottom w:w="80" w:type="dxa"/>
-              <w:right w:w="120" w:type="dxa"/>
-            </w:tcMar>
-          </w:tcPr>
-          <w:p>
-            <w:r>
-              <w:rPr>
-                <w:sz w:val="17"/>
-                <w:szCs w:val="17"/>
-              </w:rPr>
-              <w:t>MI EARLYSTOP latency (s)*</w:t>
-            </w:r>
-          </w:p>
-        </w:tc>
-        <w:tc>
-          <w:tcPr>
-            <w:tcW w:w="724" w:type="dxa"/>
+            <w:tcW w:w="1225" w:type="dxa"/>
             <w:tcBorders>
               <w:top w:val="single" w:sz="1" w:space="0" w:color="AAAAAA"/>
               <w:left w:val="single" w:sz="1" w:space="0" w:color="AAAAAA"/>
@@ -4151,20 +6239,20 @@
           </w:tcPr>
           <w:p>
             <w:pPr>
-              <w:jc w:val="center"/>
+              <w:ind w:firstLine="0"/>
             </w:pPr>
             <w:r>
               <w:rPr>
                 <w:sz w:val="17"/>
                 <w:szCs w:val="17"/>
               </w:rPr>
-              <w:t>2.523 ± 0.204</w:t>
+              <w:t>MI EARLYSTOP latency (s)*</w:t>
             </w:r>
           </w:p>
         </w:tc>
         <w:tc>
           <w:tcPr>
-            <w:tcW w:w="793" w:type="dxa"/>
+            <w:tcW w:w="709" w:type="dxa"/>
             <w:tcBorders>
               <w:top w:val="single" w:sz="1" w:space="0" w:color="AAAAAA"/>
               <w:left w:val="single" w:sz="1" w:space="0" w:color="AAAAAA"/>
@@ -4180,6 +6268,7 @@
           </w:tcPr>
           <w:p>
             <w:pPr>
+              <w:ind w:firstLine="0"/>
               <w:jc w:val="center"/>
             </w:pPr>
             <w:r>
@@ -4187,13 +6276,13 @@
                 <w:sz w:val="17"/>
                 <w:szCs w:val="17"/>
               </w:rPr>
-              <w:t>2.235 ± 0.209</w:t>
+              <w:t>2.523 ± 0.204</w:t>
             </w:r>
           </w:p>
         </w:tc>
         <w:tc>
           <w:tcPr>
-            <w:tcW w:w="1339" w:type="dxa"/>
+            <w:tcW w:w="783" w:type="dxa"/>
             <w:tcBorders>
               <w:top w:val="single" w:sz="1" w:space="0" w:color="AAAAAA"/>
               <w:left w:val="single" w:sz="1" w:space="0" w:color="AAAAAA"/>
@@ -4209,6 +6298,7 @@
           </w:tcPr>
           <w:p>
             <w:pPr>
+              <w:ind w:firstLine="0"/>
               <w:jc w:val="center"/>
             </w:pPr>
             <w:r>
@@ -4216,13 +6306,13 @@
                 <w:sz w:val="17"/>
                 <w:szCs w:val="17"/>
               </w:rPr>
-              <w:t>+0.288</w:t>
+              <w:t>2.235 ± 0.209</w:t>
             </w:r>
           </w:p>
         </w:tc>
         <w:tc>
           <w:tcPr>
-            <w:tcW w:w="1000" w:type="dxa"/>
+            <w:tcW w:w="1388" w:type="dxa"/>
             <w:tcBorders>
               <w:top w:val="single" w:sz="1" w:space="0" w:color="AAAAAA"/>
               <w:left w:val="single" w:sz="1" w:space="0" w:color="AAAAAA"/>
@@ -4238,6 +6328,37 @@
           </w:tcPr>
           <w:p>
             <w:pPr>
+              <w:ind w:firstLine="0"/>
+              <w:jc w:val="center"/>
+            </w:pPr>
+            <w:r>
+              <w:rPr>
+                <w:sz w:val="17"/>
+                <w:szCs w:val="17"/>
+              </w:rPr>
+              <w:t>+0.288</w:t>
+            </w:r>
+          </w:p>
+        </w:tc>
+        <w:tc>
+          <w:tcPr>
+            <w:tcW w:w="959" w:type="dxa"/>
+            <w:tcBorders>
+              <w:top w:val="single" w:sz="1" w:space="0" w:color="AAAAAA"/>
+              <w:left w:val="single" w:sz="1" w:space="0" w:color="AAAAAA"/>
+              <w:bottom w:val="single" w:sz="1" w:space="0" w:color="AAAAAA"/>
+              <w:right w:val="single" w:sz="1" w:space="0" w:color="AAAAAA"/>
+            </w:tcBorders>
+            <w:tcMar>
+              <w:top w:w="80" w:type="dxa"/>
+              <w:left w:w="120" w:type="dxa"/>
+              <w:bottom w:w="80" w:type="dxa"/>
+              <w:right w:w="120" w:type="dxa"/>
+            </w:tcMar>
+          </w:tcPr>
+          <w:p>
+            <w:pPr>
+              <w:ind w:firstLine="0"/>
               <w:jc w:val="center"/>
             </w:pPr>
             <w:r>
@@ -4256,33 +6377,7 @@
         </w:trPr>
         <w:tc>
           <w:tcPr>
-            <w:tcW w:w="1277" w:type="dxa"/>
-            <w:tcBorders>
-              <w:top w:val="single" w:sz="1" w:space="0" w:color="AAAAAA"/>
-              <w:left w:val="single" w:sz="1" w:space="0" w:color="AAAAAA"/>
-              <w:bottom w:val="single" w:sz="1" w:space="0" w:color="AAAAAA"/>
-              <w:right w:val="single" w:sz="1" w:space="0" w:color="AAAAAA"/>
-            </w:tcBorders>
-            <w:tcMar>
-              <w:top w:w="80" w:type="dxa"/>
-              <w:left w:w="120" w:type="dxa"/>
-              <w:bottom w:w="80" w:type="dxa"/>
-              <w:right w:w="120" w:type="dxa"/>
-            </w:tcMar>
-          </w:tcPr>
-          <w:p>
-            <w:r>
-              <w:rPr>
-                <w:sz w:val="17"/>
-                <w:szCs w:val="17"/>
-              </w:rPr>
-              <w:t>REST EARLYSTOP latency (s)*</w:t>
-            </w:r>
-          </w:p>
-        </w:tc>
-        <w:tc>
-          <w:tcPr>
-            <w:tcW w:w="724" w:type="dxa"/>
+            <w:tcW w:w="1225" w:type="dxa"/>
             <w:tcBorders>
               <w:top w:val="single" w:sz="1" w:space="0" w:color="AAAAAA"/>
               <w:left w:val="single" w:sz="1" w:space="0" w:color="AAAAAA"/>
@@ -4298,20 +6393,20 @@
           </w:tcPr>
           <w:p>
             <w:pPr>
-              <w:jc w:val="center"/>
+              <w:ind w:firstLine="0"/>
             </w:pPr>
             <w:r>
               <w:rPr>
                 <w:sz w:val="17"/>
                 <w:szCs w:val="17"/>
               </w:rPr>
-              <w:t>2.135 ± 0.303</w:t>
+              <w:t>REST EARLYSTOP latency (s)*</w:t>
             </w:r>
           </w:p>
         </w:tc>
         <w:tc>
           <w:tcPr>
-            <w:tcW w:w="793" w:type="dxa"/>
+            <w:tcW w:w="709" w:type="dxa"/>
             <w:tcBorders>
               <w:top w:val="single" w:sz="1" w:space="0" w:color="AAAAAA"/>
               <w:left w:val="single" w:sz="1" w:space="0" w:color="AAAAAA"/>
@@ -4327,6 +6422,7 @@
           </w:tcPr>
           <w:p>
             <w:pPr>
+              <w:ind w:firstLine="0"/>
               <w:jc w:val="center"/>
             </w:pPr>
             <w:r>
@@ -4334,13 +6430,13 @@
                 <w:sz w:val="17"/>
                 <w:szCs w:val="17"/>
               </w:rPr>
-              <w:t>2.391 ± 0.270</w:t>
+              <w:t>2.135 ± 0.303</w:t>
             </w:r>
           </w:p>
         </w:tc>
         <w:tc>
           <w:tcPr>
-            <w:tcW w:w="1339" w:type="dxa"/>
+            <w:tcW w:w="783" w:type="dxa"/>
             <w:tcBorders>
               <w:top w:val="single" w:sz="1" w:space="0" w:color="AAAAAA"/>
               <w:left w:val="single" w:sz="1" w:space="0" w:color="AAAAAA"/>
@@ -4356,6 +6452,7 @@
           </w:tcPr>
           <w:p>
             <w:pPr>
+              <w:ind w:firstLine="0"/>
               <w:jc w:val="center"/>
             </w:pPr>
             <w:r>
@@ -4363,13 +6460,13 @@
                 <w:sz w:val="17"/>
                 <w:szCs w:val="17"/>
               </w:rPr>
-              <w:t>−0.256</w:t>
+              <w:t>2.391 ± 0.270</w:t>
             </w:r>
           </w:p>
         </w:tc>
         <w:tc>
           <w:tcPr>
-            <w:tcW w:w="1000" w:type="dxa"/>
+            <w:tcW w:w="1388" w:type="dxa"/>
             <w:tcBorders>
               <w:top w:val="single" w:sz="1" w:space="0" w:color="AAAAAA"/>
               <w:left w:val="single" w:sz="1" w:space="0" w:color="AAAAAA"/>
@@ -4385,6 +6482,37 @@
           </w:tcPr>
           <w:p>
             <w:pPr>
+              <w:ind w:firstLine="0"/>
+              <w:jc w:val="center"/>
+            </w:pPr>
+            <w:r>
+              <w:rPr>
+                <w:sz w:val="17"/>
+                <w:szCs w:val="17"/>
+              </w:rPr>
+              <w:t>−0.256</w:t>
+            </w:r>
+          </w:p>
+        </w:tc>
+        <w:tc>
+          <w:tcPr>
+            <w:tcW w:w="959" w:type="dxa"/>
+            <w:tcBorders>
+              <w:top w:val="single" w:sz="1" w:space="0" w:color="AAAAAA"/>
+              <w:left w:val="single" w:sz="1" w:space="0" w:color="AAAAAA"/>
+              <w:bottom w:val="single" w:sz="1" w:space="0" w:color="AAAAAA"/>
+              <w:right w:val="single" w:sz="1" w:space="0" w:color="AAAAAA"/>
+            </w:tcBorders>
+            <w:tcMar>
+              <w:top w:w="80" w:type="dxa"/>
+              <w:left w:w="120" w:type="dxa"/>
+              <w:bottom w:w="80" w:type="dxa"/>
+              <w:right w:w="120" w:type="dxa"/>
+            </w:tcMar>
+          </w:tcPr>
+          <w:p>
+            <w:pPr>
+              <w:ind w:firstLine="0"/>
               <w:jc w:val="center"/>
             </w:pPr>
             <w:r>
@@ -4399,8 +6527,74 @@
       </w:tr>
     </w:tbl>
     <w:p>
-      <w:r>
-        <w:t>These findings appear to contradict Yakovlev et al. [4], who reported enhanced mu-rhythm ERD with FES during MI. Several methodological differences may account for this discrepancy. Yakovlev et al. assessed ERD offline in a passive recording paradigm, whereas our participants operated a closed-loop BCI during which they may have adapted their neural strategy in ways that partially counteract FES-driven ERD. Additionally, our st-FES intensity was calibrated to remain below the motor threshold, delivering a lighter afferent input than the stimulation parameters reported by Yakovlev et al. ERD results in our dataset were highly variable across subjects, with no consistent direction—a finding consistent with the known inter-individual variability in FES sensitivity and MI ability [5]. Individual fatigue from the FES device may also be a confounding variable in this scenario, which also sheds light on a possible reason for the failure of multiple subjects to sustain classification accuracy when performing FES-Online MI after FES-CALIB as opposed to after NoFES-CALIB.</w:t>
+      <w:pPr>
+        <w:spacing w:after="80"/>
+        <w:jc w:val="center"/>
+        <w:rPr>
+          <w:i/>
+          <w:iCs/>
+          <w:sz w:val="18"/>
+          <w:szCs w:val="18"/>
+        </w:rPr>
+      </w:pPr>
+    </w:p>
+    <w:p>
+      <w:pPr>
+        <w:keepNext/>
+        <w:pBdr>
+          <w:top w:val="nil"/>
+          <w:left w:val="nil"/>
+          <w:bottom w:val="nil"/>
+          <w:right w:val="nil"/>
+          <w:between w:val="nil"/>
+        </w:pBdr>
+        <w:spacing w:before="240" w:after="80"/>
+        <w:jc w:val="center"/>
+        <w:rPr>
+          <w:smallCaps/>
+          <w:color w:val="000000"/>
+        </w:rPr>
+      </w:pPr>
+      <w:r>
+        <w:rPr>
+          <w:smallCaps/>
+          <w:color w:val="000000"/>
+        </w:rPr>
+        <w:t xml:space="preserve">IV. </w:t>
+      </w:r>
+      <w:r>
+        <w:rPr>
+          <w:smallCaps/>
+          <w:color w:val="000000"/>
+        </w:rPr>
+        <w:t>Discussion</w:t>
+      </w:r>
+    </w:p>
+    <w:p>
+      <w:r>
+        <w:t>Our central hypothesis—that FES would improve MI discriminability regardless of calibration condition—was not supported. Run-wise classification accuracy was statistically equivalent across FES and NoFES online conditions under both calibration regimes, likely due to low subject count (four subjects is barely enough to make any significant claims at all). This null result is, however, accompanied by a clear, informative pattern in detection latency: FES slowed MI detection and accelerated REST detection, opposing effects that each reached bootstrap significance across eight paired comparisons.</w:t>
+      </w:r>
+      <w:r>
+        <w:t xml:space="preserve"> </w:t>
+      </w:r>
+      <w:r>
+        <w:t>Latency</w:t>
+      </w:r>
+      <w:r>
+        <w:t xml:space="preserve"> was seen as a key factor in BCI performance due to its role in giving users a sense of agency – lower latency signifies a more effective BCI, since it makes actions feel ‘real-time.’</w:t>
+      </w:r>
+    </w:p>
+    <w:p>
+      <w:r>
+        <w:t>We take this latency discrepancy to be evidence that FES during detected MI creates a stronger neural relaxation effect when MI is not occurring. Rather than amplifying the class separation, we believe that FES enables a quicker and more stable return to REST, whether due to the subject’s increased desire to avoid venturing into the MI range (lest they activate the FES and trigger a positive feedback spiral) or due to sensorimotor cortex fatigue due to increased activity during FES (though this is less supported when the mixed ERD results from section III-F are taken into account). The first interpretation is consistent with the absence of a FES advantage in offline EEG metrics: if FES amplified the separation between MI and FES features, we would expect higher observed MI ERD with FES than without, since this is the main feature associated with classification of MI. This was not observed.</w:t>
+      </w:r>
+    </w:p>
+    <w:p>
+      <w:r>
+        <w:t xml:space="preserve">These findings appear to contradict Yakovlev et al. [4], who reported enhanced mu-rhythm ERD with FES during MI. Several methodological differences may account for this </w:t>
+      </w:r>
+      <w:r>
+        <w:t>discrepancy. Yakovlev et al. assessed ERD offline in a passive recording paradigm, whereas our participants operated a closed-loop BCI during which they may have adapted their neural strategy in ways that partially counteract FES-driven ERD. Additionally, our st-FES intensity was calibrated to remain below the motor threshold, delivering a lighter afferent input than the stimulation parameters reported by Yakovlev et al. ERD results in our dataset were highly variable across subjects, with no consistent direction—a finding consistent with the known inter-individual variability in FES sensitivity and MI ability [5]. Individual fatigue from the FES device may also be a confounding variable in this scenario, which also sheds light on a possible reason for the failure of multiple subjects to sustain classification accuracy when performing FES-Online MI after FES-CALIB as opposed to after NoFES-CALIB.</w:t>
       </w:r>
     </w:p>
     <w:p>
@@ -4418,96 +6612,115 @@
     </w:p>
     <w:p>
       <w:r>
-        <w:t xml:space="preserve">Several limitations exist. First, the fixed ordering of FES calibration on Day 1 and NoFES calibration on Day 2 confounds calibration condition with session day, fatigue, and within-subject learning effects; a fully counterbalanced design would be necessary to separate these factors. Second, the cohort of four participants provides limited statistical power; while bootstrap CIs for the latency metrics exclude zero, replication in a larger sample is required before strong causal claims can be made. Third, Subject 009 showed an abnormally high EEG artifact rate under the FES calibration condition, </w:t>
-      </w:r>
-      <w:r>
-        <w:lastRenderedPageBreak/>
-        <w:t xml:space="preserve">suggesting electrode impedance or movement artifacts during FES delivery that may have also affected the NOFES sessions through cumulative lead effects. </w:t>
-      </w:r>
+        <w:t xml:space="preserve">Several limitations exist. First, the fixed ordering of FES calibration on Day 1 and NoFES calibration on Day 2 confounds calibration condition with session day, fatigue, and within-subject learning effects; a fully counterbalanced design would be necessary to separate these factors. Second, the cohort of four participants provides limited statistical power; while bootstrap CIs for the latency metrics exclude zero, replication in a larger sample is required before strong causal claims can be made. </w:t>
+      </w:r>
+      <w:r>
+        <w:t>Third</w:t>
+      </w:r>
+      <w:commentRangeStart w:id="3"/>
       <w:commentRangeStart w:id="4"/>
       <w:r>
-        <w:t>Fourth, no FES artifact rejection step was applied beyond the broadband PTP threshold</w:t>
-      </w:r>
-      <w:commentRangeEnd w:id="4"/>
+        <w:t>, no FES artifact rejection step was applied beyond the broadband PTP threshold</w:t>
+      </w:r>
+      <w:commentRangeEnd w:id="3"/>
       <w:r>
         <w:rPr>
           <w:rStyle w:val="CommentReference"/>
           <w:sz w:val="20"/>
           <w:szCs w:val="20"/>
         </w:rPr>
-        <w:commentReference w:id="4"/>
-      </w:r>
-      <w:r>
-        <w:t>; FES-induced electrical transients in the EEG, if present, could have degraded MI-trial quality when FES was applied. Fifth, as noted during our presentation, the visual cue of MI/REST appeared abruptly and is assumed to coincide perfectly with the MI_BEGIN or REST_BEGIN marker, which could cause confounding signals from Visual Evoked Potentials. Finally, runs without the orthotic glove were not included, preventing isolation of FES effects from glove-related proprioceptive feedback.</w:t>
-      </w:r>
-    </w:p>
-    <w:p>
-      <w:pPr>
-        <w:pStyle w:val="Heading1"/>
-        <w:rPr>
-          <w:color w:val="000000"/>
-          <w:kern w:val="0"/>
-        </w:rPr>
-      </w:pPr>
-      <w:r>
-        <w:rPr>
-          <w:color w:val="000000"/>
-          <w:kern w:val="0"/>
-        </w:rPr>
-        <w:t>V. CONCLUSION</w:t>
-      </w:r>
-    </w:p>
-    <w:p>
-      <w:r>
-        <w:t xml:space="preserve">We examined whether FES enhances online MI-BCI performance in a closed-loop setting with an assistive hand orthotic device. Contrary to our hypothesis, FES did not improve overall classification accuracy relative to NoFES under either calibration condition, though we acknowledge this may be a result of low statistical power or other confounding variables as listed above. The primary finding was a class-specific latency dissociation: FES significantly prolonged MI detection delay (+288 ms) while significantly accelerating REST detection (−256 ms), consistent with a user-side shift in intent or stability of thought rather than true MI signal amplification. Offline EEG metrics corroborated this interpretation, showing no FES advantage in signal separability or ERD magnitude. The secondary finding was an apparent FES-induced fatigue when multiple FES sessions were conducted in a day: there was more steady upward trend and plateau in within-session accuracy for FES-online trials with NoFES calibration than with FES calibration, consistent with anticipated effects of fatigue in the sensorimotor cortex from repeated turbulence caused by the FES feedback. </w:t>
-      </w:r>
-      <w:r>
-        <w:t>Both of these findings have significant implications for users of FES-enabled rehabilitiation devices</w:t>
-      </w:r>
-      <w:r>
-        <w:t>. A</w:t>
-      </w:r>
-      <w:r>
-        <w:t xml:space="preserve"> gap of hundreds of milliseconds can make the difference between a feeling of real-time control and a feeling of sluggish, laggy </w:t>
-      </w:r>
-      <w:r>
-        <w:t xml:space="preserve">motion when controlling a prosthetic. Similarly, prolonged use of a fatigue-inducing </w:t>
-      </w:r>
-      <w:r>
-        <w:t xml:space="preserve">FES-enabled </w:t>
-      </w:r>
-      <w:r>
-        <w:t>device can certainly cause rejection by the user</w:t>
-      </w:r>
-      <w:r>
-        <w:t xml:space="preserve"> and undermine the unerlying purpose of FES – to help </w:t>
-      </w:r>
-      <w:r>
-        <w:t xml:space="preserve">disabled individuals </w:t>
-      </w:r>
-      <w:commentRangeStart w:id="5"/>
-      <w:r>
-        <w:t>regain agency in their lives</w:t>
-      </w:r>
-      <w:commentRangeEnd w:id="5"/>
+        <w:commentReference w:id="3"/>
+      </w:r>
+      <w:commentRangeEnd w:id="4"/>
       <w:r>
         <w:rPr>
           <w:rStyle w:val="CommentReference"/>
           <w:sz w:val="20"/>
           <w:szCs w:val="20"/>
         </w:rPr>
-        <w:commentReference w:id="5"/>
-      </w:r>
-      <w:r>
-        <w:t xml:space="preserve">. </w:t>
+        <w:commentReference w:id="4"/>
+      </w:r>
+      <w:r>
+        <w:t>; FES-induced electrical transients in the EEG, if present, could have degraded MI-trial quality when FES was applied. Fifth, as noted during our presentation, the visual cue of MI/REST appeared abruptly and is assumed to coincide perfectly with the MI_BEGIN or REST_BEGIN marker, which could cause confounding signals from Visual Evoked Potentials. Finally, runs without the orthotic glove were not included, preventing isolation of FES effects from glove-related proprioceptive feedback.</w:t>
+      </w:r>
+    </w:p>
+    <w:p>
+      <w:pPr>
+        <w:pStyle w:val="Heading1"/>
+        <w:rPr>
+          <w:color w:val="000000"/>
+          <w:kern w:val="0"/>
+        </w:rPr>
+      </w:pPr>
+      <w:r>
+        <w:rPr>
+          <w:color w:val="000000"/>
+          <w:kern w:val="0"/>
+        </w:rPr>
+        <w:t xml:space="preserve">V. </w:t>
+      </w:r>
+      <w:r>
+        <w:rPr>
+          <w:color w:val="000000"/>
+          <w:kern w:val="0"/>
+        </w:rPr>
+        <w:t>Conclusion</w:t>
+      </w:r>
+    </w:p>
+    <w:p>
+      <w:r>
+        <w:t xml:space="preserve">We examined whether FES enhances online MI-BCI performance in a closed-loop setting with an assistive hand orthotic device. Contrary to our hypothesis, FES did not improve overall classification accuracy relative to NoFES under either calibration condition, though we acknowledge this may be a result of low statistical power or other confounding variables as listed above. The primary finding was a class-specific latency dissociation: FES significantly </w:t>
+      </w:r>
+      <w:r>
+        <w:lastRenderedPageBreak/>
+        <w:t xml:space="preserve">prolonged MI detection delay (+288 ms) while significantly accelerating REST detection (−256 ms), consistent with a user-side shift in intent or stability of thought rather than true MI signal amplification. Offline EEG metrics corroborated this interpretation, showing no FES advantage in signal separability or ERD magnitude. The secondary finding was an apparent FES-induced fatigue when multiple FES sessions were conducted in a day: there was </w:t>
+      </w:r>
+      <w:r>
+        <w:t xml:space="preserve">a </w:t>
+      </w:r>
+      <w:r>
+        <w:t xml:space="preserve">more steady upward trend and plateau in within-session accuracy for FES-online trials with NoFES calibration than with FES calibration, consistent with anticipated effects of fatigue in the sensorimotor cortex from repeated turbulence caused by the FES feedback. </w:t>
+      </w:r>
+      <w:r>
+        <w:t xml:space="preserve">Both of these findings have significant implications for users of FES-enabled </w:t>
+      </w:r>
+      <w:r>
+        <w:t>rehabilitation</w:t>
+      </w:r>
+      <w:r>
+        <w:t xml:space="preserve"> devices</w:t>
+      </w:r>
+      <w:r>
+        <w:t>. A</w:t>
+      </w:r>
+      <w:r>
+        <w:t xml:space="preserve"> gap of hundreds of milliseconds can make the difference between a feeling of real-time control and a feeling of sluggish, laggy </w:t>
+      </w:r>
+      <w:r>
+        <w:t xml:space="preserve">motion when controlling a prosthetic. Similarly, prolonged use of a fatigue-inducing </w:t>
+      </w:r>
+      <w:r>
+        <w:t xml:space="preserve">FES-enabled </w:t>
+      </w:r>
+      <w:r>
+        <w:t>device can certainly cause rejection by the user</w:t>
+      </w:r>
+      <w:r>
+        <w:t xml:space="preserve"> and undermine the </w:t>
+      </w:r>
+      <w:r>
+        <w:t>underlying</w:t>
+      </w:r>
+      <w:r>
+        <w:t xml:space="preserve"> purpose of FES – to help </w:t>
+      </w:r>
+      <w:r>
+        <w:t xml:space="preserve">disabled individuals regain agency in their lives. </w:t>
       </w:r>
       <w:r>
         <w:t xml:space="preserve">After reflection on the limitations of this study, we propose that future work should employ a counterbalanced multi-day design with larger participant cohorts, </w:t>
       </w:r>
       <w:r>
-        <w:rPr>
-          <w:highlight w:val="yellow"/>
-        </w:rPr>
         <w:t>dedicated FES artifact rejection,</w:t>
       </w:r>
       <w:r>
@@ -4532,7 +6745,6 @@
           <w:right w:val="nil"/>
           <w:between w:val="nil"/>
         </w:pBdr>
-        <w:jc w:val="both"/>
         <w:rPr>
           <w:color w:val="000000"/>
         </w:rPr>
@@ -4565,7 +6777,19 @@
         <w:rPr>
           <w:color w:val="000000"/>
         </w:rPr>
-        <w:t>Ana Melnichuk</w:t>
+        <w:t>Ana</w:t>
+      </w:r>
+      <w:r>
+        <w:rPr>
+          <w:color w:val="000000"/>
+        </w:rPr>
+        <w:t>stasiia</w:t>
+      </w:r>
+      <w:r>
+        <w:rPr>
+          <w:color w:val="000000"/>
+        </w:rPr>
+        <w:t xml:space="preserve"> Melnichuk</w:t>
       </w:r>
       <w:r>
         <w:rPr>
@@ -4888,7 +7112,15 @@
           <w:sz w:val="20"/>
           <w:szCs w:val="20"/>
         </w:rPr>
-        <w:t>[5] S. Kumar, H. Alawieh, F. S. Racz, R. Fakhreddine, and J. del R. Millán, "Transfer learning promotes acquisition of individual BCI skills,"</w:t>
+        <w:t xml:space="preserve">[5] S. Kumar, H. Alawieh, F. S. Racz, R. Fakhreddine, and J. del R. Millán, "Transfer learning promotes acquisition of </w:t>
+      </w:r>
+      <w:r>
+        <w:rPr>
+          <w:color w:val="000000"/>
+          <w:sz w:val="20"/>
+          <w:szCs w:val="20"/>
+        </w:rPr>
+        <w:t>individual BCI skills,"</w:t>
       </w:r>
       <w:r>
         <w:rPr>
@@ -5008,37 +7240,50 @@
     </w:p>
     <w:p>
       <w:pPr>
-        <w:spacing w:before="160" w:after="80"/>
-        <w:jc w:val="center"/>
-      </w:pPr>
-      <w:r>
-        <w:rPr>
-          <w:b/>
-          <w:bCs/>
-        </w:rPr>
-        <w:t>STATEMENT OF WORK</w:t>
+        <w:pStyle w:val="Heading1"/>
+      </w:pPr>
+      <w:r>
+        <w:t>Statement of Work</w:t>
       </w:r>
     </w:p>
     <w:p>
       <w:pPr>
         <w:spacing w:after="80" w:line="276" w:lineRule="auto"/>
-        <w:jc w:val="both"/>
-      </w:pPr>
-      <w:r>
-        <w:rPr>
-          <w:b/>
-          <w:bCs/>
-        </w:rPr>
-        <w:t xml:space="preserve">Kailash Boggaram (25%): </w:t>
-      </w:r>
-      <w:r>
-        <w:t>EEG preprocessing pipeline, CSP+LDA offline classifier implementation, ERD analysis, manuscript writing (Methods, Results).</w:t>
+      </w:pPr>
+      <w:r>
+        <w:rPr>
+          <w:b/>
+          <w:bCs/>
+        </w:rPr>
+        <w:t>Kailas</w:t>
+      </w:r>
+      <w:r>
+        <w:rPr>
+          <w:b/>
+          <w:bCs/>
+        </w:rPr>
+        <w:t>adatta</w:t>
+      </w:r>
+      <w:r>
+        <w:rPr>
+          <w:b/>
+          <w:bCs/>
+        </w:rPr>
+        <w:t xml:space="preserve"> Boggaram (25%): </w:t>
+      </w:r>
+      <w:r>
+        <w:t>EEG preprocessing pipeline, ERD analysis</w:t>
+      </w:r>
+      <w:r>
+        <w:t xml:space="preserve"> (with Figs. 6-7)</w:t>
+      </w:r>
+      <w:r>
+        <w:t>, manuscript writing (Methods, Results).</w:t>
       </w:r>
     </w:p>
     <w:p>
       <w:pPr>
         <w:spacing w:after="80" w:line="276" w:lineRule="auto"/>
-        <w:jc w:val="both"/>
       </w:pPr>
       <w:r>
         <w:rPr>
@@ -5054,7 +7299,6 @@
     <w:p>
       <w:pPr>
         <w:spacing w:after="80" w:line="276" w:lineRule="auto"/>
-        <w:jc w:val="both"/>
       </w:pPr>
       <w:r>
         <w:rPr>
@@ -5076,7 +7320,6 @@
     <w:p>
       <w:pPr>
         <w:spacing w:after="80" w:line="276" w:lineRule="auto"/>
-        <w:jc w:val="both"/>
       </w:pPr>
       <w:r>
         <w:rPr>
@@ -5115,7 +7358,7 @@
       <w:pgNumType w:start="1"/>
       <w:cols w:num="2" w:space="720" w:equalWidth="0">
         <w:col w:w="5040" w:space="288"/>
-        <w:col w:w="5040" w:space="0"/>
+        <w:col w:w="5040"/>
       </w:cols>
     </w:sectPr>
   </w:body>
@@ -5146,12 +7389,15 @@
         <w:annotationRef/>
       </w:r>
       <w:r>
-        <w:t>not sure if this is true @Kailash</w:t>
+        <w:t>Do we need to do analysis on this or can we? We don't know the frequency of the FES, but we could ask Arman... And maybe do a rejection of this band as well? That could change our entire paper if it actually makes a difference</w:t>
       </w:r>
     </w:p>
   </w:comment>
-  <w:comment w:id="4" w:author="Author" w:initials="A">
-    <w:p>
+  <w:comment w:id="4" w:author="Boggaram, Kailash" w:date="2026-05-01T18:33:00Z" w:initials="KB">
+    <w:p>
+      <w:pPr>
+        <w:pStyle w:val="CommentText"/>
+      </w:pPr>
       <w:r>
         <w:rPr>
           <w:rStyle w:val="CommentReference"/>
@@ -5159,20 +7405,7 @@
         <w:annotationRef/>
       </w:r>
       <w:r>
-        <w:t>Do we need to do analysis on this or can we? We don't know the frequency of the FES, but we could ask Arman... And maybe do a rejection of this band as well? That could change our entire paper if it actually makes a difference</w:t>
-      </w:r>
-    </w:p>
-  </w:comment>
-  <w:comment w:id="5" w:author="Author" w:initials="A">
-    <w:p>
-      <w:r>
-        <w:rPr>
-          <w:rStyle w:val="CommentReference"/>
-        </w:rPr>
-        <w:annotationRef/>
-      </w:r>
-      <w:r>
-        <w:t>Should we talk about this more in the earlier stages of the paper?</w:t>
+        <w:t>It should be easier if we just say that due to not knowing the FES frequency we didn’t reject it or something like that, given we’re short on time</w:t>
       </w:r>
     </w:p>
   </w:comment>
@@ -5182,18 +7415,22 @@
 <file path=word/commentsExtended.xml><?xml version="1.0" encoding="utf-8"?>
 <w15:commentsEx xmlns:wpc="http://schemas.microsoft.com/office/word/2010/wordprocessingCanvas" xmlns:cx="http://schemas.microsoft.com/office/drawing/2014/chartex" xmlns:cx1="http://schemas.microsoft.com/office/drawing/2015/9/8/chartex" xmlns:cx2="http://schemas.microsoft.com/office/drawing/2015/10/21/chartex" xmlns:cx3="http://schemas.microsoft.com/office/drawing/2016/5/9/chartex" xmlns:cx4="http://schemas.microsoft.com/office/drawing/2016/5/10/chartex" xmlns:cx5="http://schemas.microsoft.com/office/drawing/2016/5/11/chartex" xmlns:cx6="http://schemas.microsoft.com/office/drawing/2016/5/12/chartex" xmlns:cx7="http://schemas.microsoft.com/office/drawing/2016/5/13/chartex" xmlns:cx8="http://schemas.microsoft.com/office/drawing/2016/5/14/chartex" xmlns:mc="http://schemas.openxmlformats.org/markup-compatibility/2006" xmlns:aink="http://schemas.microsoft.com/office/drawing/2016/ink" xmlns:am3d="http://schemas.microsoft.com/office/drawing/2017/model3d" xmlns:o="urn:schemas-microsoft-com:office:office" xmlns:oel="http://schemas.microsoft.com/office/2019/extlst" xmlns:r="http://schemas.openxmlformats.org/officeDocument/2006/relationships" xmlns:m="http://schemas.openxmlformats.org/officeDocument/2006/math" xmlns:v="urn:schemas-microsoft-com:vml" xmlns:wp14="http://schemas.microsoft.com/office/word/2010/wordprocessingDrawing" xmlns:wp="http://schemas.openxmlformats.org/drawingml/2006/wordprocessingDrawing" xmlns:w10="urn:schemas-microsoft-com:office:word" xmlns:w="http://schemas.openxmlformats.org/wordprocessingml/2006/main" xmlns:w14="http://schemas.microsoft.com/office/word/2010/wordml" xmlns:w15="http://schemas.microsoft.com/office/word/2012/wordml" xmlns:w16cex="http://schemas.microsoft.com/office/word/2018/wordml/cex" xmlns:w16cid="http://schemas.microsoft.com/office/word/2016/wordml/cid" xmlns:w16="http://schemas.microsoft.com/office/word/2018/wordml" xmlns:w16du="http://schemas.microsoft.com/office/word/2023/wordml/word16du" xmlns:w16sdtdh="http://schemas.microsoft.com/office/word/2020/wordml/sdtdatahash" xmlns:w16sdtfl="http://schemas.microsoft.com/office/word/2024/wordml/sdtformatlock" xmlns:w16se="http://schemas.microsoft.com/office/word/2015/wordml/symex" xmlns:wpg="http://schemas.microsoft.com/office/word/2010/wordprocessingGroup" xmlns:wpi="http://schemas.microsoft.com/office/word/2010/wordprocessingInk" xmlns:wne="http://schemas.microsoft.com/office/word/2006/wordml" xmlns:wps="http://schemas.microsoft.com/office/word/2010/wordprocessingShape" mc:Ignorable="w14 w15 w16se w16cid w16 w16cex w16sdtdh w16sdtfl w16du wp14">
   <w15:commentEx w15:paraId="33DEE774" w15:done="0"/>
-  <w15:commentEx w15:paraId="414EE08B" w15:done="0"/>
   <w15:commentEx w15:paraId="25653D88" w15:done="0"/>
-  <w15:commentEx w15:paraId="3436B24E" w15:done="0"/>
+  <w15:commentEx w15:paraId="0A4C3E1E" w15:paraIdParent="25653D88" w15:done="0"/>
 </w15:commentsEx>
+</file>
+
+<file path=word/commentsExtensible.xml><?xml version="1.0" encoding="utf-8"?>
+<w16cex:commentsExtensible xmlns:wpc="http://schemas.microsoft.com/office/word/2010/wordprocessingCanvas" xmlns:cx="http://schemas.microsoft.com/office/drawing/2014/chartex" xmlns:cx1="http://schemas.microsoft.com/office/drawing/2015/9/8/chartex" xmlns:cx2="http://schemas.microsoft.com/office/drawing/2015/10/21/chartex" xmlns:cx3="http://schemas.microsoft.com/office/drawing/2016/5/9/chartex" xmlns:cx4="http://schemas.microsoft.com/office/drawing/2016/5/10/chartex" xmlns:cx5="http://schemas.microsoft.com/office/drawing/2016/5/11/chartex" xmlns:cx6="http://schemas.microsoft.com/office/drawing/2016/5/12/chartex" xmlns:cx7="http://schemas.microsoft.com/office/drawing/2016/5/13/chartex" xmlns:cx8="http://schemas.microsoft.com/office/drawing/2016/5/14/chartex" xmlns:cr="http://schemas.microsoft.com/office/comments/2020/reactions" xmlns:mc="http://schemas.openxmlformats.org/markup-compatibility/2006" xmlns:aink="http://schemas.microsoft.com/office/drawing/2016/ink" xmlns:am3d="http://schemas.microsoft.com/office/drawing/2017/model3d" xmlns:o="urn:schemas-microsoft-com:office:office" xmlns:oel="http://schemas.microsoft.com/office/2019/extlst" xmlns:r="http://schemas.openxmlformats.org/officeDocument/2006/relationships" xmlns:m="http://schemas.openxmlformats.org/officeDocument/2006/math" xmlns:v="urn:schemas-microsoft-com:vml" xmlns:wp14="http://schemas.microsoft.com/office/word/2010/wordprocessingDrawing" xmlns:wp="http://schemas.openxmlformats.org/drawingml/2006/wordprocessingDrawing" xmlns:w10="urn:schemas-microsoft-com:office:word" xmlns:w="http://schemas.openxmlformats.org/wordprocessingml/2006/main" xmlns:w14="http://schemas.microsoft.com/office/word/2010/wordml" xmlns:w15="http://schemas.microsoft.com/office/word/2012/wordml" xmlns:w16cex="http://schemas.microsoft.com/office/word/2018/wordml/cex" xmlns:w16cid="http://schemas.microsoft.com/office/word/2016/wordml/cid" xmlns:w16="http://schemas.microsoft.com/office/word/2018/wordml" xmlns:w16du="http://schemas.microsoft.com/office/word/2023/wordml/word16du" xmlns:w16sdtdh="http://schemas.microsoft.com/office/word/2020/wordml/sdtdatahash" xmlns:w16sdtfl="http://schemas.microsoft.com/office/word/2024/wordml/sdtformatlock" xmlns:w16se="http://schemas.microsoft.com/office/word/2015/wordml/symex" xmlns:wpg="http://schemas.microsoft.com/office/word/2010/wordprocessingGroup" xmlns:wpi="http://schemas.microsoft.com/office/word/2010/wordprocessingInk" xmlns:wne="http://schemas.microsoft.com/office/word/2006/wordml" xmlns:wps="http://schemas.microsoft.com/office/word/2010/wordprocessingShape" mc:Ignorable="w14 w15 w16se w16cid w16 w16cex w16sdtdh w16sdtfl cr w16du wp14">
+  <w16cex:commentExtensible w16cex:durableId="461CC015" w16cex:dateUtc="2026-05-01T23:33:00Z"/>
+</w16cex:commentsExtensible>
 </file>
 
 <file path=word/commentsIds.xml><?xml version="1.0" encoding="utf-8"?>
 <w16cid:commentsIds xmlns:wpc="http://schemas.microsoft.com/office/word/2010/wordprocessingCanvas" xmlns:cx="http://schemas.microsoft.com/office/drawing/2014/chartex" xmlns:cx1="http://schemas.microsoft.com/office/drawing/2015/9/8/chartex" xmlns:cx2="http://schemas.microsoft.com/office/drawing/2015/10/21/chartex" xmlns:cx3="http://schemas.microsoft.com/office/drawing/2016/5/9/chartex" xmlns:cx4="http://schemas.microsoft.com/office/drawing/2016/5/10/chartex" xmlns:cx5="http://schemas.microsoft.com/office/drawing/2016/5/11/chartex" xmlns:cx6="http://schemas.microsoft.com/office/drawing/2016/5/12/chartex" xmlns:cx7="http://schemas.microsoft.com/office/drawing/2016/5/13/chartex" xmlns:cx8="http://schemas.microsoft.com/office/drawing/2016/5/14/chartex" xmlns:mc="http://schemas.openxmlformats.org/markup-compatibility/2006" xmlns:aink="http://schemas.microsoft.com/office/drawing/2016/ink" xmlns:am3d="http://schemas.microsoft.com/office/drawing/2017/model3d" xmlns:o="urn:schemas-microsoft-com:office:office" xmlns:oel="http://schemas.microsoft.com/office/2019/extlst" xmlns:r="http://schemas.openxmlformats.org/officeDocument/2006/relationships" xmlns:m="http://schemas.openxmlformats.org/officeDocument/2006/math" xmlns:v="urn:schemas-microsoft-com:vml" xmlns:wp14="http://schemas.microsoft.com/office/word/2010/wordprocessingDrawing" xmlns:wp="http://schemas.openxmlformats.org/drawingml/2006/wordprocessingDrawing" xmlns:w10="urn:schemas-microsoft-com:office:word" xmlns:w="http://schemas.openxmlformats.org/wordprocessingml/2006/main" xmlns:w14="http://schemas.microsoft.com/office/word/2010/wordml" xmlns:w15="http://schemas.microsoft.com/office/word/2012/wordml" xmlns:w16cex="http://schemas.microsoft.com/office/word/2018/wordml/cex" xmlns:w16cid="http://schemas.microsoft.com/office/word/2016/wordml/cid" xmlns:w16="http://schemas.microsoft.com/office/word/2018/wordml" xmlns:w16du="http://schemas.microsoft.com/office/word/2023/wordml/word16du" xmlns:w16sdtdh="http://schemas.microsoft.com/office/word/2020/wordml/sdtdatahash" xmlns:w16sdtfl="http://schemas.microsoft.com/office/word/2024/wordml/sdtformatlock" xmlns:w16se="http://schemas.microsoft.com/office/word/2015/wordml/symex" xmlns:wpg="http://schemas.microsoft.com/office/word/2010/wordprocessingGroup" xmlns:wpi="http://schemas.microsoft.com/office/word/2010/wordprocessingInk" xmlns:wne="http://schemas.microsoft.com/office/word/2006/wordml" xmlns:wps="http://schemas.microsoft.com/office/word/2010/wordprocessingShape" mc:Ignorable="w14 w15 w16se w16cid w16 w16cex w16sdtdh w16sdtfl w16du wp14">
   <w16cid:commentId w16cid:paraId="33DEE774" w16cid:durableId="1F9F98AF"/>
-  <w16cid:commentId w16cid:paraId="414EE08B" w16cid:durableId="1B366BD0"/>
   <w16cid:commentId w16cid:paraId="25653D88" w16cid:durableId="7857E349"/>
-  <w16cid:commentId w16cid:paraId="3436B24E" w16cid:durableId="5C89E00D"/>
+  <w16cid:commentId w16cid:paraId="0A4C3E1E" w16cid:durableId="461CC015"/>
 </w16cid:commentsIds>
 </file>
 
@@ -5229,295 +7466,6 @@
     <w:p>
       <w:r>
         <w:continuationSeparator/>
-      </w:r>
-    </w:p>
-  </w:footnote>
-  <w:footnote w:id="1">
-    <w:p>
-      <w:pPr>
-        <w:keepLines/>
-        <w:pBdr>
-          <w:top w:val="nil"/>
-          <w:left w:val="nil"/>
-          <w:bottom w:val="nil"/>
-          <w:right w:val="nil"/>
-          <w:between w:val="nil"/>
-        </w:pBdr>
-        <w:ind w:firstLine="202"/>
-        <w:jc w:val="both"/>
-        <w:rPr>
-          <w:color w:val="000000"/>
-          <w:sz w:val="16"/>
-          <w:szCs w:val="16"/>
-        </w:rPr>
-      </w:pPr>
-      <w:r>
-        <w:rPr>
-          <w:color w:val="000000"/>
-          <w:sz w:val="16"/>
-          <w:szCs w:val="16"/>
-        </w:rPr>
-        <w:t>This work was supported b</w:t>
-      </w:r>
-      <w:r>
-        <w:rPr>
-          <w:color w:val="000000"/>
-          <w:sz w:val="16"/>
-          <w:szCs w:val="16"/>
-        </w:rPr>
-        <w:t>y Dr. Jos</w:t>
-      </w:r>
-      <w:r>
-        <w:rPr>
-          <w:color w:val="000000"/>
-          <w:sz w:val="16"/>
-          <w:szCs w:val="16"/>
-        </w:rPr>
-        <w:t xml:space="preserve">é </w:t>
-      </w:r>
-      <w:r>
-        <w:rPr>
-          <w:color w:val="000000"/>
-          <w:sz w:val="16"/>
-          <w:szCs w:val="16"/>
-        </w:rPr>
-        <w:t xml:space="preserve">del R. </w:t>
-      </w:r>
-      <w:r>
-        <w:rPr>
-          <w:color w:val="000000"/>
-          <w:sz w:val="16"/>
-          <w:szCs w:val="16"/>
-        </w:rPr>
-        <w:t>Millán</w:t>
-      </w:r>
-      <w:r>
-        <w:rPr>
-          <w:color w:val="000000"/>
-          <w:sz w:val="16"/>
-          <w:szCs w:val="16"/>
-        </w:rPr>
-        <w:t>, Arman Paydarfar, and the CNBI Lab.</w:t>
-      </w:r>
-    </w:p>
-    <w:p>
-      <w:pPr>
-        <w:keepLines/>
-        <w:pBdr>
-          <w:top w:val="nil"/>
-          <w:left w:val="nil"/>
-          <w:bottom w:val="nil"/>
-          <w:right w:val="nil"/>
-          <w:between w:val="nil"/>
-        </w:pBdr>
-        <w:ind w:firstLine="202"/>
-        <w:jc w:val="both"/>
-        <w:rPr>
-          <w:color w:val="000000"/>
-          <w:sz w:val="16"/>
-          <w:szCs w:val="16"/>
-        </w:rPr>
-      </w:pPr>
-      <w:r>
-        <w:rPr>
-          <w:color w:val="000000"/>
-          <w:sz w:val="16"/>
-          <w:szCs w:val="16"/>
-        </w:rPr>
-        <w:t xml:space="preserve">Aditya S. Pulipaka is with the Department of Electrical and Computer Engineering, The University of Texas at Austin, Austin, TX 78712 USA (e-mail: </w:t>
-      </w:r>
-      <w:hyperlink r:id="rId1" w:history="1">
-        <w:r>
-          <w:rPr>
-            <w:rStyle w:val="Hyperlink"/>
-            <w:sz w:val="16"/>
-            <w:szCs w:val="16"/>
-          </w:rPr>
-          <w:t>adipu@utexas.edu</w:t>
-        </w:r>
-      </w:hyperlink>
-      <w:r>
-        <w:rPr>
-          <w:color w:val="000000"/>
-          <w:sz w:val="16"/>
-          <w:szCs w:val="16"/>
-        </w:rPr>
-        <w:t>).</w:t>
-      </w:r>
-    </w:p>
-    <w:p>
-      <w:pPr>
-        <w:keepLines/>
-        <w:pBdr>
-          <w:top w:val="nil"/>
-          <w:left w:val="nil"/>
-          <w:bottom w:val="nil"/>
-          <w:right w:val="nil"/>
-          <w:between w:val="nil"/>
-        </w:pBdr>
-        <w:ind w:firstLine="202"/>
-        <w:jc w:val="both"/>
-        <w:rPr>
-          <w:color w:val="000000"/>
-          <w:sz w:val="16"/>
-          <w:szCs w:val="16"/>
-        </w:rPr>
-      </w:pPr>
-      <w:r>
-        <w:rPr>
-          <w:color w:val="000000"/>
-          <w:sz w:val="16"/>
-          <w:szCs w:val="16"/>
-        </w:rPr>
-        <w:t>Kailash Boggaram</w:t>
-      </w:r>
-      <w:r>
-        <w:rPr>
-          <w:color w:val="000000"/>
-          <w:sz w:val="16"/>
-          <w:szCs w:val="16"/>
-        </w:rPr>
-        <w:t xml:space="preserve"> is with the Department of Electrical and Computer Engineering, The University of Texas at Austin, Austin, TX 78712 USA (e-mail: </w:t>
-      </w:r>
-      <w:hyperlink r:id="rId2" w:history="1">
-        <w:r>
-          <w:rPr>
-            <w:rStyle w:val="Hyperlink"/>
-            <w:sz w:val="16"/>
-            <w:szCs w:val="16"/>
-          </w:rPr>
-          <w:t>adipu@utexas.edu</w:t>
-        </w:r>
-      </w:hyperlink>
-      <w:r>
-        <w:rPr>
-          <w:color w:val="000000"/>
-          <w:sz w:val="16"/>
-          <w:szCs w:val="16"/>
-        </w:rPr>
-        <w:t>).</w:t>
-      </w:r>
-    </w:p>
-    <w:p>
-      <w:pPr>
-        <w:keepLines/>
-        <w:pBdr>
-          <w:top w:val="nil"/>
-          <w:left w:val="nil"/>
-          <w:bottom w:val="nil"/>
-          <w:right w:val="nil"/>
-          <w:between w:val="nil"/>
-        </w:pBdr>
-        <w:ind w:firstLine="202"/>
-        <w:jc w:val="both"/>
-        <w:rPr>
-          <w:color w:val="000000"/>
-          <w:sz w:val="16"/>
-          <w:szCs w:val="16"/>
-        </w:rPr>
-      </w:pPr>
-      <w:r>
-        <w:rPr>
-          <w:color w:val="000000"/>
-          <w:sz w:val="16"/>
-          <w:szCs w:val="16"/>
-        </w:rPr>
-        <w:t>Leelai Teshome</w:t>
-      </w:r>
-      <w:r>
-        <w:rPr>
-          <w:color w:val="000000"/>
-          <w:sz w:val="16"/>
-          <w:szCs w:val="16"/>
-        </w:rPr>
-        <w:t xml:space="preserve"> is with the Department of Electrical and Computer Engineering, The University of Texas at Austin, Austin, TX 78712 USA (e-mail: </w:t>
-      </w:r>
-      <w:hyperlink r:id="rId3" w:history="1">
-        <w:r>
-          <w:rPr>
-            <w:rStyle w:val="Hyperlink"/>
-            <w:sz w:val="16"/>
-            <w:szCs w:val="16"/>
-          </w:rPr>
-          <w:t>adipu@utexas.edu</w:t>
-        </w:r>
-      </w:hyperlink>
-      <w:r>
-        <w:rPr>
-          <w:color w:val="000000"/>
-          <w:sz w:val="16"/>
-          <w:szCs w:val="16"/>
-        </w:rPr>
-        <w:t>).</w:t>
-      </w:r>
-    </w:p>
-    <w:p>
-      <w:pPr>
-        <w:keepLines/>
-        <w:pBdr>
-          <w:top w:val="nil"/>
-          <w:left w:val="nil"/>
-          <w:bottom w:val="nil"/>
-          <w:right w:val="nil"/>
-          <w:between w:val="nil"/>
-        </w:pBdr>
-        <w:ind w:firstLine="202"/>
-        <w:jc w:val="both"/>
-        <w:rPr>
-          <w:color w:val="000000"/>
-          <w:sz w:val="16"/>
-          <w:szCs w:val="16"/>
-        </w:rPr>
-      </w:pPr>
-      <w:r>
-        <w:rPr>
-          <w:color w:val="000000"/>
-          <w:sz w:val="16"/>
-          <w:szCs w:val="16"/>
-        </w:rPr>
-        <w:t>Sean Omodon</w:t>
-      </w:r>
-      <w:r>
-        <w:rPr>
-          <w:color w:val="000000"/>
-          <w:sz w:val="16"/>
-          <w:szCs w:val="16"/>
-        </w:rPr>
-        <w:t xml:space="preserve"> is with the Department of </w:t>
-      </w:r>
-      <w:r>
-        <w:rPr>
-          <w:color w:val="000000"/>
-          <w:sz w:val="16"/>
-          <w:szCs w:val="16"/>
-        </w:rPr>
-        <w:t>Biomedical Engineering</w:t>
-      </w:r>
-      <w:r>
-        <w:rPr>
-          <w:color w:val="000000"/>
-          <w:sz w:val="16"/>
-          <w:szCs w:val="16"/>
-        </w:rPr>
-        <w:t xml:space="preserve">, The University of Texas at Austin, Austin, TX 78712 USA (e-mail: </w:t>
-      </w:r>
-      <w:hyperlink r:id="rId4" w:history="1">
-        <w:r>
-          <w:rPr>
-            <w:rStyle w:val="Hyperlink"/>
-            <w:sz w:val="16"/>
-            <w:szCs w:val="16"/>
-          </w:rPr>
-          <w:t>adipu@utexas.edu</w:t>
-        </w:r>
-      </w:hyperlink>
-      <w:r>
-        <w:rPr>
-          <w:color w:val="000000"/>
-          <w:sz w:val="16"/>
-          <w:szCs w:val="16"/>
-        </w:rPr>
-        <w:t>).</w:t>
       </w:r>
     </w:p>
   </w:footnote>
@@ -7002,25 +8950,31 @@
       </w:pPr>
     </w:lvl>
   </w:abstractNum>
-  <w:num w:numId="1" w16cid:durableId="1704474254">
-    <w:abstractNumId w:val="10"/>
+  <w:num w:numId="1" w16cid:durableId="1092511273">
+    <w:abstractNumId w:val="13"/>
   </w:num>
   <w:num w:numId="2" w16cid:durableId="1182279118">
     <w:abstractNumId w:val="2"/>
   </w:num>
-  <w:num w:numId="3" w16cid:durableId="83192768">
-    <w:abstractNumId w:val="1"/>
+  <w:num w:numId="3" w16cid:durableId="1268463963">
+    <w:abstractNumId w:val="7"/>
   </w:num>
   <w:num w:numId="4" w16cid:durableId="1311791867">
     <w:abstractNumId w:val="9"/>
   </w:num>
-  <w:num w:numId="5" w16cid:durableId="171183208">
+  <w:num w:numId="5" w16cid:durableId="1525364928">
+    <w:abstractNumId w:val="11"/>
+  </w:num>
+  <w:num w:numId="6" w16cid:durableId="1704474254">
+    <w:abstractNumId w:val="10"/>
+  </w:num>
+  <w:num w:numId="7" w16cid:durableId="171183208">
     <w:abstractNumId w:val="6"/>
   </w:num>
-  <w:num w:numId="6" w16cid:durableId="1268463963">
-    <w:abstractNumId w:val="7"/>
+  <w:num w:numId="8" w16cid:durableId="1950312838">
+    <w:abstractNumId w:val="4"/>
   </w:num>
-  <w:num w:numId="7" w16cid:durableId="439372643">
+  <w:num w:numId="9" w16cid:durableId="439372643">
     <w:abstractNumId w:val="10"/>
     <w:lvlOverride w:ilvl="0">
       <w:startOverride w:val="1"/>
@@ -7050,31 +9004,33 @@
       <w:startOverride w:val="1"/>
     </w:lvlOverride>
   </w:num>
-  <w:num w:numId="8" w16cid:durableId="538515103">
+  <w:num w:numId="10" w16cid:durableId="538515103">
     <w:abstractNumId w:val="5"/>
   </w:num>
-  <w:num w:numId="9" w16cid:durableId="1950312838">
-    <w:abstractNumId w:val="4"/>
+  <w:num w:numId="11" w16cid:durableId="717583479">
+    <w:abstractNumId w:val="3"/>
   </w:num>
-  <w:num w:numId="10" w16cid:durableId="881602541">
+  <w:num w:numId="12" w16cid:durableId="830146748">
+    <w:abstractNumId w:val="0"/>
+  </w:num>
+  <w:num w:numId="13" w16cid:durableId="83192768">
+    <w:abstractNumId w:val="1"/>
+  </w:num>
+  <w:num w:numId="14" w16cid:durableId="881602541">
     <w:abstractNumId w:val="8"/>
   </w:num>
-  <w:num w:numId="11" w16cid:durableId="830146748">
-    <w:abstractNumId w:val="0"/>
-  </w:num>
-  <w:num w:numId="12" w16cid:durableId="947540831">
+  <w:num w:numId="15" w16cid:durableId="947540831">
     <w:abstractNumId w:val="12"/>
   </w:num>
-  <w:num w:numId="13" w16cid:durableId="1525364928">
-    <w:abstractNumId w:val="11"/>
-  </w:num>
-  <w:num w:numId="14" w16cid:durableId="717583479">
-    <w:abstractNumId w:val="3"/>
-  </w:num>
-  <w:num w:numId="15" w16cid:durableId="1092511273">
-    <w:abstractNumId w:val="13"/>
-  </w:num>
 </w:numbering>
+</file>
+
+<file path=word/people.xml><?xml version="1.0" encoding="utf-8"?>
+<w15:people xmlns:wpc="http://schemas.microsoft.com/office/word/2010/wordprocessingCanvas" xmlns:cx="http://schemas.microsoft.com/office/drawing/2014/chartex" xmlns:cx1="http://schemas.microsoft.com/office/drawing/2015/9/8/chartex" xmlns:cx2="http://schemas.microsoft.com/office/drawing/2015/10/21/chartex" xmlns:cx3="http://schemas.microsoft.com/office/drawing/2016/5/9/chartex" xmlns:cx4="http://schemas.microsoft.com/office/drawing/2016/5/10/chartex" xmlns:cx5="http://schemas.microsoft.com/office/drawing/2016/5/11/chartex" xmlns:cx6="http://schemas.microsoft.com/office/drawing/2016/5/12/chartex" xmlns:cx7="http://schemas.microsoft.com/office/drawing/2016/5/13/chartex" xmlns:cx8="http://schemas.microsoft.com/office/drawing/2016/5/14/chartex" xmlns:mc="http://schemas.openxmlformats.org/markup-compatibility/2006" xmlns:aink="http://schemas.microsoft.com/office/drawing/2016/ink" xmlns:am3d="http://schemas.microsoft.com/office/drawing/2017/model3d" xmlns:o="urn:schemas-microsoft-com:office:office" xmlns:oel="http://schemas.microsoft.com/office/2019/extlst" xmlns:r="http://schemas.openxmlformats.org/officeDocument/2006/relationships" xmlns:m="http://schemas.openxmlformats.org/officeDocument/2006/math" xmlns:v="urn:schemas-microsoft-com:vml" xmlns:wp14="http://schemas.microsoft.com/office/word/2010/wordprocessingDrawing" xmlns:wp="http://schemas.openxmlformats.org/drawingml/2006/wordprocessingDrawing" xmlns:w10="urn:schemas-microsoft-com:office:word" xmlns:w="http://schemas.openxmlformats.org/wordprocessingml/2006/main" xmlns:w14="http://schemas.microsoft.com/office/word/2010/wordml" xmlns:w15="http://schemas.microsoft.com/office/word/2012/wordml" xmlns:w16cex="http://schemas.microsoft.com/office/word/2018/wordml/cex" xmlns:w16cid="http://schemas.microsoft.com/office/word/2016/wordml/cid" xmlns:w16="http://schemas.microsoft.com/office/word/2018/wordml" xmlns:w16du="http://schemas.microsoft.com/office/word/2023/wordml/word16du" xmlns:w16sdtdh="http://schemas.microsoft.com/office/word/2020/wordml/sdtdatahash" xmlns:w16sdtfl="http://schemas.microsoft.com/office/word/2024/wordml/sdtformatlock" xmlns:w16se="http://schemas.microsoft.com/office/word/2015/wordml/symex" xmlns:wpg="http://schemas.microsoft.com/office/word/2010/wordprocessingGroup" xmlns:wpi="http://schemas.microsoft.com/office/word/2010/wordprocessingInk" xmlns:wne="http://schemas.microsoft.com/office/word/2006/wordml" xmlns:wps="http://schemas.microsoft.com/office/word/2010/wordprocessingShape" mc:Ignorable="w14 w15 w16se w16cid w16 w16cex w16sdtdh w16sdtfl w16du wp14">
+  <w15:person w15:author="Boggaram, Kailash">
+    <w15:presenceInfo w15:providerId="AD" w15:userId="S::kb46242@eid.utexas.edu::f7662206-1ee5-4014-abf8-e6999687db74"/>
+  </w15:person>
+</w15:people>
 </file>
 
 <file path=word/styles.xml><?xml version="1.0" encoding="utf-8"?>
@@ -7469,6 +9425,10 @@
   <w:style w:type="paragraph" w:default="1" w:styleId="Normal">
     <w:name w:val="Normal"/>
     <w:qFormat/>
+    <w:rsid w:val="00170C90"/>
+    <w:pPr>
+      <w:ind w:firstLine="274"/>
+    </w:pPr>
   </w:style>
   <w:style w:type="paragraph" w:styleId="Heading1">
     <w:name w:val="heading 1"/>
@@ -7502,7 +9462,7 @@
       <w:keepNext/>
       <w:numPr>
         <w:ilvl w:val="1"/>
-        <w:numId w:val="1"/>
+        <w:numId w:val="6"/>
       </w:numPr>
       <w:spacing w:before="120" w:after="60"/>
       <w:outlineLvl w:val="1"/>
@@ -7523,7 +9483,7 @@
       <w:keepNext/>
       <w:numPr>
         <w:ilvl w:val="2"/>
-        <w:numId w:val="1"/>
+        <w:numId w:val="6"/>
       </w:numPr>
       <w:outlineLvl w:val="2"/>
     </w:pPr>
@@ -7544,7 +9504,7 @@
       <w:keepNext/>
       <w:numPr>
         <w:ilvl w:val="3"/>
-        <w:numId w:val="1"/>
+        <w:numId w:val="6"/>
       </w:numPr>
       <w:spacing w:before="240" w:after="60"/>
       <w:outlineLvl w:val="3"/>
@@ -7567,7 +9527,7 @@
     <w:pPr>
       <w:numPr>
         <w:ilvl w:val="4"/>
-        <w:numId w:val="1"/>
+        <w:numId w:val="6"/>
       </w:numPr>
       <w:spacing w:before="240" w:after="60"/>
       <w:outlineLvl w:val="4"/>
@@ -7588,7 +9548,7 @@
     <w:pPr>
       <w:numPr>
         <w:ilvl w:val="5"/>
-        <w:numId w:val="1"/>
+        <w:numId w:val="6"/>
       </w:numPr>
       <w:spacing w:before="240" w:after="60"/>
       <w:outlineLvl w:val="5"/>
@@ -7609,7 +9569,7 @@
     <w:pPr>
       <w:numPr>
         <w:ilvl w:val="6"/>
-        <w:numId w:val="1"/>
+        <w:numId w:val="6"/>
       </w:numPr>
       <w:spacing w:before="240" w:after="60"/>
       <w:outlineLvl w:val="6"/>
@@ -7628,7 +9588,7 @@
     <w:pPr>
       <w:numPr>
         <w:ilvl w:val="7"/>
-        <w:numId w:val="1"/>
+        <w:numId w:val="6"/>
       </w:numPr>
       <w:spacing w:before="240" w:after="60"/>
       <w:outlineLvl w:val="7"/>
@@ -7649,7 +9609,7 @@
     <w:pPr>
       <w:numPr>
         <w:ilvl w:val="8"/>
-        <w:numId w:val="1"/>
+        <w:numId w:val="6"/>
       </w:numPr>
       <w:spacing w:before="240" w:after="60"/>
       <w:outlineLvl w:val="8"/>
@@ -7761,7 +9721,7 @@
     <w:basedOn w:val="Normal"/>
     <w:pPr>
       <w:numPr>
-        <w:numId w:val="6"/>
+        <w:numId w:val="3"/>
       </w:numPr>
       <w:jc w:val="both"/>
     </w:pPr>
@@ -8192,7 +10152,6 @@
     <w:basedOn w:val="Normal"/>
     <w:link w:val="CommentTextChar"/>
     <w:uiPriority w:val="99"/>
-    <w:semiHidden/>
     <w:unhideWhenUsed/>
     <w:rsid w:val="001E7EDB"/>
   </w:style>
@@ -8201,7 +10160,6 @@
     <w:basedOn w:val="DefaultParagraphFont"/>
     <w:link w:val="CommentText"/>
     <w:uiPriority w:val="99"/>
-    <w:semiHidden/>
     <w:rsid w:val="001E7EDB"/>
   </w:style>
   <w:style w:type="paragraph" w:styleId="CommentSubject">
@@ -8310,6 +10268,29 @@
       <w:color w:val="605E5C"/>
       <w:shd w:val="clear" w:color="auto" w:fill="E1DFDD"/>
     </w:rPr>
+  </w:style>
+  <w:style w:type="table" w:styleId="TableGrid">
+    <w:name w:val="Table Grid"/>
+    <w:basedOn w:val="TableNormal"/>
+    <w:uiPriority w:val="59"/>
+    <w:rsid w:val="00FB4123"/>
+    <w:tblPr>
+      <w:tblBorders>
+        <w:top w:val="single" w:sz="4" w:space="0" w:color="000000" w:themeColor="text1"/>
+        <w:left w:val="single" w:sz="4" w:space="0" w:color="000000" w:themeColor="text1"/>
+        <w:bottom w:val="single" w:sz="4" w:space="0" w:color="000000" w:themeColor="text1"/>
+        <w:right w:val="single" w:sz="4" w:space="0" w:color="000000" w:themeColor="text1"/>
+        <w:insideH w:val="single" w:sz="4" w:space="0" w:color="000000" w:themeColor="text1"/>
+        <w:insideV w:val="single" w:sz="4" w:space="0" w:color="000000" w:themeColor="text1"/>
+      </w:tblBorders>
+    </w:tblPr>
+  </w:style>
+  <w:style w:type="paragraph" w:styleId="Revision">
+    <w:name w:val="Revision"/>
+    <w:hidden/>
+    <w:uiPriority w:val="99"/>
+    <w:semiHidden/>
+    <w:rsid w:val="00EF61EC"/>
   </w:style>
 </w:styles>
 </file>
@@ -8576,6 +10557,25 @@
 </file>
 
 <file path=customXml/item1.xml><?xml version="1.0" encoding="utf-8"?>
+<go:gDocsCustomXmlDataStorage xmlns:go="http://customooxmlschemas.google.com/" xmlns:r="http://schemas.openxmlformats.org/officeDocument/2006/relationships">
+  <go:docsCustomData xmlns:go="http://customooxmlschemas.google.com/" roundtripDataSignature="AMtx7mjPovk3igAzhESNbNe8yh+DWI7/jA==">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</go:docsCustomData>
+</go:gDocsCustomXmlDataStorage>
+</file>
+
+<file path=customXml/item2.xml><?xml version="1.0" encoding="utf-8"?>
+<b:Sources xmlns:b="http://schemas.openxmlformats.org/officeDocument/2006/bibliography" xmlns="http://schemas.openxmlformats.org/officeDocument/2006/bibliography" SelectedStyle="\APASixthEditionOfficeOnline.xsl" StyleName="APA" Version="6"/>
+</file>
+
+<file path=customXml/item3.xml><?xml version="1.0" encoding="utf-8"?>
+<?mso-contentType ?>
+<FormTemplates xmlns="http://schemas.microsoft.com/sharepoint/v3/contenttype/forms">
+  <Display>DocumentLibraryForm</Display>
+  <Edit>DocumentLibraryForm</Edit>
+  <New>DocumentLibraryForm</New>
+</FormTemplates>
+</file>
+
+<file path=customXml/item4.xml><?xml version="1.0" encoding="utf-8"?>
 <ct:contentTypeSchema xmlns:ct="http://schemas.microsoft.com/office/2006/metadata/contentType" xmlns:ma="http://schemas.microsoft.com/office/2006/metadata/properties/metaAttributes" ct:_="" ma:_="" ma:contentTypeName="Document" ma:contentTypeID="0x0101002781FC59AEB69846A91216780F4B79F4" ma:contentTypeVersion="12" ma:contentTypeDescription="Create a new document." ma:contentTypeScope="" ma:versionID="2911e47ed03a452b91d9d62f1b1f91c7">
   <xsd:schema xmlns:xsd="http://www.w3.org/2001/XMLSchema" xmlns:xs="http://www.w3.org/2001/XMLSchema" xmlns:p="http://schemas.microsoft.com/office/2006/metadata/properties" xmlns:ns3="f45dd402-89ec-4aad-845b-926a1409c778" targetNamespace="http://schemas.microsoft.com/office/2006/metadata/properties" ma:root="true" ma:fieldsID="103d196110ca545ffaea82c5f2b226a1" ns3:_="">
     <xsd:import namespace="f45dd402-89ec-4aad-845b-926a1409c778"/>
@@ -8767,17 +10767,7 @@
 </ct:contentTypeSchema>
 </file>
 
-<file path=customXml/item2.xml><?xml version="1.0" encoding="utf-8"?>
-<go:gDocsCustomXmlDataStorage xmlns:go="http://customooxmlschemas.google.com/" xmlns:r="http://schemas.openxmlformats.org/officeDocument/2006/relationships">
-  <go:docsCustomData xmlns:go="http://customooxmlschemas.google.com/" roundtripDataSignature="AMtx7mjPovk3igAzhESNbNe8yh+DWI7/jA==">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</go:docsCustomData>
-</go:gDocsCustomXmlDataStorage>
-</file>
-
-<file path=customXml/item3.xml><?xml version="1.0" encoding="utf-8"?>
-<b:Sources xmlns:b="http://schemas.openxmlformats.org/officeDocument/2006/bibliography" xmlns="http://schemas.openxmlformats.org/officeDocument/2006/bibliography" SelectedStyle="\APASixthEditionOfficeOnline.xsl" StyleName="APA" Version="6"/>
-</file>
-
-<file path=customXml/item4.xml><?xml version="1.0" encoding="utf-8"?>
+<file path=customXml/item5.xml><?xml version="1.0" encoding="utf-8"?>
 <p:properties xmlns:p="http://schemas.microsoft.com/office/2006/metadata/properties" xmlns:xsi="http://www.w3.org/2001/XMLSchema-instance" xmlns:pc="http://schemas.microsoft.com/office/infopath/2007/PartnerControls">
   <documentManagement>
     <_activity xmlns="f45dd402-89ec-4aad-845b-926a1409c778" xsi:nil="true"/>
@@ -8785,16 +10775,32 @@
 </p:properties>
 </file>
 
-<file path=customXml/item5.xml><?xml version="1.0" encoding="utf-8"?>
-<?mso-contentType ?>
-<FormTemplates xmlns="http://schemas.microsoft.com/sharepoint/v3/contenttype/forms">
-  <Display>DocumentLibraryForm</Display>
-  <Edit>DocumentLibraryForm</Edit>
-  <New>DocumentLibraryForm</New>
-</FormTemplates>
+<file path=customXml/itemProps1.xml><?xml version="1.0" encoding="utf-8"?>
+<ds:datastoreItem xmlns:ds="http://schemas.openxmlformats.org/officeDocument/2006/customXml" ds:itemID="{11111111-1234-1234-1234-123412341234}">
+  <ds:schemaRefs>
+    <ds:schemaRef ds:uri="http://customooxmlschemas.google.com/"/>
+    <ds:schemaRef ds:uri="http://schemas.openxmlformats.org/officeDocument/2006/relationships"/>
+  </ds:schemaRefs>
+</ds:datastoreItem>
 </file>
 
-<file path=customXml/itemProps1.xml><?xml version="1.0" encoding="utf-8"?>
+<file path=customXml/itemProps2.xml><?xml version="1.0" encoding="utf-8"?>
+<ds:datastoreItem xmlns:ds="http://schemas.openxmlformats.org/officeDocument/2006/customXml" ds:itemID="{7FDB3116-7FC6-4074-8BFD-613BFCEE0C0E}">
+  <ds:schemaRefs>
+    <ds:schemaRef ds:uri="http://schemas.openxmlformats.org/officeDocument/2006/bibliography"/>
+  </ds:schemaRefs>
+</ds:datastoreItem>
+</file>
+
+<file path=customXml/itemProps3.xml><?xml version="1.0" encoding="utf-8"?>
+<ds:datastoreItem xmlns:ds="http://schemas.openxmlformats.org/officeDocument/2006/customXml" ds:itemID="{0F631C44-9E02-4F5F-93D1-4B554E728BF4}">
+  <ds:schemaRefs>
+    <ds:schemaRef ds:uri="http://schemas.microsoft.com/sharepoint/v3/contenttype/forms"/>
+  </ds:schemaRefs>
+</ds:datastoreItem>
+</file>
+
+<file path=customXml/itemProps4.xml><?xml version="1.0" encoding="utf-8"?>
 <ds:datastoreItem xmlns:ds="http://schemas.openxmlformats.org/officeDocument/2006/customXml" ds:itemID="{6FE9E6B9-74F5-4AEE-B34B-463490228839}">
   <ds:schemaRefs>
     <ds:schemaRef ds:uri="http://schemas.microsoft.com/office/2006/metadata/contentType"/>
@@ -8812,24 +10818,7 @@
 </ds:datastoreItem>
 </file>
 
-<file path=customXml/itemProps2.xml><?xml version="1.0" encoding="utf-8"?>
-<ds:datastoreItem xmlns:ds="http://schemas.openxmlformats.org/officeDocument/2006/customXml" ds:itemID="{11111111-1234-1234-1234-123412341234}">
-  <ds:schemaRefs>
-    <ds:schemaRef ds:uri="http://customooxmlschemas.google.com/"/>
-    <ds:schemaRef ds:uri="http://schemas.openxmlformats.org/officeDocument/2006/relationships"/>
-  </ds:schemaRefs>
-</ds:datastoreItem>
-</file>
-
-<file path=customXml/itemProps3.xml><?xml version="1.0" encoding="utf-8"?>
-<ds:datastoreItem xmlns:ds="http://schemas.openxmlformats.org/officeDocument/2006/customXml" ds:itemID="{7FDB3116-7FC6-4074-8BFD-613BFCEE0C0E}">
-  <ds:schemaRefs>
-    <ds:schemaRef ds:uri="http://schemas.openxmlformats.org/officeDocument/2006/bibliography"/>
-  </ds:schemaRefs>
-</ds:datastoreItem>
-</file>
-
-<file path=customXml/itemProps4.xml><?xml version="1.0" encoding="utf-8"?>
+<file path=customXml/itemProps5.xml><?xml version="1.0" encoding="utf-8"?>
 <ds:datastoreItem xmlns:ds="http://schemas.openxmlformats.org/officeDocument/2006/customXml" ds:itemID="{F2D1ECDA-178E-441D-960C-4D7E3E4A3794}">
   <ds:schemaRefs>
     <ds:schemaRef ds:uri="http://schemas.microsoft.com/office/2006/metadata/properties"/>
@@ -8837,12 +10826,4 @@
     <ds:schemaRef ds:uri="f45dd402-89ec-4aad-845b-926a1409c778"/>
   </ds:schemaRefs>
 </ds:datastoreItem>
-</file>
-
-<file path=customXml/itemProps5.xml><?xml version="1.0" encoding="utf-8"?>
-<ds:datastoreItem xmlns:ds="http://schemas.openxmlformats.org/officeDocument/2006/customXml" ds:itemID="{0F631C44-9E02-4F5F-93D1-4B554E728BF4}">
-  <ds:schemaRefs>
-    <ds:schemaRef ds:uri="http://schemas.microsoft.com/sharepoint/v3/contenttype/forms"/>
-  </ds:schemaRefs>
-</ds:datastoreItem>
 </file>